--- a/Documentation.docx
+++ b/Documentation.docx
@@ -5,161 +5,1659 @@
     <w:p>
       <w:pPr>
         <w:spacing w:line="360" w:lineRule="auto"/>
-        <w:rPr>
-          <w:rFonts w:ascii="Times New Roman" w:hAnsi="Times New Roman" w:cs="Times New Roman"/>
-          <w:b/>
-          <w:bCs/>
-        </w:rPr>
-      </w:pPr>
-      <w:r>
-        <w:rPr>
-          <w:rFonts w:ascii="Times New Roman" w:hAnsi="Times New Roman" w:cs="Times New Roman"/>
-          <w:b/>
-          <w:bCs/>
-        </w:rPr>
-        <w:t>Star Wars Universe</w:t>
-      </w:r>
-    </w:p>
-    <w:p>
-      <w:pPr>
-        <w:spacing w:line="360" w:lineRule="auto"/>
-        <w:rPr>
-          <w:rFonts w:ascii="Times New Roman" w:hAnsi="Times New Roman" w:cs="Times New Roman"/>
-          <w:b/>
-          <w:bCs/>
-        </w:rPr>
-      </w:pPr>
-      <w:r>
-        <w:rPr>
-          <w:rFonts w:ascii="Times New Roman" w:hAnsi="Times New Roman" w:cs="Times New Roman"/>
-          <w:b/>
-          <w:bCs/>
-        </w:rPr>
-        <w:t>Course Project Documentation</w:t>
-      </w:r>
-    </w:p>
-    <w:p>
-      <w:pPr>
-        <w:spacing w:line="360" w:lineRule="auto"/>
-        <w:rPr>
-          <w:rFonts w:ascii="Times New Roman" w:hAnsi="Times New Roman" w:cs="Times New Roman"/>
-          <w:b/>
-          <w:bCs/>
-        </w:rPr>
-      </w:pPr>
-      <w:r>
-        <w:rPr>
-          <w:rFonts w:ascii="Times New Roman" w:hAnsi="Times New Roman" w:cs="Times New Roman"/>
-          <w:b/>
-          <w:bCs/>
-        </w:rPr>
-        <w:t>Technical University of Varna</w:t>
-      </w:r>
-    </w:p>
-    <w:p>
-      <w:pPr>
-        <w:spacing w:line="360" w:lineRule="auto"/>
-        <w:rPr>
-          <w:rFonts w:ascii="Times New Roman" w:hAnsi="Times New Roman" w:cs="Times New Roman"/>
-          <w:b/>
-          <w:bCs/>
-        </w:rPr>
-      </w:pPr>
-      <w:r>
-        <w:rPr>
-          <w:rFonts w:ascii="Times New Roman" w:hAnsi="Times New Roman" w:cs="Times New Roman"/>
-          <w:b/>
-          <w:bCs/>
-        </w:rPr>
-        <w:t>Cybersecurity</w:t>
-      </w:r>
-    </w:p>
-    <w:p>
-      <w:pPr>
-        <w:spacing w:line="360" w:lineRule="auto"/>
-        <w:rPr>
-          <w:rFonts w:ascii="Times New Roman" w:hAnsi="Times New Roman" w:cs="Times New Roman"/>
-          <w:b/>
-          <w:bCs/>
-        </w:rPr>
-      </w:pPr>
-      <w:r>
-        <w:rPr>
-          <w:rFonts w:ascii="Times New Roman" w:hAnsi="Times New Roman" w:cs="Times New Roman"/>
-          <w:b/>
-          <w:bCs/>
+        <w:jc w:val="center"/>
+        <w:rPr>
+          <w:rFonts w:ascii="Times New Roman" w:hAnsi="Times New Roman" w:cs="Times New Roman"/>
+          <w:b/>
+          <w:bCs/>
+          <w:sz w:val="32"/>
+          <w:szCs w:val="32"/>
+          <w:lang w:val="bg-BG"/>
+        </w:rPr>
+      </w:pPr>
+      <w:r>
+        <w:rPr>
+          <w:rFonts w:ascii="Times New Roman" w:hAnsi="Times New Roman" w:cs="Times New Roman"/>
+        </w:rPr>
+        <w:drawing>
+          <wp:anchor distT="0" distB="0" distL="114300" distR="114300" simplePos="0" relativeHeight="251659264" behindDoc="0" locked="0" layoutInCell="1" allowOverlap="1" wp14:anchorId="7E849723" wp14:editId="3FA7095C">
+            <wp:simplePos x="0" y="0"/>
+            <wp:positionH relativeFrom="margin">
+              <wp:posOffset>0</wp:posOffset>
+            </wp:positionH>
+            <wp:positionV relativeFrom="paragraph">
+              <wp:posOffset>449580</wp:posOffset>
+            </wp:positionV>
+            <wp:extent cx="5029200" cy="1028700"/>
+            <wp:effectExtent l="0" t="0" r="0" b="0"/>
+            <wp:wrapSquare wrapText="bothSides"/>
+            <wp:docPr id="1" name="Picture 1"/>
+            <wp:cNvGraphicFramePr>
+              <a:graphicFrameLocks xmlns:a="http://schemas.openxmlformats.org/drawingml/2006/main" noChangeAspect="1"/>
+            </wp:cNvGraphicFramePr>
+            <a:graphic xmlns:a="http://schemas.openxmlformats.org/drawingml/2006/main">
+              <a:graphicData uri="http://schemas.openxmlformats.org/drawingml/2006/picture">
+                <pic:pic xmlns:pic="http://schemas.openxmlformats.org/drawingml/2006/picture">
+                  <pic:nvPicPr>
+                    <pic:cNvPr id="0" name="Picture 1"/>
+                    <pic:cNvPicPr>
+                      <a:picLocks noChangeAspect="1" noChangeArrowheads="1"/>
+                    </pic:cNvPicPr>
+                  </pic:nvPicPr>
+                  <pic:blipFill>
+                    <a:blip r:embed="rId5">
+                      <a:extLst>
+                        <a:ext uri="{28A0092B-C50C-407E-A947-70E740481C1C}">
+                          <a14:useLocalDpi xmlns:a14="http://schemas.microsoft.com/office/drawing/2010/main" val="0"/>
+                        </a:ext>
+                      </a:extLst>
+                    </a:blip>
+                    <a:srcRect/>
+                    <a:stretch>
+                      <a:fillRect/>
+                    </a:stretch>
+                  </pic:blipFill>
+                  <pic:spPr bwMode="auto">
+                    <a:xfrm>
+                      <a:off x="0" y="0"/>
+                      <a:ext cx="5029200" cy="1028700"/>
+                    </a:xfrm>
+                    <a:prstGeom prst="rect">
+                      <a:avLst/>
+                    </a:prstGeom>
+                    <a:noFill/>
+                    <a:ln>
+                      <a:noFill/>
+                    </a:ln>
+                  </pic:spPr>
+                </pic:pic>
+              </a:graphicData>
+            </a:graphic>
+            <wp14:sizeRelH relativeFrom="page">
+              <wp14:pctWidth>0</wp14:pctWidth>
+            </wp14:sizeRelH>
+            <wp14:sizeRelV relativeFrom="page">
+              <wp14:pctHeight>0</wp14:pctHeight>
+            </wp14:sizeRelV>
+          </wp:anchor>
+        </w:drawing>
+      </w:r>
+    </w:p>
+    <w:p>
+      <w:pPr>
+        <w:spacing w:line="360" w:lineRule="auto"/>
+        <w:jc w:val="center"/>
+        <w:rPr>
+          <w:rFonts w:ascii="Times New Roman" w:hAnsi="Times New Roman" w:cs="Times New Roman"/>
+          <w:b/>
+          <w:bCs/>
+          <w:sz w:val="32"/>
+          <w:szCs w:val="32"/>
+          <w:lang w:val="bg-BG"/>
+        </w:rPr>
+      </w:pPr>
+    </w:p>
+    <w:p>
+      <w:pPr>
+        <w:spacing w:line="360" w:lineRule="auto"/>
+        <w:jc w:val="center"/>
+        <w:rPr>
+          <w:rFonts w:ascii="Times New Roman" w:hAnsi="Times New Roman" w:cs="Times New Roman"/>
+          <w:b/>
+          <w:bCs/>
+          <w:sz w:val="32"/>
+          <w:szCs w:val="32"/>
+          <w:lang w:val="bg-BG"/>
+        </w:rPr>
+      </w:pPr>
+    </w:p>
+    <w:p>
+      <w:pPr>
+        <w:spacing w:line="360" w:lineRule="auto"/>
+        <w:jc w:val="center"/>
+        <w:rPr>
+          <w:rFonts w:ascii="Times New Roman" w:hAnsi="Times New Roman" w:cs="Times New Roman"/>
+          <w:b/>
+          <w:bCs/>
+          <w:sz w:val="32"/>
+          <w:szCs w:val="32"/>
+          <w:lang w:val="bg-BG"/>
+        </w:rPr>
+      </w:pPr>
+    </w:p>
+    <w:p>
+      <w:pPr>
+        <w:spacing w:line="360" w:lineRule="auto"/>
+        <w:jc w:val="center"/>
+        <w:rPr>
+          <w:rFonts w:ascii="Times New Roman" w:hAnsi="Times New Roman" w:cs="Times New Roman"/>
+          <w:b/>
+          <w:bCs/>
+          <w:sz w:val="32"/>
+          <w:szCs w:val="32"/>
+          <w:lang w:val="bg-BG"/>
+        </w:rPr>
+      </w:pPr>
+      <w:r>
+        <w:rPr>
+          <w:rFonts w:ascii="Times New Roman" w:hAnsi="Times New Roman" w:cs="Times New Roman"/>
+          <w:b/>
+          <w:bCs/>
+          <w:sz w:val="32"/>
+          <w:szCs w:val="32"/>
+          <w:lang w:val="bg-BG"/>
+        </w:rPr>
+        <w:t xml:space="preserve">Курсов </w:t>
+      </w:r>
+      <w:r>
+        <w:rPr>
+          <w:rFonts w:ascii="Times New Roman" w:hAnsi="Times New Roman" w:cs="Times New Roman"/>
+          <w:b/>
+          <w:bCs/>
+          <w:sz w:val="32"/>
+          <w:szCs w:val="32"/>
+          <w:lang w:val="bg-BG"/>
+        </w:rPr>
+        <w:t>п</w:t>
+      </w:r>
+      <w:r>
+        <w:rPr>
+          <w:rFonts w:ascii="Times New Roman" w:hAnsi="Times New Roman" w:cs="Times New Roman"/>
+          <w:b/>
+          <w:bCs/>
+          <w:sz w:val="32"/>
+          <w:szCs w:val="32"/>
+          <w:lang w:val="bg-BG"/>
+        </w:rPr>
+        <w:t>роект</w:t>
+      </w:r>
+      <w:r>
+        <w:rPr>
+          <w:rFonts w:ascii="Times New Roman" w:hAnsi="Times New Roman" w:cs="Times New Roman"/>
+          <w:b/>
+          <w:bCs/>
+          <w:sz w:val="32"/>
+          <w:szCs w:val="32"/>
+          <w:lang w:val="bg-BG"/>
+        </w:rPr>
+        <w:t xml:space="preserve"> </w:t>
+      </w:r>
+    </w:p>
+    <w:p>
+      <w:pPr>
+        <w:spacing w:line="360" w:lineRule="auto"/>
+        <w:jc w:val="center"/>
+        <w:rPr>
+          <w:rFonts w:ascii="Times New Roman" w:hAnsi="Times New Roman" w:cs="Times New Roman"/>
+          <w:b/>
+          <w:bCs/>
+          <w:sz w:val="32"/>
+          <w:szCs w:val="32"/>
+          <w:lang w:val="bg-BG"/>
+        </w:rPr>
+      </w:pPr>
+      <w:r>
+        <w:rPr>
+          <w:rFonts w:ascii="Times New Roman" w:hAnsi="Times New Roman" w:cs="Times New Roman"/>
+          <w:b/>
+          <w:bCs/>
+          <w:sz w:val="32"/>
+          <w:szCs w:val="32"/>
+          <w:lang w:val="bg-BG"/>
+        </w:rPr>
+        <w:t>по:</w:t>
+      </w:r>
+      <w:r>
+        <w:rPr>
+          <w:rFonts w:ascii="Times New Roman" w:hAnsi="Times New Roman" w:cs="Times New Roman"/>
+          <w:b/>
+          <w:bCs/>
+          <w:sz w:val="32"/>
+          <w:szCs w:val="32"/>
+        </w:rPr>
+        <w:br/>
+      </w:r>
+      <w:proofErr w:type="spellStart"/>
+      <w:r>
+        <w:rPr>
+          <w:rFonts w:ascii="Times New Roman" w:hAnsi="Times New Roman" w:cs="Times New Roman"/>
+          <w:b/>
+          <w:bCs/>
+          <w:sz w:val="32"/>
+          <w:szCs w:val="32"/>
+        </w:rPr>
+        <w:t>Обектно-ориентирано</w:t>
+      </w:r>
+      <w:proofErr w:type="spellEnd"/>
+      <w:r>
+        <w:rPr>
+          <w:rFonts w:ascii="Times New Roman" w:hAnsi="Times New Roman" w:cs="Times New Roman"/>
+          <w:b/>
+          <w:bCs/>
+          <w:sz w:val="32"/>
+          <w:szCs w:val="32"/>
+        </w:rPr>
+        <w:t xml:space="preserve"> </w:t>
+      </w:r>
+      <w:proofErr w:type="spellStart"/>
+      <w:r>
+        <w:rPr>
+          <w:rFonts w:ascii="Times New Roman" w:hAnsi="Times New Roman" w:cs="Times New Roman"/>
+          <w:b/>
+          <w:bCs/>
+          <w:sz w:val="32"/>
+          <w:szCs w:val="32"/>
+        </w:rPr>
+        <w:t>програмиране</w:t>
+      </w:r>
+      <w:proofErr w:type="spellEnd"/>
+      <w:r>
+        <w:rPr>
+          <w:rFonts w:ascii="Times New Roman" w:hAnsi="Times New Roman" w:cs="Times New Roman"/>
+          <w:b/>
+          <w:bCs/>
+          <w:sz w:val="32"/>
+          <w:szCs w:val="32"/>
+        </w:rPr>
+        <w:br/>
+      </w:r>
+      <w:r>
+        <w:rPr>
+          <w:rFonts w:ascii="Times New Roman" w:hAnsi="Times New Roman" w:cs="Times New Roman"/>
+          <w:b/>
+          <w:bCs/>
+          <w:sz w:val="32"/>
+          <w:szCs w:val="32"/>
+        </w:rPr>
+        <w:br/>
+      </w:r>
+      <w:proofErr w:type="spellStart"/>
+      <w:r>
+        <w:rPr>
+          <w:rFonts w:ascii="Times New Roman" w:hAnsi="Times New Roman" w:cs="Times New Roman"/>
+          <w:b/>
+          <w:bCs/>
+          <w:sz w:val="32"/>
+          <w:szCs w:val="32"/>
+        </w:rPr>
+        <w:t>Тема</w:t>
+      </w:r>
+      <w:proofErr w:type="spellEnd"/>
+      <w:r>
+        <w:rPr>
+          <w:rFonts w:ascii="Times New Roman" w:hAnsi="Times New Roman" w:cs="Times New Roman"/>
+          <w:b/>
+          <w:bCs/>
+          <w:sz w:val="32"/>
+          <w:szCs w:val="32"/>
+        </w:rPr>
+        <w:t>:</w:t>
+      </w:r>
+      <w:r>
+        <w:rPr>
+          <w:rFonts w:ascii="Times New Roman" w:hAnsi="Times New Roman" w:cs="Times New Roman"/>
+          <w:b/>
+          <w:bCs/>
+          <w:sz w:val="32"/>
+          <w:szCs w:val="32"/>
+        </w:rPr>
+        <w:br/>
+      </w:r>
+      <w:proofErr w:type="spellStart"/>
+      <w:r>
+        <w:rPr>
+          <w:rFonts w:ascii="Times New Roman" w:hAnsi="Times New Roman" w:cs="Times New Roman"/>
+          <w:b/>
+          <w:bCs/>
+          <w:sz w:val="32"/>
+          <w:szCs w:val="32"/>
+        </w:rPr>
+        <w:t>Система</w:t>
+      </w:r>
+      <w:proofErr w:type="spellEnd"/>
+      <w:r>
+        <w:rPr>
+          <w:rFonts w:ascii="Times New Roman" w:hAnsi="Times New Roman" w:cs="Times New Roman"/>
+          <w:b/>
+          <w:bCs/>
+          <w:sz w:val="32"/>
+          <w:szCs w:val="32"/>
+        </w:rPr>
+        <w:t xml:space="preserve"> </w:t>
+      </w:r>
+      <w:proofErr w:type="spellStart"/>
+      <w:r>
+        <w:rPr>
+          <w:rFonts w:ascii="Times New Roman" w:hAnsi="Times New Roman" w:cs="Times New Roman"/>
+          <w:b/>
+          <w:bCs/>
+          <w:sz w:val="32"/>
+          <w:szCs w:val="32"/>
+        </w:rPr>
+        <w:t>за</w:t>
+      </w:r>
+      <w:proofErr w:type="spellEnd"/>
+      <w:r>
+        <w:rPr>
+          <w:rFonts w:ascii="Times New Roman" w:hAnsi="Times New Roman" w:cs="Times New Roman"/>
+          <w:b/>
+          <w:bCs/>
+          <w:sz w:val="32"/>
+          <w:szCs w:val="32"/>
+        </w:rPr>
+        <w:t xml:space="preserve"> </w:t>
+      </w:r>
+      <w:proofErr w:type="spellStart"/>
+      <w:r>
+        <w:rPr>
+          <w:rFonts w:ascii="Times New Roman" w:hAnsi="Times New Roman" w:cs="Times New Roman"/>
+          <w:b/>
+          <w:bCs/>
+          <w:sz w:val="32"/>
+          <w:szCs w:val="32"/>
+        </w:rPr>
+        <w:t>управление</w:t>
+      </w:r>
+      <w:proofErr w:type="spellEnd"/>
+      <w:r>
+        <w:rPr>
+          <w:rFonts w:ascii="Times New Roman" w:hAnsi="Times New Roman" w:cs="Times New Roman"/>
+          <w:b/>
+          <w:bCs/>
+          <w:sz w:val="32"/>
+          <w:szCs w:val="32"/>
+        </w:rPr>
+        <w:t xml:space="preserve"> </w:t>
+      </w:r>
+      <w:proofErr w:type="spellStart"/>
+      <w:r>
+        <w:rPr>
+          <w:rFonts w:ascii="Times New Roman" w:hAnsi="Times New Roman" w:cs="Times New Roman"/>
+          <w:b/>
+          <w:bCs/>
+          <w:sz w:val="32"/>
+          <w:szCs w:val="32"/>
+        </w:rPr>
+        <w:t>на</w:t>
+      </w:r>
+      <w:proofErr w:type="spellEnd"/>
+      <w:r>
+        <w:rPr>
+          <w:rFonts w:ascii="Times New Roman" w:hAnsi="Times New Roman" w:cs="Times New Roman"/>
+          <w:b/>
+          <w:bCs/>
+          <w:sz w:val="32"/>
+          <w:szCs w:val="32"/>
+        </w:rPr>
+        <w:t xml:space="preserve"> Star Wars Universe</w:t>
+      </w:r>
+      <w:r>
+        <w:rPr>
+          <w:rFonts w:ascii="Times New Roman" w:hAnsi="Times New Roman" w:cs="Times New Roman"/>
+          <w:b/>
+          <w:bCs/>
+          <w:sz w:val="32"/>
+          <w:szCs w:val="32"/>
+        </w:rPr>
+        <w:br/>
+      </w:r>
+      <w:r>
+        <w:rPr>
+          <w:rFonts w:ascii="Times New Roman" w:hAnsi="Times New Roman" w:cs="Times New Roman"/>
+          <w:b/>
+          <w:bCs/>
+          <w:sz w:val="32"/>
+          <w:szCs w:val="32"/>
+        </w:rPr>
+        <w:br/>
+      </w:r>
+      <w:proofErr w:type="spellStart"/>
+      <w:r>
+        <w:rPr>
+          <w:rFonts w:ascii="Times New Roman" w:hAnsi="Times New Roman" w:cs="Times New Roman"/>
+          <w:b/>
+          <w:bCs/>
+          <w:sz w:val="32"/>
+          <w:szCs w:val="32"/>
+        </w:rPr>
+        <w:t>Специалност</w:t>
+      </w:r>
+      <w:proofErr w:type="spellEnd"/>
+      <w:r>
+        <w:rPr>
+          <w:rFonts w:ascii="Times New Roman" w:hAnsi="Times New Roman" w:cs="Times New Roman"/>
+          <w:b/>
+          <w:bCs/>
+          <w:sz w:val="32"/>
+          <w:szCs w:val="32"/>
+        </w:rPr>
+        <w:t>:</w:t>
+      </w:r>
+      <w:r>
+        <w:rPr>
+          <w:rFonts w:ascii="Times New Roman" w:hAnsi="Times New Roman" w:cs="Times New Roman"/>
+          <w:b/>
+          <w:bCs/>
+          <w:sz w:val="32"/>
+          <w:szCs w:val="32"/>
+        </w:rPr>
+        <w:br/>
+      </w:r>
+      <w:proofErr w:type="spellStart"/>
+      <w:r>
+        <w:rPr>
+          <w:rFonts w:ascii="Times New Roman" w:hAnsi="Times New Roman" w:cs="Times New Roman"/>
+          <w:b/>
+          <w:bCs/>
+          <w:sz w:val="32"/>
+          <w:szCs w:val="32"/>
+        </w:rPr>
+        <w:t>Киберсигурност</w:t>
+      </w:r>
+      <w:proofErr w:type="spellEnd"/>
+    </w:p>
+    <w:p>
+      <w:pPr>
+        <w:spacing w:line="360" w:lineRule="auto"/>
+        <w:ind w:left="6480" w:hanging="5760"/>
+        <w:rPr>
+          <w:rFonts w:ascii="Times New Roman" w:hAnsi="Times New Roman" w:cs="Times New Roman"/>
+          <w:b/>
+          <w:bCs/>
+          <w:sz w:val="32"/>
+          <w:szCs w:val="32"/>
+          <w:lang w:val="bg-BG"/>
+        </w:rPr>
+      </w:pPr>
+      <w:r>
+        <w:rPr>
+          <w:rFonts w:ascii="Times New Roman" w:hAnsi="Times New Roman" w:cs="Times New Roman"/>
+          <w:b/>
+          <w:bCs/>
+          <w:sz w:val="32"/>
+          <w:szCs w:val="32"/>
+          <w:lang w:val="bg-BG"/>
+        </w:rPr>
+        <w:tab/>
+      </w:r>
+      <w:r>
+        <w:rPr>
+          <w:rFonts w:ascii="Times New Roman" w:hAnsi="Times New Roman" w:cs="Times New Roman"/>
+          <w:b/>
+          <w:bCs/>
+          <w:sz w:val="32"/>
+          <w:szCs w:val="32"/>
+          <w:lang w:val="bg-BG"/>
+        </w:rPr>
+        <w:tab/>
+      </w:r>
+    </w:p>
+    <w:p>
+      <w:pPr>
+        <w:spacing w:line="360" w:lineRule="auto"/>
+        <w:ind w:left="6480" w:hanging="5760"/>
+        <w:rPr>
+          <w:rFonts w:ascii="Times New Roman" w:hAnsi="Times New Roman" w:cs="Times New Roman"/>
+          <w:b/>
+          <w:bCs/>
+          <w:sz w:val="32"/>
+          <w:szCs w:val="32"/>
+          <w:lang w:val="bg-BG"/>
+        </w:rPr>
+      </w:pPr>
+      <w:proofErr w:type="spellStart"/>
+      <w:r>
+        <w:rPr>
+          <w:rFonts w:ascii="Times New Roman" w:hAnsi="Times New Roman" w:cs="Times New Roman"/>
+          <w:b/>
+          <w:bCs/>
+          <w:sz w:val="32"/>
+          <w:szCs w:val="32"/>
+        </w:rPr>
+        <w:t>Изготвил</w:t>
+      </w:r>
+      <w:proofErr w:type="spellEnd"/>
+      <w:r>
+        <w:rPr>
+          <w:rFonts w:ascii="Times New Roman" w:hAnsi="Times New Roman" w:cs="Times New Roman"/>
+          <w:b/>
+          <w:bCs/>
+          <w:sz w:val="32"/>
+          <w:szCs w:val="32"/>
+        </w:rPr>
+        <w:t xml:space="preserve">: </w:t>
+      </w:r>
+      <w:proofErr w:type="spellStart"/>
+      <w:r>
+        <w:rPr>
+          <w:rFonts w:ascii="Times New Roman" w:hAnsi="Times New Roman" w:cs="Times New Roman"/>
+          <w:b/>
+          <w:bCs/>
+          <w:sz w:val="32"/>
+          <w:szCs w:val="32"/>
+        </w:rPr>
+        <w:t>Теодор</w:t>
+      </w:r>
+      <w:proofErr w:type="spellEnd"/>
+      <w:r>
+        <w:rPr>
+          <w:rFonts w:ascii="Times New Roman" w:hAnsi="Times New Roman" w:cs="Times New Roman"/>
+          <w:b/>
+          <w:bCs/>
+          <w:sz w:val="32"/>
+          <w:szCs w:val="32"/>
+        </w:rPr>
+        <w:t xml:space="preserve"> </w:t>
+      </w:r>
+      <w:proofErr w:type="spellStart"/>
+      <w:r>
+        <w:rPr>
+          <w:rFonts w:ascii="Times New Roman" w:hAnsi="Times New Roman" w:cs="Times New Roman"/>
+          <w:b/>
+          <w:bCs/>
+          <w:sz w:val="32"/>
+          <w:szCs w:val="32"/>
+        </w:rPr>
+        <w:t>Тодоров</w:t>
+      </w:r>
+      <w:proofErr w:type="spellEnd"/>
+      <w:r>
+        <w:rPr>
+          <w:rFonts w:ascii="Times New Roman" w:hAnsi="Times New Roman" w:cs="Times New Roman"/>
+          <w:b/>
+          <w:bCs/>
+          <w:sz w:val="32"/>
+          <w:szCs w:val="32"/>
+          <w:lang w:val="bg-BG"/>
+        </w:rPr>
+        <w:tab/>
+        <w:t xml:space="preserve">Проверил: ас. Велислав     </w:t>
+      </w:r>
+      <w:proofErr w:type="spellStart"/>
+      <w:r>
+        <w:rPr>
+          <w:rFonts w:ascii="Times New Roman" w:hAnsi="Times New Roman" w:cs="Times New Roman"/>
+          <w:b/>
+          <w:bCs/>
+          <w:sz w:val="32"/>
+          <w:szCs w:val="32"/>
+          <w:lang w:val="bg-BG"/>
+        </w:rPr>
+        <w:t>Колесниченко</w:t>
+      </w:r>
+      <w:proofErr w:type="spellEnd"/>
+    </w:p>
+    <w:p>
+      <w:pPr>
+        <w:spacing w:line="360" w:lineRule="auto"/>
+        <w:ind w:left="720" w:hanging="720"/>
+        <w:jc w:val="center"/>
+        <w:rPr>
+          <w:rFonts w:ascii="Times New Roman" w:hAnsi="Times New Roman" w:cs="Times New Roman"/>
+          <w:b/>
+          <w:bCs/>
+          <w:sz w:val="32"/>
+          <w:szCs w:val="32"/>
+        </w:rPr>
+      </w:pPr>
+      <w:proofErr w:type="spellStart"/>
+      <w:r>
+        <w:rPr>
+          <w:rFonts w:ascii="Times New Roman" w:hAnsi="Times New Roman" w:cs="Times New Roman"/>
+          <w:b/>
+          <w:bCs/>
+          <w:sz w:val="32"/>
+          <w:szCs w:val="32"/>
+        </w:rPr>
+        <w:t>Технически</w:t>
+      </w:r>
+      <w:proofErr w:type="spellEnd"/>
+      <w:r>
+        <w:rPr>
+          <w:rFonts w:ascii="Times New Roman" w:hAnsi="Times New Roman" w:cs="Times New Roman"/>
+          <w:b/>
+          <w:bCs/>
+          <w:sz w:val="32"/>
+          <w:szCs w:val="32"/>
+        </w:rPr>
+        <w:t xml:space="preserve"> </w:t>
+      </w:r>
+      <w:proofErr w:type="spellStart"/>
+      <w:r>
+        <w:rPr>
+          <w:rFonts w:ascii="Times New Roman" w:hAnsi="Times New Roman" w:cs="Times New Roman"/>
+          <w:b/>
+          <w:bCs/>
+          <w:sz w:val="32"/>
+          <w:szCs w:val="32"/>
+        </w:rPr>
+        <w:t>университет</w:t>
+      </w:r>
+      <w:proofErr w:type="spellEnd"/>
+      <w:r>
+        <w:rPr>
+          <w:rFonts w:ascii="Times New Roman" w:hAnsi="Times New Roman" w:cs="Times New Roman"/>
+          <w:b/>
+          <w:bCs/>
+          <w:sz w:val="32"/>
+          <w:szCs w:val="32"/>
+        </w:rPr>
+        <w:t xml:space="preserve"> – </w:t>
+      </w:r>
+      <w:proofErr w:type="spellStart"/>
+      <w:r>
+        <w:rPr>
+          <w:rFonts w:ascii="Times New Roman" w:hAnsi="Times New Roman" w:cs="Times New Roman"/>
+          <w:b/>
+          <w:bCs/>
+          <w:sz w:val="32"/>
+          <w:szCs w:val="32"/>
+        </w:rPr>
+        <w:t>Варна</w:t>
+      </w:r>
+      <w:proofErr w:type="spellEnd"/>
+      <w:r>
+        <w:rPr>
+          <w:rFonts w:ascii="Times New Roman" w:hAnsi="Times New Roman" w:cs="Times New Roman"/>
+          <w:b/>
+          <w:bCs/>
+          <w:sz w:val="32"/>
+          <w:szCs w:val="32"/>
+        </w:rPr>
+        <w:br/>
+      </w:r>
+      <w:r>
+        <w:rPr>
+          <w:rFonts w:ascii="Times New Roman" w:hAnsi="Times New Roman" w:cs="Times New Roman"/>
+          <w:b/>
+          <w:bCs/>
+          <w:sz w:val="32"/>
+          <w:szCs w:val="32"/>
+        </w:rPr>
+        <w:br/>
+      </w:r>
+    </w:p>
+    <w:p>
+      <w:pPr>
+        <w:spacing w:line="360" w:lineRule="auto"/>
+        <w:rPr>
+          <w:rFonts w:ascii="Times New Roman" w:hAnsi="Times New Roman" w:cs="Times New Roman"/>
+          <w:b/>
+          <w:bCs/>
+        </w:rPr>
+      </w:pPr>
+      <w:r>
+        <w:rPr>
+          <w:rFonts w:ascii="Times New Roman" w:hAnsi="Times New Roman" w:cs="Times New Roman"/>
+          <w:b/>
+          <w:bCs/>
+        </w:rPr>
+        <w:br w:type="page"/>
+      </w:r>
+    </w:p>
+    <w:p>
+      <w:pPr>
+        <w:spacing w:line="360" w:lineRule="auto"/>
+        <w:rPr>
+          <w:rFonts w:ascii="Times New Roman" w:hAnsi="Times New Roman" w:cs="Times New Roman"/>
+          <w:b/>
+          <w:bCs/>
+        </w:rPr>
+      </w:pPr>
+      <w:r>
+        <w:rPr>
+          <w:rFonts w:ascii="Times New Roman" w:hAnsi="Times New Roman" w:cs="Times New Roman"/>
+          <w:b/>
+          <w:bCs/>
+        </w:rPr>
+        <w:lastRenderedPageBreak/>
+        <w:t>Table of Contents</w:t>
+      </w:r>
+    </w:p>
+    <w:p>
+      <w:pPr>
+        <w:numPr>
+          <w:ilvl w:val="0"/>
+          <w:numId w:val="1"/>
+        </w:numPr>
+        <w:spacing w:line="360" w:lineRule="auto"/>
+        <w:rPr>
+          <w:rFonts w:ascii="Times New Roman" w:hAnsi="Times New Roman" w:cs="Times New Roman"/>
+        </w:rPr>
+      </w:pPr>
+      <w:r>
+        <w:rPr>
+          <w:rFonts w:ascii="Times New Roman" w:hAnsi="Times New Roman" w:cs="Times New Roman"/>
+        </w:rPr>
+        <w:t>Introduction</w:t>
+      </w:r>
+    </w:p>
+    <w:p>
+      <w:pPr>
+        <w:numPr>
+          <w:ilvl w:val="0"/>
+          <w:numId w:val="1"/>
+        </w:numPr>
+        <w:spacing w:line="360" w:lineRule="auto"/>
+        <w:rPr>
+          <w:rFonts w:ascii="Times New Roman" w:hAnsi="Times New Roman" w:cs="Times New Roman"/>
+        </w:rPr>
+      </w:pPr>
+      <w:r>
+        <w:rPr>
+          <w:rFonts w:ascii="Times New Roman" w:hAnsi="Times New Roman" w:cs="Times New Roman"/>
+        </w:rPr>
+        <w:t>Project Idea</w:t>
+      </w:r>
+    </w:p>
+    <w:p>
+      <w:pPr>
+        <w:numPr>
+          <w:ilvl w:val="0"/>
+          <w:numId w:val="1"/>
+        </w:numPr>
+        <w:spacing w:line="360" w:lineRule="auto"/>
+        <w:rPr>
+          <w:rFonts w:ascii="Times New Roman" w:hAnsi="Times New Roman" w:cs="Times New Roman"/>
+        </w:rPr>
+      </w:pPr>
+      <w:r>
+        <w:rPr>
+          <w:rFonts w:ascii="Times New Roman" w:hAnsi="Times New Roman" w:cs="Times New Roman"/>
+        </w:rPr>
+        <w:t>Goals and Objectives</w:t>
+      </w:r>
+    </w:p>
+    <w:p>
+      <w:pPr>
+        <w:numPr>
+          <w:ilvl w:val="0"/>
+          <w:numId w:val="1"/>
+        </w:numPr>
+        <w:spacing w:line="360" w:lineRule="auto"/>
+        <w:rPr>
+          <w:rFonts w:ascii="Times New Roman" w:hAnsi="Times New Roman" w:cs="Times New Roman"/>
+        </w:rPr>
+      </w:pPr>
+      <w:r>
+        <w:rPr>
+          <w:rFonts w:ascii="Times New Roman" w:hAnsi="Times New Roman" w:cs="Times New Roman"/>
+        </w:rPr>
+        <w:t>Technologies Used</w:t>
+      </w:r>
+    </w:p>
+    <w:p>
+      <w:pPr>
+        <w:numPr>
+          <w:ilvl w:val="0"/>
+          <w:numId w:val="1"/>
+        </w:numPr>
+        <w:spacing w:line="360" w:lineRule="auto"/>
+        <w:rPr>
+          <w:rFonts w:ascii="Times New Roman" w:hAnsi="Times New Roman" w:cs="Times New Roman"/>
+        </w:rPr>
+      </w:pPr>
+      <w:r>
+        <w:rPr>
+          <w:rFonts w:ascii="Times New Roman" w:hAnsi="Times New Roman" w:cs="Times New Roman"/>
+        </w:rPr>
+        <w:t>Project Structure</w:t>
+      </w:r>
+    </w:p>
+    <w:p>
+      <w:pPr>
+        <w:numPr>
+          <w:ilvl w:val="0"/>
+          <w:numId w:val="1"/>
+        </w:numPr>
+        <w:spacing w:line="360" w:lineRule="auto"/>
+        <w:rPr>
+          <w:rFonts w:ascii="Times New Roman" w:hAnsi="Times New Roman" w:cs="Times New Roman"/>
+        </w:rPr>
+      </w:pPr>
+      <w:r>
+        <w:rPr>
+          <w:rFonts w:ascii="Times New Roman" w:hAnsi="Times New Roman" w:cs="Times New Roman"/>
+        </w:rPr>
+        <w:t>Description of Classes</w:t>
+      </w:r>
+    </w:p>
+    <w:p>
+      <w:pPr>
+        <w:numPr>
+          <w:ilvl w:val="0"/>
+          <w:numId w:val="1"/>
+        </w:numPr>
+        <w:spacing w:line="360" w:lineRule="auto"/>
+        <w:rPr>
+          <w:rFonts w:ascii="Times New Roman" w:hAnsi="Times New Roman" w:cs="Times New Roman"/>
+        </w:rPr>
+      </w:pPr>
+      <w:r>
+        <w:rPr>
+          <w:rFonts w:ascii="Times New Roman" w:hAnsi="Times New Roman" w:cs="Times New Roman"/>
+        </w:rPr>
+        <w:t>Supported Commands</w:t>
+      </w:r>
+    </w:p>
+    <w:p>
+      <w:pPr>
+        <w:numPr>
+          <w:ilvl w:val="0"/>
+          <w:numId w:val="1"/>
+        </w:numPr>
+        <w:spacing w:line="360" w:lineRule="auto"/>
+        <w:rPr>
+          <w:rFonts w:ascii="Times New Roman" w:hAnsi="Times New Roman" w:cs="Times New Roman"/>
+        </w:rPr>
+      </w:pPr>
+      <w:r>
+        <w:rPr>
+          <w:rFonts w:ascii="Times New Roman" w:hAnsi="Times New Roman" w:cs="Times New Roman"/>
+        </w:rPr>
+        <w:t>File Format</w:t>
+      </w:r>
+    </w:p>
+    <w:p>
+      <w:pPr>
+        <w:numPr>
+          <w:ilvl w:val="0"/>
+          <w:numId w:val="1"/>
+        </w:numPr>
+        <w:spacing w:line="360" w:lineRule="auto"/>
+        <w:rPr>
+          <w:rFonts w:ascii="Times New Roman" w:hAnsi="Times New Roman" w:cs="Times New Roman"/>
+        </w:rPr>
+      </w:pPr>
+      <w:r>
+        <w:rPr>
+          <w:rFonts w:ascii="Times New Roman" w:hAnsi="Times New Roman" w:cs="Times New Roman"/>
+        </w:rPr>
+        <w:t>Object-Oriented Programming Principles</w:t>
+      </w:r>
+    </w:p>
+    <w:p>
+      <w:pPr>
+        <w:numPr>
+          <w:ilvl w:val="0"/>
+          <w:numId w:val="1"/>
+        </w:numPr>
+        <w:spacing w:line="360" w:lineRule="auto"/>
+        <w:rPr>
+          <w:rFonts w:ascii="Times New Roman" w:hAnsi="Times New Roman" w:cs="Times New Roman"/>
+        </w:rPr>
+      </w:pPr>
+      <w:r>
+        <w:rPr>
+          <w:rFonts w:ascii="Times New Roman" w:hAnsi="Times New Roman" w:cs="Times New Roman"/>
+        </w:rPr>
+        <w:t>Validation and Error Handling</w:t>
+      </w:r>
+    </w:p>
+    <w:p>
+      <w:pPr>
+        <w:numPr>
+          <w:ilvl w:val="0"/>
+          <w:numId w:val="1"/>
+        </w:numPr>
+        <w:spacing w:line="360" w:lineRule="auto"/>
+        <w:rPr>
+          <w:rFonts w:ascii="Times New Roman" w:hAnsi="Times New Roman" w:cs="Times New Roman"/>
+        </w:rPr>
+      </w:pPr>
+      <w:r>
+        <w:rPr>
+          <w:rFonts w:ascii="Times New Roman" w:hAnsi="Times New Roman" w:cs="Times New Roman"/>
+        </w:rPr>
+        <w:t>Example Usage</w:t>
+      </w:r>
+    </w:p>
+    <w:p>
+      <w:pPr>
+        <w:numPr>
+          <w:ilvl w:val="0"/>
+          <w:numId w:val="1"/>
+        </w:numPr>
+        <w:spacing w:line="360" w:lineRule="auto"/>
+        <w:rPr>
+          <w:rFonts w:ascii="Times New Roman" w:hAnsi="Times New Roman" w:cs="Times New Roman"/>
+        </w:rPr>
+      </w:pPr>
+      <w:r>
+        <w:rPr>
+          <w:rFonts w:ascii="Times New Roman" w:hAnsi="Times New Roman" w:cs="Times New Roman"/>
+        </w:rPr>
+        <w:t>Testing</w:t>
+      </w:r>
+    </w:p>
+    <w:p>
+      <w:pPr>
+        <w:numPr>
+          <w:ilvl w:val="0"/>
+          <w:numId w:val="1"/>
+        </w:numPr>
+        <w:spacing w:line="360" w:lineRule="auto"/>
+        <w:rPr>
+          <w:rFonts w:ascii="Times New Roman" w:hAnsi="Times New Roman" w:cs="Times New Roman"/>
+        </w:rPr>
+      </w:pPr>
+      <w:r>
+        <w:rPr>
+          <w:rFonts w:ascii="Times New Roman" w:hAnsi="Times New Roman" w:cs="Times New Roman"/>
+        </w:rPr>
+        <w:t>Conclusion</w:t>
+      </w:r>
+    </w:p>
+    <w:p>
+      <w:pPr>
+        <w:spacing w:line="360" w:lineRule="auto"/>
+        <w:rPr>
+          <w:rFonts w:ascii="Times New Roman" w:hAnsi="Times New Roman" w:cs="Times New Roman"/>
+        </w:rPr>
+      </w:pPr>
+    </w:p>
+    <w:p>
+      <w:pPr>
+        <w:spacing w:line="360" w:lineRule="auto"/>
+        <w:rPr>
+          <w:rFonts w:ascii="Times New Roman" w:hAnsi="Times New Roman" w:cs="Times New Roman"/>
+          <w:b/>
+          <w:bCs/>
+        </w:rPr>
+      </w:pPr>
+      <w:r>
+        <w:rPr>
+          <w:rFonts w:ascii="Times New Roman" w:hAnsi="Times New Roman" w:cs="Times New Roman"/>
+          <w:b/>
+          <w:bCs/>
+        </w:rPr>
+        <w:t>1. Introduction</w:t>
+      </w:r>
+    </w:p>
+    <w:p>
+      <w:pPr>
+        <w:spacing w:line="360" w:lineRule="auto"/>
+        <w:rPr>
+          <w:rFonts w:ascii="Times New Roman" w:hAnsi="Times New Roman" w:cs="Times New Roman"/>
+        </w:rPr>
+      </w:pPr>
+      <w:r>
+        <w:rPr>
+          <w:rFonts w:ascii="Times New Roman" w:hAnsi="Times New Roman" w:cs="Times New Roman"/>
+        </w:rPr>
+        <w:t>The purpose of this project is to create a Java console application for managing a Star Wars universe. The application allows the user to work with planets and Jedi through console commands.</w:t>
+      </w:r>
+    </w:p>
+    <w:p>
+      <w:pPr>
+        <w:spacing w:line="360" w:lineRule="auto"/>
+        <w:rPr>
+          <w:rFonts w:ascii="Times New Roman" w:hAnsi="Times New Roman" w:cs="Times New Roman"/>
+        </w:rPr>
+      </w:pPr>
+      <w:r>
+        <w:rPr>
+          <w:rFonts w:ascii="Times New Roman" w:hAnsi="Times New Roman" w:cs="Times New Roman"/>
+        </w:rPr>
+        <w:t xml:space="preserve">The project demonstrates the use of object-oriented programming principles, file operations, collections, </w:t>
+      </w:r>
+      <w:proofErr w:type="spellStart"/>
+      <w:r>
+        <w:rPr>
+          <w:rFonts w:ascii="Times New Roman" w:hAnsi="Times New Roman" w:cs="Times New Roman"/>
+        </w:rPr>
+        <w:t>enums</w:t>
+      </w:r>
+      <w:proofErr w:type="spellEnd"/>
+      <w:r>
+        <w:rPr>
+          <w:rFonts w:ascii="Times New Roman" w:hAnsi="Times New Roman" w:cs="Times New Roman"/>
+        </w:rPr>
+        <w:t xml:space="preserve"> and command line interface.</w:t>
+      </w:r>
+    </w:p>
+    <w:p>
+      <w:pPr>
+        <w:spacing w:line="360" w:lineRule="auto"/>
+        <w:rPr>
+          <w:rFonts w:ascii="Times New Roman" w:hAnsi="Times New Roman" w:cs="Times New Roman"/>
+        </w:rPr>
+      </w:pPr>
+    </w:p>
+    <w:p>
+      <w:pPr>
+        <w:spacing w:line="360" w:lineRule="auto"/>
+        <w:rPr>
+          <w:rFonts w:ascii="Times New Roman" w:hAnsi="Times New Roman" w:cs="Times New Roman"/>
+          <w:b/>
+          <w:bCs/>
+        </w:rPr>
+      </w:pPr>
+      <w:r>
+        <w:rPr>
+          <w:rFonts w:ascii="Times New Roman" w:hAnsi="Times New Roman" w:cs="Times New Roman"/>
+          <w:b/>
+          <w:bCs/>
+        </w:rPr>
+        <w:t>2. Project Idea</w:t>
+      </w:r>
+    </w:p>
+    <w:p>
+      <w:pPr>
+        <w:spacing w:line="360" w:lineRule="auto"/>
+        <w:rPr>
+          <w:rFonts w:ascii="Times New Roman" w:hAnsi="Times New Roman" w:cs="Times New Roman"/>
+        </w:rPr>
+      </w:pPr>
+      <w:r>
+        <w:rPr>
+          <w:rFonts w:ascii="Times New Roman" w:hAnsi="Times New Roman" w:cs="Times New Roman"/>
+        </w:rPr>
+        <w:lastRenderedPageBreak/>
+        <w:t>The application simulates a simplified Star Wars universe.</w:t>
+      </w:r>
+    </w:p>
+    <w:p>
+      <w:pPr>
+        <w:spacing w:line="360" w:lineRule="auto"/>
+        <w:rPr>
+          <w:rFonts w:ascii="Times New Roman" w:hAnsi="Times New Roman" w:cs="Times New Roman"/>
+        </w:rPr>
+      </w:pPr>
+      <w:r>
+        <w:rPr>
+          <w:rFonts w:ascii="Times New Roman" w:hAnsi="Times New Roman" w:cs="Times New Roman"/>
+        </w:rPr>
+        <w:t>The universe contains planets and Jedi. Every Jedi has:</w:t>
+      </w:r>
+    </w:p>
+    <w:p>
+      <w:pPr>
+        <w:numPr>
+          <w:ilvl w:val="0"/>
+          <w:numId w:val="2"/>
+        </w:numPr>
+        <w:spacing w:line="360" w:lineRule="auto"/>
+        <w:rPr>
+          <w:rFonts w:ascii="Times New Roman" w:hAnsi="Times New Roman" w:cs="Times New Roman"/>
+        </w:rPr>
+      </w:pPr>
+      <w:r>
+        <w:rPr>
+          <w:rFonts w:ascii="Times New Roman" w:hAnsi="Times New Roman" w:cs="Times New Roman"/>
+        </w:rPr>
+        <w:t>name</w:t>
+      </w:r>
+    </w:p>
+    <w:p>
+      <w:pPr>
+        <w:numPr>
+          <w:ilvl w:val="0"/>
+          <w:numId w:val="2"/>
+        </w:numPr>
+        <w:spacing w:line="360" w:lineRule="auto"/>
+        <w:rPr>
+          <w:rFonts w:ascii="Times New Roman" w:hAnsi="Times New Roman" w:cs="Times New Roman"/>
+        </w:rPr>
+      </w:pPr>
+      <w:r>
+        <w:rPr>
+          <w:rFonts w:ascii="Times New Roman" w:hAnsi="Times New Roman" w:cs="Times New Roman"/>
+        </w:rPr>
+        <w:t>rank</w:t>
+      </w:r>
+    </w:p>
+    <w:p>
+      <w:pPr>
+        <w:numPr>
+          <w:ilvl w:val="0"/>
+          <w:numId w:val="2"/>
+        </w:numPr>
+        <w:spacing w:line="360" w:lineRule="auto"/>
+        <w:rPr>
+          <w:rFonts w:ascii="Times New Roman" w:hAnsi="Times New Roman" w:cs="Times New Roman"/>
+        </w:rPr>
+      </w:pPr>
+      <w:r>
+        <w:rPr>
+          <w:rFonts w:ascii="Times New Roman" w:hAnsi="Times New Roman" w:cs="Times New Roman"/>
+        </w:rPr>
+        <w:t>age</w:t>
+      </w:r>
+    </w:p>
+    <w:p>
+      <w:pPr>
+        <w:numPr>
+          <w:ilvl w:val="0"/>
+          <w:numId w:val="2"/>
+        </w:numPr>
+        <w:spacing w:line="360" w:lineRule="auto"/>
+        <w:rPr>
+          <w:rFonts w:ascii="Times New Roman" w:hAnsi="Times New Roman" w:cs="Times New Roman"/>
+        </w:rPr>
+      </w:pPr>
+      <w:r>
+        <w:rPr>
+          <w:rFonts w:ascii="Times New Roman" w:hAnsi="Times New Roman" w:cs="Times New Roman"/>
+        </w:rPr>
+        <w:t>lightsaber color</w:t>
+      </w:r>
+    </w:p>
+    <w:p>
+      <w:pPr>
+        <w:numPr>
+          <w:ilvl w:val="0"/>
+          <w:numId w:val="2"/>
+        </w:numPr>
+        <w:spacing w:line="360" w:lineRule="auto"/>
+        <w:rPr>
+          <w:rFonts w:ascii="Times New Roman" w:hAnsi="Times New Roman" w:cs="Times New Roman"/>
+        </w:rPr>
+      </w:pPr>
+      <w:r>
+        <w:rPr>
+          <w:rFonts w:ascii="Times New Roman" w:hAnsi="Times New Roman" w:cs="Times New Roman"/>
+        </w:rPr>
+        <w:t>strength</w:t>
+      </w:r>
+    </w:p>
+    <w:p>
+      <w:pPr>
+        <w:spacing w:line="360" w:lineRule="auto"/>
+        <w:rPr>
+          <w:rFonts w:ascii="Times New Roman" w:hAnsi="Times New Roman" w:cs="Times New Roman"/>
+        </w:rPr>
+      </w:pPr>
+      <w:r>
+        <w:rPr>
+          <w:rFonts w:ascii="Times New Roman" w:hAnsi="Times New Roman" w:cs="Times New Roman"/>
+        </w:rPr>
+        <w:t>The user can create planets, add Jedi, remove Jedi, promote or demote Jedi and print information about planets and Jedi.</w:t>
+      </w:r>
+    </w:p>
+    <w:p>
+      <w:pPr>
+        <w:spacing w:line="360" w:lineRule="auto"/>
+        <w:rPr>
+          <w:rFonts w:ascii="Times New Roman" w:hAnsi="Times New Roman" w:cs="Times New Roman"/>
+        </w:rPr>
+      </w:pPr>
+      <w:r>
+        <w:rPr>
+          <w:rFonts w:ascii="Times New Roman" w:hAnsi="Times New Roman" w:cs="Times New Roman"/>
+        </w:rPr>
+        <w:t>The program works entirely through console commands.</w:t>
+      </w:r>
+    </w:p>
+    <w:p>
+      <w:pPr>
+        <w:spacing w:line="360" w:lineRule="auto"/>
+        <w:rPr>
+          <w:rFonts w:ascii="Times New Roman" w:hAnsi="Times New Roman" w:cs="Times New Roman"/>
+        </w:rPr>
+      </w:pPr>
+    </w:p>
+    <w:p>
+      <w:pPr>
+        <w:spacing w:line="360" w:lineRule="auto"/>
+        <w:rPr>
+          <w:rFonts w:ascii="Times New Roman" w:hAnsi="Times New Roman" w:cs="Times New Roman"/>
+          <w:b/>
+          <w:bCs/>
+        </w:rPr>
+      </w:pPr>
+      <w:r>
+        <w:rPr>
+          <w:rFonts w:ascii="Times New Roman" w:hAnsi="Times New Roman" w:cs="Times New Roman"/>
+          <w:b/>
+          <w:bCs/>
+        </w:rPr>
+        <w:t>3. Goals and Objectives</w:t>
+      </w:r>
+    </w:p>
+    <w:p>
+      <w:pPr>
+        <w:spacing w:line="360" w:lineRule="auto"/>
+        <w:rPr>
+          <w:rFonts w:ascii="Times New Roman" w:hAnsi="Times New Roman" w:cs="Times New Roman"/>
+        </w:rPr>
+      </w:pPr>
+      <w:r>
+        <w:rPr>
+          <w:rFonts w:ascii="Times New Roman" w:hAnsi="Times New Roman" w:cs="Times New Roman"/>
+        </w:rPr>
+        <w:t>Main goals of the project:</w:t>
+      </w:r>
+    </w:p>
+    <w:p>
+      <w:pPr>
+        <w:numPr>
+          <w:ilvl w:val="0"/>
+          <w:numId w:val="3"/>
+        </w:numPr>
+        <w:spacing w:line="360" w:lineRule="auto"/>
+        <w:rPr>
+          <w:rFonts w:ascii="Times New Roman" w:hAnsi="Times New Roman" w:cs="Times New Roman"/>
+        </w:rPr>
+      </w:pPr>
+      <w:r>
+        <w:rPr>
+          <w:rFonts w:ascii="Times New Roman" w:hAnsi="Times New Roman" w:cs="Times New Roman"/>
+        </w:rPr>
+        <w:t>create console-based Java application</w:t>
+      </w:r>
+    </w:p>
+    <w:p>
+      <w:pPr>
+        <w:numPr>
+          <w:ilvl w:val="0"/>
+          <w:numId w:val="3"/>
+        </w:numPr>
+        <w:spacing w:line="360" w:lineRule="auto"/>
+        <w:rPr>
+          <w:rFonts w:ascii="Times New Roman" w:hAnsi="Times New Roman" w:cs="Times New Roman"/>
+        </w:rPr>
+      </w:pPr>
+      <w:r>
+        <w:rPr>
+          <w:rFonts w:ascii="Times New Roman" w:hAnsi="Times New Roman" w:cs="Times New Roman"/>
+        </w:rPr>
+        <w:t>use object-oriented programming</w:t>
+      </w:r>
+    </w:p>
+    <w:p>
+      <w:pPr>
+        <w:numPr>
+          <w:ilvl w:val="0"/>
+          <w:numId w:val="3"/>
+        </w:numPr>
+        <w:spacing w:line="360" w:lineRule="auto"/>
+        <w:rPr>
+          <w:rFonts w:ascii="Times New Roman" w:hAnsi="Times New Roman" w:cs="Times New Roman"/>
+        </w:rPr>
+      </w:pPr>
+      <w:r>
+        <w:rPr>
+          <w:rFonts w:ascii="Times New Roman" w:hAnsi="Times New Roman" w:cs="Times New Roman"/>
+        </w:rPr>
+        <w:t>support file operations</w:t>
+      </w:r>
+    </w:p>
+    <w:p>
+      <w:pPr>
+        <w:numPr>
+          <w:ilvl w:val="0"/>
+          <w:numId w:val="3"/>
+        </w:numPr>
+        <w:spacing w:line="360" w:lineRule="auto"/>
+        <w:rPr>
+          <w:rFonts w:ascii="Times New Roman" w:hAnsi="Times New Roman" w:cs="Times New Roman"/>
+        </w:rPr>
+      </w:pPr>
+      <w:r>
+        <w:rPr>
+          <w:rFonts w:ascii="Times New Roman" w:hAnsi="Times New Roman" w:cs="Times New Roman"/>
+        </w:rPr>
+        <w:t>support command parsing</w:t>
+      </w:r>
+    </w:p>
+    <w:p>
+      <w:pPr>
+        <w:numPr>
+          <w:ilvl w:val="0"/>
+          <w:numId w:val="3"/>
+        </w:numPr>
+        <w:spacing w:line="360" w:lineRule="auto"/>
+        <w:rPr>
+          <w:rFonts w:ascii="Times New Roman" w:hAnsi="Times New Roman" w:cs="Times New Roman"/>
+        </w:rPr>
+      </w:pPr>
+      <w:r>
+        <w:rPr>
+          <w:rFonts w:ascii="Times New Roman" w:hAnsi="Times New Roman" w:cs="Times New Roman"/>
+        </w:rPr>
+        <w:t>store information about planets and Jedi</w:t>
+      </w:r>
+    </w:p>
+    <w:p>
+      <w:pPr>
+        <w:numPr>
+          <w:ilvl w:val="0"/>
+          <w:numId w:val="3"/>
+        </w:numPr>
+        <w:spacing w:line="360" w:lineRule="auto"/>
+        <w:rPr>
+          <w:rFonts w:ascii="Times New Roman" w:hAnsi="Times New Roman" w:cs="Times New Roman"/>
+        </w:rPr>
+      </w:pPr>
+      <w:r>
+        <w:rPr>
+          <w:rFonts w:ascii="Times New Roman" w:hAnsi="Times New Roman" w:cs="Times New Roman"/>
+        </w:rPr>
+        <w:t>implement validation and error handling</w:t>
+      </w:r>
+    </w:p>
+    <w:p>
+      <w:pPr>
+        <w:numPr>
+          <w:ilvl w:val="0"/>
+          <w:numId w:val="3"/>
+        </w:numPr>
+        <w:spacing w:line="360" w:lineRule="auto"/>
+        <w:rPr>
+          <w:rFonts w:ascii="Times New Roman" w:hAnsi="Times New Roman" w:cs="Times New Roman"/>
+        </w:rPr>
+      </w:pPr>
+      <w:r>
+        <w:rPr>
+          <w:rFonts w:ascii="Times New Roman" w:hAnsi="Times New Roman" w:cs="Times New Roman"/>
+        </w:rPr>
+        <w:t>support searching and printing information</w:t>
+      </w:r>
+    </w:p>
+    <w:p>
+      <w:pPr>
+        <w:spacing w:line="360" w:lineRule="auto"/>
+        <w:rPr>
+          <w:rFonts w:ascii="Times New Roman" w:hAnsi="Times New Roman" w:cs="Times New Roman"/>
+        </w:rPr>
+      </w:pPr>
+    </w:p>
+    <w:p>
+      <w:pPr>
+        <w:spacing w:line="360" w:lineRule="auto"/>
+        <w:rPr>
+          <w:rFonts w:ascii="Times New Roman" w:hAnsi="Times New Roman" w:cs="Times New Roman"/>
+          <w:b/>
+          <w:bCs/>
+        </w:rPr>
+      </w:pPr>
+      <w:r>
+        <w:rPr>
+          <w:rFonts w:ascii="Times New Roman" w:hAnsi="Times New Roman" w:cs="Times New Roman"/>
+          <w:b/>
+          <w:bCs/>
+        </w:rPr>
+        <w:t>4. Technologies Used</w:t>
+      </w:r>
+    </w:p>
+    <w:p>
+      <w:pPr>
+        <w:spacing w:line="360" w:lineRule="auto"/>
+        <w:rPr>
+          <w:rFonts w:ascii="Times New Roman" w:hAnsi="Times New Roman" w:cs="Times New Roman"/>
+        </w:rPr>
+      </w:pPr>
+      <w:r>
+        <w:rPr>
+          <w:rFonts w:ascii="Times New Roman" w:hAnsi="Times New Roman" w:cs="Times New Roman"/>
+        </w:rPr>
+        <w:t>The following technologies are used:</w:t>
+      </w:r>
+    </w:p>
+    <w:p>
+      <w:pPr>
+        <w:numPr>
+          <w:ilvl w:val="0"/>
+          <w:numId w:val="4"/>
+        </w:numPr>
+        <w:spacing w:line="360" w:lineRule="auto"/>
+        <w:rPr>
+          <w:rFonts w:ascii="Times New Roman" w:hAnsi="Times New Roman" w:cs="Times New Roman"/>
+        </w:rPr>
+      </w:pPr>
+      <w:r>
+        <w:rPr>
+          <w:rFonts w:ascii="Times New Roman" w:hAnsi="Times New Roman" w:cs="Times New Roman"/>
+        </w:rPr>
+        <w:lastRenderedPageBreak/>
+        <w:t>Java</w:t>
+      </w:r>
+    </w:p>
+    <w:p>
+      <w:pPr>
+        <w:numPr>
+          <w:ilvl w:val="0"/>
+          <w:numId w:val="4"/>
+        </w:numPr>
+        <w:spacing w:line="360" w:lineRule="auto"/>
+        <w:rPr>
+          <w:rFonts w:ascii="Times New Roman" w:hAnsi="Times New Roman" w:cs="Times New Roman"/>
+        </w:rPr>
+      </w:pPr>
+      <w:r>
+        <w:rPr>
+          <w:rFonts w:ascii="Times New Roman" w:hAnsi="Times New Roman" w:cs="Times New Roman"/>
         </w:rPr>
         <w:t>Object-Oriented Programming</w:t>
       </w:r>
     </w:p>
     <w:p>
       <w:pPr>
-        <w:spacing w:line="360" w:lineRule="auto"/>
-        <w:rPr>
-          <w:rFonts w:ascii="Times New Roman" w:hAnsi="Times New Roman" w:cs="Times New Roman"/>
-        </w:rPr>
-      </w:pPr>
-      <w:r>
-        <w:rPr>
-          <w:rFonts w:ascii="Times New Roman" w:hAnsi="Times New Roman" w:cs="Times New Roman"/>
-        </w:rPr>
-        <w:pict w14:anchorId="6A0A09B1">
-          <v:rect id="_x0000_i1025" style="width:0;height:1.5pt" o:hralign="center" o:hrstd="t" o:hr="t" fillcolor="#a0a0a0" stroked="f"/>
-        </w:pict>
-      </w:r>
-    </w:p>
-    <w:p>
-      <w:pPr>
-        <w:spacing w:line="360" w:lineRule="auto"/>
-        <w:rPr>
-          <w:rFonts w:ascii="Times New Roman" w:hAnsi="Times New Roman" w:cs="Times New Roman"/>
-          <w:b/>
-          <w:bCs/>
-        </w:rPr>
-      </w:pPr>
-      <w:r>
-        <w:rPr>
-          <w:rFonts w:ascii="Times New Roman" w:hAnsi="Times New Roman" w:cs="Times New Roman"/>
-          <w:b/>
-          <w:bCs/>
-        </w:rPr>
-        <w:t>Author</w:t>
-      </w:r>
-    </w:p>
-    <w:p>
-      <w:pPr>
-        <w:spacing w:line="360" w:lineRule="auto"/>
-        <w:rPr>
-          <w:rFonts w:ascii="Times New Roman" w:hAnsi="Times New Roman" w:cs="Times New Roman"/>
-        </w:rPr>
-      </w:pPr>
-      <w:r>
-        <w:rPr>
-          <w:rFonts w:ascii="Times New Roman" w:hAnsi="Times New Roman" w:cs="Times New Roman"/>
-        </w:rPr>
-        <w:t>Teodor Todorov</w:t>
-      </w:r>
-    </w:p>
-    <w:p>
-      <w:pPr>
-        <w:spacing w:line="360" w:lineRule="auto"/>
-        <w:rPr>
-          <w:rFonts w:ascii="Times New Roman" w:hAnsi="Times New Roman" w:cs="Times New Roman"/>
-          <w:b/>
-          <w:bCs/>
-        </w:rPr>
-      </w:pPr>
-      <w:r>
-        <w:rPr>
-          <w:rFonts w:ascii="Times New Roman" w:hAnsi="Times New Roman" w:cs="Times New Roman"/>
-          <w:b/>
-          <w:bCs/>
-        </w:rPr>
-        <w:t>Checked by</w:t>
-      </w:r>
-    </w:p>
-    <w:p>
-      <w:pPr>
+        <w:numPr>
+          <w:ilvl w:val="0"/>
+          <w:numId w:val="4"/>
+        </w:numPr>
+        <w:spacing w:line="360" w:lineRule="auto"/>
+        <w:rPr>
+          <w:rFonts w:ascii="Times New Roman" w:hAnsi="Times New Roman" w:cs="Times New Roman"/>
+        </w:rPr>
+      </w:pPr>
+      <w:r>
+        <w:rPr>
+          <w:rFonts w:ascii="Times New Roman" w:hAnsi="Times New Roman" w:cs="Times New Roman"/>
+        </w:rPr>
+        <w:t>Java Collections</w:t>
+      </w:r>
+    </w:p>
+    <w:p>
+      <w:pPr>
+        <w:numPr>
+          <w:ilvl w:val="0"/>
+          <w:numId w:val="4"/>
+        </w:numPr>
+        <w:spacing w:line="360" w:lineRule="auto"/>
+        <w:rPr>
+          <w:rFonts w:ascii="Times New Roman" w:hAnsi="Times New Roman" w:cs="Times New Roman"/>
+        </w:rPr>
+      </w:pPr>
+      <w:r>
+        <w:rPr>
+          <w:rFonts w:ascii="Times New Roman" w:hAnsi="Times New Roman" w:cs="Times New Roman"/>
+        </w:rPr>
+        <w:t>File Input/Output</w:t>
+      </w:r>
+    </w:p>
+    <w:p>
+      <w:pPr>
+        <w:numPr>
+          <w:ilvl w:val="0"/>
+          <w:numId w:val="4"/>
+        </w:numPr>
+        <w:spacing w:line="360" w:lineRule="auto"/>
+        <w:rPr>
+          <w:rFonts w:ascii="Times New Roman" w:hAnsi="Times New Roman" w:cs="Times New Roman"/>
+        </w:rPr>
+      </w:pPr>
+      <w:r>
+        <w:rPr>
+          <w:rFonts w:ascii="Times New Roman" w:hAnsi="Times New Roman" w:cs="Times New Roman"/>
+        </w:rPr>
+        <w:t>Console Input/Output</w:t>
+      </w:r>
+    </w:p>
+    <w:p>
+      <w:pPr>
+        <w:numPr>
+          <w:ilvl w:val="0"/>
+          <w:numId w:val="4"/>
+        </w:numPr>
+        <w:spacing w:line="360" w:lineRule="auto"/>
+        <w:rPr>
+          <w:rFonts w:ascii="Times New Roman" w:hAnsi="Times New Roman" w:cs="Times New Roman"/>
+        </w:rPr>
+      </w:pPr>
+      <w:r>
+        <w:rPr>
+          <w:rFonts w:ascii="Times New Roman" w:hAnsi="Times New Roman" w:cs="Times New Roman"/>
+        </w:rPr>
+        <w:t>Git</w:t>
+      </w:r>
+    </w:p>
+    <w:p>
+      <w:pPr>
+        <w:numPr>
+          <w:ilvl w:val="0"/>
+          <w:numId w:val="4"/>
+        </w:numPr>
+        <w:spacing w:line="360" w:lineRule="auto"/>
+        <w:rPr>
+          <w:rFonts w:ascii="Times New Roman" w:hAnsi="Times New Roman" w:cs="Times New Roman"/>
+        </w:rPr>
+      </w:pPr>
+      <w:r>
+        <w:rPr>
+          <w:rFonts w:ascii="Times New Roman" w:hAnsi="Times New Roman" w:cs="Times New Roman"/>
+        </w:rPr>
+        <w:t>GitHub</w:t>
+      </w:r>
+    </w:p>
+    <w:p>
+      <w:pPr>
+        <w:spacing w:line="360" w:lineRule="auto"/>
+        <w:rPr>
+          <w:rFonts w:ascii="Times New Roman" w:hAnsi="Times New Roman" w:cs="Times New Roman"/>
+        </w:rPr>
+      </w:pPr>
+    </w:p>
+    <w:p>
+      <w:pPr>
+        <w:spacing w:line="360" w:lineRule="auto"/>
+        <w:rPr>
+          <w:rFonts w:ascii="Times New Roman" w:hAnsi="Times New Roman" w:cs="Times New Roman"/>
+          <w:b/>
+          <w:bCs/>
+        </w:rPr>
+      </w:pPr>
+      <w:r>
+        <w:rPr>
+          <w:rFonts w:ascii="Times New Roman" w:hAnsi="Times New Roman" w:cs="Times New Roman"/>
+          <w:b/>
+          <w:bCs/>
+        </w:rPr>
+        <w:t>5. Project Structure</w:t>
+      </w:r>
+    </w:p>
+    <w:p>
+      <w:pPr>
+        <w:spacing w:line="360" w:lineRule="auto"/>
+        <w:rPr>
+          <w:rFonts w:ascii="Times New Roman" w:hAnsi="Times New Roman" w:cs="Times New Roman"/>
+        </w:rPr>
+      </w:pPr>
+      <w:r>
+        <w:rPr>
+          <w:rFonts w:ascii="Times New Roman" w:hAnsi="Times New Roman" w:cs="Times New Roman"/>
+        </w:rPr>
+        <w:t>The project contains the following classes:</w:t>
+      </w:r>
+    </w:p>
+    <w:p>
+      <w:pPr>
+        <w:numPr>
+          <w:ilvl w:val="0"/>
+          <w:numId w:val="5"/>
+        </w:numPr>
+        <w:spacing w:line="360" w:lineRule="auto"/>
+        <w:rPr>
+          <w:rFonts w:ascii="Times New Roman" w:hAnsi="Times New Roman" w:cs="Times New Roman"/>
+        </w:rPr>
+      </w:pPr>
+      <w:r>
+        <w:rPr>
+          <w:rFonts w:ascii="Times New Roman" w:hAnsi="Times New Roman" w:cs="Times New Roman"/>
+        </w:rPr>
+        <w:t>Main</w:t>
+      </w:r>
+    </w:p>
+    <w:p>
+      <w:pPr>
+        <w:numPr>
+          <w:ilvl w:val="0"/>
+          <w:numId w:val="5"/>
+        </w:numPr>
+        <w:spacing w:line="360" w:lineRule="auto"/>
+        <w:rPr>
+          <w:rFonts w:ascii="Times New Roman" w:hAnsi="Times New Roman" w:cs="Times New Roman"/>
+        </w:rPr>
+      </w:pPr>
+      <w:r>
+        <w:rPr>
+          <w:rFonts w:ascii="Times New Roman" w:hAnsi="Times New Roman" w:cs="Times New Roman"/>
+        </w:rPr>
+        <w:t>Universe</w:t>
+      </w:r>
+    </w:p>
+    <w:p>
+      <w:pPr>
+        <w:numPr>
+          <w:ilvl w:val="0"/>
+          <w:numId w:val="5"/>
+        </w:numPr>
+        <w:spacing w:line="360" w:lineRule="auto"/>
+        <w:rPr>
+          <w:rFonts w:ascii="Times New Roman" w:hAnsi="Times New Roman" w:cs="Times New Roman"/>
+        </w:rPr>
+      </w:pPr>
+      <w:r>
+        <w:rPr>
+          <w:rFonts w:ascii="Times New Roman" w:hAnsi="Times New Roman" w:cs="Times New Roman"/>
+        </w:rPr>
+        <w:t>Planet</w:t>
+      </w:r>
+    </w:p>
+    <w:p>
+      <w:pPr>
+        <w:numPr>
+          <w:ilvl w:val="0"/>
+          <w:numId w:val="5"/>
+        </w:numPr>
+        <w:spacing w:line="360" w:lineRule="auto"/>
+        <w:rPr>
+          <w:rFonts w:ascii="Times New Roman" w:hAnsi="Times New Roman" w:cs="Times New Roman"/>
+        </w:rPr>
+      </w:pPr>
+      <w:r>
+        <w:rPr>
+          <w:rFonts w:ascii="Times New Roman" w:hAnsi="Times New Roman" w:cs="Times New Roman"/>
+        </w:rPr>
+        <w:t>Jedi</w:t>
+      </w:r>
+    </w:p>
+    <w:p>
+      <w:pPr>
+        <w:numPr>
+          <w:ilvl w:val="0"/>
+          <w:numId w:val="5"/>
+        </w:numPr>
+        <w:spacing w:line="360" w:lineRule="auto"/>
+        <w:rPr>
+          <w:rFonts w:ascii="Times New Roman" w:hAnsi="Times New Roman" w:cs="Times New Roman"/>
+        </w:rPr>
+      </w:pPr>
+      <w:r>
+        <w:rPr>
+          <w:rFonts w:ascii="Times New Roman" w:hAnsi="Times New Roman" w:cs="Times New Roman"/>
+        </w:rPr>
+        <w:t>Rank</w:t>
+      </w:r>
+    </w:p>
+    <w:p>
+      <w:pPr>
+        <w:numPr>
+          <w:ilvl w:val="0"/>
+          <w:numId w:val="5"/>
+        </w:numPr>
         <w:spacing w:line="360" w:lineRule="auto"/>
         <w:rPr>
           <w:rFonts w:ascii="Times New Roman" w:hAnsi="Times New Roman" w:cs="Times New Roman"/>
@@ -170,261 +1668,887 @@
         <w:rPr>
           <w:rFonts w:ascii="Times New Roman" w:hAnsi="Times New Roman" w:cs="Times New Roman"/>
         </w:rPr>
-        <w:t>Velislav</w:t>
+        <w:t>FileManager</w:t>
       </w:r>
       <w:proofErr w:type="spellEnd"/>
-      <w:r>
-        <w:rPr>
-          <w:rFonts w:ascii="Times New Roman" w:hAnsi="Times New Roman" w:cs="Times New Roman"/>
-        </w:rPr>
-        <w:t xml:space="preserve"> </w:t>
+    </w:p>
+    <w:p>
+      <w:pPr>
+        <w:spacing w:line="360" w:lineRule="auto"/>
+        <w:rPr>
+          <w:rFonts w:ascii="Times New Roman" w:hAnsi="Times New Roman" w:cs="Times New Roman"/>
+        </w:rPr>
+      </w:pPr>
+    </w:p>
+    <w:p>
+      <w:pPr>
+        <w:spacing w:line="360" w:lineRule="auto"/>
+        <w:rPr>
+          <w:rFonts w:ascii="Times New Roman" w:hAnsi="Times New Roman" w:cs="Times New Roman"/>
+          <w:b/>
+          <w:bCs/>
+        </w:rPr>
+      </w:pPr>
+      <w:r>
+        <w:rPr>
+          <w:rFonts w:ascii="Times New Roman" w:hAnsi="Times New Roman" w:cs="Times New Roman"/>
+          <w:b/>
+          <w:bCs/>
+        </w:rPr>
+        <w:t>6. Description of Classes</w:t>
+      </w:r>
+    </w:p>
+    <w:p>
+      <w:pPr>
+        <w:spacing w:line="360" w:lineRule="auto"/>
+        <w:rPr>
+          <w:rFonts w:ascii="Times New Roman" w:hAnsi="Times New Roman" w:cs="Times New Roman"/>
+          <w:b/>
+          <w:bCs/>
+        </w:rPr>
+      </w:pPr>
+      <w:r>
+        <w:rPr>
+          <w:rFonts w:ascii="Times New Roman" w:hAnsi="Times New Roman" w:cs="Times New Roman"/>
+          <w:b/>
+          <w:bCs/>
+        </w:rPr>
+        <w:t>Main</w:t>
+      </w:r>
+    </w:p>
+    <w:p>
+      <w:pPr>
+        <w:spacing w:line="360" w:lineRule="auto"/>
+        <w:rPr>
+          <w:rFonts w:ascii="Times New Roman" w:hAnsi="Times New Roman" w:cs="Times New Roman"/>
+        </w:rPr>
+      </w:pPr>
+      <w:r>
+        <w:rPr>
+          <w:rFonts w:ascii="Times New Roman" w:hAnsi="Times New Roman" w:cs="Times New Roman"/>
+        </w:rPr>
+        <w:t>The Main class starts the application.</w:t>
+      </w:r>
+    </w:p>
+    <w:p>
+      <w:pPr>
+        <w:spacing w:line="360" w:lineRule="auto"/>
+        <w:rPr>
+          <w:rFonts w:ascii="Times New Roman" w:hAnsi="Times New Roman" w:cs="Times New Roman"/>
+        </w:rPr>
+      </w:pPr>
+      <w:r>
+        <w:rPr>
+          <w:rFonts w:ascii="Times New Roman" w:hAnsi="Times New Roman" w:cs="Times New Roman"/>
+        </w:rPr>
+        <w:t>Responsibilities:</w:t>
+      </w:r>
+    </w:p>
+    <w:p>
+      <w:pPr>
+        <w:numPr>
+          <w:ilvl w:val="0"/>
+          <w:numId w:val="6"/>
+        </w:numPr>
+        <w:spacing w:line="360" w:lineRule="auto"/>
+        <w:rPr>
+          <w:rFonts w:ascii="Times New Roman" w:hAnsi="Times New Roman" w:cs="Times New Roman"/>
+        </w:rPr>
+      </w:pPr>
+      <w:r>
+        <w:rPr>
+          <w:rFonts w:ascii="Times New Roman" w:hAnsi="Times New Roman" w:cs="Times New Roman"/>
+        </w:rPr>
+        <w:t>reads user commands</w:t>
+      </w:r>
+    </w:p>
+    <w:p>
+      <w:pPr>
+        <w:numPr>
+          <w:ilvl w:val="0"/>
+          <w:numId w:val="6"/>
+        </w:numPr>
+        <w:spacing w:line="360" w:lineRule="auto"/>
+        <w:rPr>
+          <w:rFonts w:ascii="Times New Roman" w:hAnsi="Times New Roman" w:cs="Times New Roman"/>
+        </w:rPr>
+      </w:pPr>
+      <w:r>
+        <w:rPr>
+          <w:rFonts w:ascii="Times New Roman" w:hAnsi="Times New Roman" w:cs="Times New Roman"/>
+        </w:rPr>
+        <w:t>validates commands</w:t>
+      </w:r>
+    </w:p>
+    <w:p>
+      <w:pPr>
+        <w:numPr>
+          <w:ilvl w:val="0"/>
+          <w:numId w:val="6"/>
+        </w:numPr>
+        <w:spacing w:line="360" w:lineRule="auto"/>
+        <w:rPr>
+          <w:rFonts w:ascii="Times New Roman" w:hAnsi="Times New Roman" w:cs="Times New Roman"/>
+        </w:rPr>
+      </w:pPr>
+      <w:r>
+        <w:rPr>
+          <w:rFonts w:ascii="Times New Roman" w:hAnsi="Times New Roman" w:cs="Times New Roman"/>
+        </w:rPr>
+        <w:lastRenderedPageBreak/>
+        <w:t>executes methods</w:t>
+      </w:r>
+    </w:p>
+    <w:p>
+      <w:pPr>
+        <w:numPr>
+          <w:ilvl w:val="0"/>
+          <w:numId w:val="6"/>
+        </w:numPr>
+        <w:spacing w:line="360" w:lineRule="auto"/>
+        <w:rPr>
+          <w:rFonts w:ascii="Times New Roman" w:hAnsi="Times New Roman" w:cs="Times New Roman"/>
+        </w:rPr>
+      </w:pPr>
+      <w:r>
+        <w:rPr>
+          <w:rFonts w:ascii="Times New Roman" w:hAnsi="Times New Roman" w:cs="Times New Roman"/>
+        </w:rPr>
+        <w:t>handles file operations</w:t>
+      </w:r>
+    </w:p>
+    <w:p>
+      <w:pPr>
+        <w:spacing w:line="360" w:lineRule="auto"/>
+        <w:rPr>
+          <w:rFonts w:ascii="Times New Roman" w:hAnsi="Times New Roman" w:cs="Times New Roman"/>
+        </w:rPr>
+      </w:pPr>
+    </w:p>
+    <w:p>
+      <w:pPr>
+        <w:spacing w:line="360" w:lineRule="auto"/>
+        <w:rPr>
+          <w:rFonts w:ascii="Times New Roman" w:hAnsi="Times New Roman" w:cs="Times New Roman"/>
+          <w:b/>
+          <w:bCs/>
+        </w:rPr>
+      </w:pPr>
+      <w:r>
+        <w:rPr>
+          <w:rFonts w:ascii="Times New Roman" w:hAnsi="Times New Roman" w:cs="Times New Roman"/>
+          <w:b/>
+          <w:bCs/>
+        </w:rPr>
+        <w:t>Universe</w:t>
+      </w:r>
+    </w:p>
+    <w:p>
+      <w:pPr>
+        <w:spacing w:line="360" w:lineRule="auto"/>
+        <w:rPr>
+          <w:rFonts w:ascii="Times New Roman" w:hAnsi="Times New Roman" w:cs="Times New Roman"/>
+        </w:rPr>
+      </w:pPr>
+      <w:r>
+        <w:rPr>
+          <w:rFonts w:ascii="Times New Roman" w:hAnsi="Times New Roman" w:cs="Times New Roman"/>
+        </w:rPr>
+        <w:t>The Universe class contains the main business logic.</w:t>
+      </w:r>
+    </w:p>
+    <w:p>
+      <w:pPr>
+        <w:spacing w:line="360" w:lineRule="auto"/>
+        <w:rPr>
+          <w:rFonts w:ascii="Times New Roman" w:hAnsi="Times New Roman" w:cs="Times New Roman"/>
+        </w:rPr>
+      </w:pPr>
+      <w:r>
+        <w:rPr>
+          <w:rFonts w:ascii="Times New Roman" w:hAnsi="Times New Roman" w:cs="Times New Roman"/>
+        </w:rPr>
+        <w:t>Responsibilities:</w:t>
+      </w:r>
+    </w:p>
+    <w:p>
+      <w:pPr>
+        <w:numPr>
+          <w:ilvl w:val="0"/>
+          <w:numId w:val="7"/>
+        </w:numPr>
+        <w:spacing w:line="360" w:lineRule="auto"/>
+        <w:rPr>
+          <w:rFonts w:ascii="Times New Roman" w:hAnsi="Times New Roman" w:cs="Times New Roman"/>
+        </w:rPr>
+      </w:pPr>
+      <w:r>
+        <w:rPr>
+          <w:rFonts w:ascii="Times New Roman" w:hAnsi="Times New Roman" w:cs="Times New Roman"/>
+        </w:rPr>
+        <w:t>manages planets</w:t>
+      </w:r>
+    </w:p>
+    <w:p>
+      <w:pPr>
+        <w:numPr>
+          <w:ilvl w:val="0"/>
+          <w:numId w:val="7"/>
+        </w:numPr>
+        <w:spacing w:line="360" w:lineRule="auto"/>
+        <w:rPr>
+          <w:rFonts w:ascii="Times New Roman" w:hAnsi="Times New Roman" w:cs="Times New Roman"/>
+        </w:rPr>
+      </w:pPr>
+      <w:r>
+        <w:rPr>
+          <w:rFonts w:ascii="Times New Roman" w:hAnsi="Times New Roman" w:cs="Times New Roman"/>
+        </w:rPr>
+        <w:t>manages Jedi</w:t>
+      </w:r>
+    </w:p>
+    <w:p>
+      <w:pPr>
+        <w:numPr>
+          <w:ilvl w:val="0"/>
+          <w:numId w:val="7"/>
+        </w:numPr>
+        <w:spacing w:line="360" w:lineRule="auto"/>
+        <w:rPr>
+          <w:rFonts w:ascii="Times New Roman" w:hAnsi="Times New Roman" w:cs="Times New Roman"/>
+        </w:rPr>
+      </w:pPr>
+      <w:r>
+        <w:rPr>
+          <w:rFonts w:ascii="Times New Roman" w:hAnsi="Times New Roman" w:cs="Times New Roman"/>
+        </w:rPr>
+        <w:t>creates Jedi</w:t>
+      </w:r>
+    </w:p>
+    <w:p>
+      <w:pPr>
+        <w:numPr>
+          <w:ilvl w:val="0"/>
+          <w:numId w:val="7"/>
+        </w:numPr>
+        <w:spacing w:line="360" w:lineRule="auto"/>
+        <w:rPr>
+          <w:rFonts w:ascii="Times New Roman" w:hAnsi="Times New Roman" w:cs="Times New Roman"/>
+        </w:rPr>
+      </w:pPr>
+      <w:r>
+        <w:rPr>
+          <w:rFonts w:ascii="Times New Roman" w:hAnsi="Times New Roman" w:cs="Times New Roman"/>
+        </w:rPr>
+        <w:t>promotes Jedi</w:t>
+      </w:r>
+    </w:p>
+    <w:p>
+      <w:pPr>
+        <w:numPr>
+          <w:ilvl w:val="0"/>
+          <w:numId w:val="7"/>
+        </w:numPr>
+        <w:spacing w:line="360" w:lineRule="auto"/>
+        <w:rPr>
+          <w:rFonts w:ascii="Times New Roman" w:hAnsi="Times New Roman" w:cs="Times New Roman"/>
+        </w:rPr>
+      </w:pPr>
+      <w:r>
+        <w:rPr>
+          <w:rFonts w:ascii="Times New Roman" w:hAnsi="Times New Roman" w:cs="Times New Roman"/>
+        </w:rPr>
+        <w:t>demotes Jedi</w:t>
+      </w:r>
+    </w:p>
+    <w:p>
+      <w:pPr>
+        <w:numPr>
+          <w:ilvl w:val="0"/>
+          <w:numId w:val="7"/>
+        </w:numPr>
+        <w:spacing w:line="360" w:lineRule="auto"/>
+        <w:rPr>
+          <w:rFonts w:ascii="Times New Roman" w:hAnsi="Times New Roman" w:cs="Times New Roman"/>
+        </w:rPr>
+      </w:pPr>
+      <w:r>
+        <w:rPr>
+          <w:rFonts w:ascii="Times New Roman" w:hAnsi="Times New Roman" w:cs="Times New Roman"/>
+        </w:rPr>
+        <w:t>searches for Jedi</w:t>
+      </w:r>
+    </w:p>
+    <w:p>
+      <w:pPr>
+        <w:numPr>
+          <w:ilvl w:val="0"/>
+          <w:numId w:val="7"/>
+        </w:numPr>
+        <w:spacing w:line="360" w:lineRule="auto"/>
+        <w:rPr>
+          <w:rFonts w:ascii="Times New Roman" w:hAnsi="Times New Roman" w:cs="Times New Roman"/>
+        </w:rPr>
+      </w:pPr>
+      <w:r>
+        <w:rPr>
+          <w:rFonts w:ascii="Times New Roman" w:hAnsi="Times New Roman" w:cs="Times New Roman"/>
+        </w:rPr>
+        <w:t>prints information</w:t>
+      </w:r>
+    </w:p>
+    <w:p>
+      <w:pPr>
+        <w:spacing w:line="360" w:lineRule="auto"/>
+        <w:rPr>
+          <w:rFonts w:ascii="Times New Roman" w:hAnsi="Times New Roman" w:cs="Times New Roman"/>
+        </w:rPr>
+      </w:pPr>
+    </w:p>
+    <w:p>
+      <w:pPr>
+        <w:spacing w:line="360" w:lineRule="auto"/>
+        <w:rPr>
+          <w:rFonts w:ascii="Times New Roman" w:hAnsi="Times New Roman" w:cs="Times New Roman"/>
+          <w:b/>
+          <w:bCs/>
+        </w:rPr>
+      </w:pPr>
+      <w:r>
+        <w:rPr>
+          <w:rFonts w:ascii="Times New Roman" w:hAnsi="Times New Roman" w:cs="Times New Roman"/>
+          <w:b/>
+          <w:bCs/>
+        </w:rPr>
+        <w:t>Planet</w:t>
+      </w:r>
+    </w:p>
+    <w:p>
+      <w:pPr>
+        <w:spacing w:line="360" w:lineRule="auto"/>
+        <w:rPr>
+          <w:rFonts w:ascii="Times New Roman" w:hAnsi="Times New Roman" w:cs="Times New Roman"/>
+        </w:rPr>
+      </w:pPr>
+      <w:r>
+        <w:rPr>
+          <w:rFonts w:ascii="Times New Roman" w:hAnsi="Times New Roman" w:cs="Times New Roman"/>
+        </w:rPr>
+        <w:t>The Planet class represents a planet.</w:t>
+      </w:r>
+    </w:p>
+    <w:p>
+      <w:pPr>
+        <w:spacing w:line="360" w:lineRule="auto"/>
+        <w:rPr>
+          <w:rFonts w:ascii="Times New Roman" w:hAnsi="Times New Roman" w:cs="Times New Roman"/>
+        </w:rPr>
+      </w:pPr>
+      <w:r>
+        <w:rPr>
+          <w:rFonts w:ascii="Times New Roman" w:hAnsi="Times New Roman" w:cs="Times New Roman"/>
+        </w:rPr>
+        <w:t>Each planet contains:</w:t>
+      </w:r>
+    </w:p>
+    <w:p>
+      <w:pPr>
+        <w:numPr>
+          <w:ilvl w:val="0"/>
+          <w:numId w:val="8"/>
+        </w:numPr>
+        <w:spacing w:line="360" w:lineRule="auto"/>
+        <w:rPr>
+          <w:rFonts w:ascii="Times New Roman" w:hAnsi="Times New Roman" w:cs="Times New Roman"/>
+        </w:rPr>
+      </w:pPr>
+      <w:r>
+        <w:rPr>
+          <w:rFonts w:ascii="Times New Roman" w:hAnsi="Times New Roman" w:cs="Times New Roman"/>
+        </w:rPr>
+        <w:t>planet name</w:t>
+      </w:r>
+    </w:p>
+    <w:p>
+      <w:pPr>
+        <w:numPr>
+          <w:ilvl w:val="0"/>
+          <w:numId w:val="8"/>
+        </w:numPr>
+        <w:spacing w:line="360" w:lineRule="auto"/>
+        <w:rPr>
+          <w:rFonts w:ascii="Times New Roman" w:hAnsi="Times New Roman" w:cs="Times New Roman"/>
+        </w:rPr>
+      </w:pPr>
+      <w:r>
+        <w:rPr>
+          <w:rFonts w:ascii="Times New Roman" w:hAnsi="Times New Roman" w:cs="Times New Roman"/>
+        </w:rPr>
+        <w:t>collection of Jedi</w:t>
+      </w:r>
+    </w:p>
+    <w:p>
+      <w:pPr>
+        <w:spacing w:line="360" w:lineRule="auto"/>
+        <w:rPr>
+          <w:rFonts w:ascii="Times New Roman" w:hAnsi="Times New Roman" w:cs="Times New Roman"/>
+        </w:rPr>
+      </w:pPr>
+      <w:r>
+        <w:rPr>
+          <w:rFonts w:ascii="Times New Roman" w:hAnsi="Times New Roman" w:cs="Times New Roman"/>
+        </w:rPr>
+        <w:t>Responsibilities:</w:t>
+      </w:r>
+    </w:p>
+    <w:p>
+      <w:pPr>
+        <w:numPr>
+          <w:ilvl w:val="0"/>
+          <w:numId w:val="9"/>
+        </w:numPr>
+        <w:spacing w:line="360" w:lineRule="auto"/>
+        <w:rPr>
+          <w:rFonts w:ascii="Times New Roman" w:hAnsi="Times New Roman" w:cs="Times New Roman"/>
+        </w:rPr>
+      </w:pPr>
+      <w:r>
+        <w:rPr>
+          <w:rFonts w:ascii="Times New Roman" w:hAnsi="Times New Roman" w:cs="Times New Roman"/>
+        </w:rPr>
+        <w:t>stores Jedi</w:t>
+      </w:r>
+    </w:p>
+    <w:p>
+      <w:pPr>
+        <w:numPr>
+          <w:ilvl w:val="0"/>
+          <w:numId w:val="9"/>
+        </w:numPr>
+        <w:spacing w:line="360" w:lineRule="auto"/>
+        <w:rPr>
+          <w:rFonts w:ascii="Times New Roman" w:hAnsi="Times New Roman" w:cs="Times New Roman"/>
+        </w:rPr>
+      </w:pPr>
+      <w:r>
+        <w:rPr>
+          <w:rFonts w:ascii="Times New Roman" w:hAnsi="Times New Roman" w:cs="Times New Roman"/>
+        </w:rPr>
+        <w:t>adds Jedi</w:t>
+      </w:r>
+    </w:p>
+    <w:p>
+      <w:pPr>
+        <w:numPr>
+          <w:ilvl w:val="0"/>
+          <w:numId w:val="9"/>
+        </w:numPr>
+        <w:spacing w:line="360" w:lineRule="auto"/>
+        <w:rPr>
+          <w:rFonts w:ascii="Times New Roman" w:hAnsi="Times New Roman" w:cs="Times New Roman"/>
+        </w:rPr>
+      </w:pPr>
+      <w:r>
+        <w:rPr>
+          <w:rFonts w:ascii="Times New Roman" w:hAnsi="Times New Roman" w:cs="Times New Roman"/>
+        </w:rPr>
+        <w:t>removes Jedi</w:t>
+      </w:r>
+    </w:p>
+    <w:p>
+      <w:pPr>
+        <w:numPr>
+          <w:ilvl w:val="0"/>
+          <w:numId w:val="9"/>
+        </w:numPr>
+        <w:spacing w:line="360" w:lineRule="auto"/>
+        <w:rPr>
+          <w:rFonts w:ascii="Times New Roman" w:hAnsi="Times New Roman" w:cs="Times New Roman"/>
+        </w:rPr>
+      </w:pPr>
+      <w:r>
+        <w:rPr>
+          <w:rFonts w:ascii="Times New Roman" w:hAnsi="Times New Roman" w:cs="Times New Roman"/>
+        </w:rPr>
+        <w:lastRenderedPageBreak/>
+        <w:t>prints information</w:t>
+      </w:r>
+    </w:p>
+    <w:p>
+      <w:pPr>
+        <w:spacing w:line="360" w:lineRule="auto"/>
+        <w:rPr>
+          <w:rFonts w:ascii="Times New Roman" w:hAnsi="Times New Roman" w:cs="Times New Roman"/>
+        </w:rPr>
+      </w:pPr>
+    </w:p>
+    <w:p>
+      <w:pPr>
+        <w:spacing w:line="360" w:lineRule="auto"/>
+        <w:rPr>
+          <w:rFonts w:ascii="Times New Roman" w:hAnsi="Times New Roman" w:cs="Times New Roman"/>
+          <w:b/>
+          <w:bCs/>
+        </w:rPr>
+      </w:pPr>
+      <w:r>
+        <w:rPr>
+          <w:rFonts w:ascii="Times New Roman" w:hAnsi="Times New Roman" w:cs="Times New Roman"/>
+          <w:b/>
+          <w:bCs/>
+        </w:rPr>
+        <w:t>Jedi</w:t>
+      </w:r>
+    </w:p>
+    <w:p>
+      <w:pPr>
+        <w:spacing w:line="360" w:lineRule="auto"/>
+        <w:rPr>
+          <w:rFonts w:ascii="Times New Roman" w:hAnsi="Times New Roman" w:cs="Times New Roman"/>
+        </w:rPr>
+      </w:pPr>
+      <w:r>
+        <w:rPr>
+          <w:rFonts w:ascii="Times New Roman" w:hAnsi="Times New Roman" w:cs="Times New Roman"/>
+        </w:rPr>
+        <w:t>The Jedi class represents a Jedi warrior.</w:t>
+      </w:r>
+    </w:p>
+    <w:p>
+      <w:pPr>
+        <w:spacing w:line="360" w:lineRule="auto"/>
+        <w:rPr>
+          <w:rFonts w:ascii="Times New Roman" w:hAnsi="Times New Roman" w:cs="Times New Roman"/>
+        </w:rPr>
+      </w:pPr>
+      <w:r>
+        <w:rPr>
+          <w:rFonts w:ascii="Times New Roman" w:hAnsi="Times New Roman" w:cs="Times New Roman"/>
+        </w:rPr>
+        <w:t>Each Jedi contains:</w:t>
+      </w:r>
+    </w:p>
+    <w:p>
+      <w:pPr>
+        <w:numPr>
+          <w:ilvl w:val="0"/>
+          <w:numId w:val="10"/>
+        </w:numPr>
+        <w:spacing w:line="360" w:lineRule="auto"/>
+        <w:rPr>
+          <w:rFonts w:ascii="Times New Roman" w:hAnsi="Times New Roman" w:cs="Times New Roman"/>
+        </w:rPr>
+      </w:pPr>
+      <w:r>
+        <w:rPr>
+          <w:rFonts w:ascii="Times New Roman" w:hAnsi="Times New Roman" w:cs="Times New Roman"/>
+        </w:rPr>
+        <w:t>name</w:t>
+      </w:r>
+    </w:p>
+    <w:p>
+      <w:pPr>
+        <w:numPr>
+          <w:ilvl w:val="0"/>
+          <w:numId w:val="10"/>
+        </w:numPr>
+        <w:spacing w:line="360" w:lineRule="auto"/>
+        <w:rPr>
+          <w:rFonts w:ascii="Times New Roman" w:hAnsi="Times New Roman" w:cs="Times New Roman"/>
+        </w:rPr>
+      </w:pPr>
+      <w:r>
+        <w:rPr>
+          <w:rFonts w:ascii="Times New Roman" w:hAnsi="Times New Roman" w:cs="Times New Roman"/>
+        </w:rPr>
+        <w:t>rank</w:t>
+      </w:r>
+    </w:p>
+    <w:p>
+      <w:pPr>
+        <w:numPr>
+          <w:ilvl w:val="0"/>
+          <w:numId w:val="10"/>
+        </w:numPr>
+        <w:spacing w:line="360" w:lineRule="auto"/>
+        <w:rPr>
+          <w:rFonts w:ascii="Times New Roman" w:hAnsi="Times New Roman" w:cs="Times New Roman"/>
+        </w:rPr>
+      </w:pPr>
+      <w:r>
+        <w:rPr>
+          <w:rFonts w:ascii="Times New Roman" w:hAnsi="Times New Roman" w:cs="Times New Roman"/>
+        </w:rPr>
+        <w:t>age</w:t>
+      </w:r>
+    </w:p>
+    <w:p>
+      <w:pPr>
+        <w:numPr>
+          <w:ilvl w:val="0"/>
+          <w:numId w:val="10"/>
+        </w:numPr>
+        <w:spacing w:line="360" w:lineRule="auto"/>
+        <w:rPr>
+          <w:rFonts w:ascii="Times New Roman" w:hAnsi="Times New Roman" w:cs="Times New Roman"/>
+        </w:rPr>
+      </w:pPr>
+      <w:r>
+        <w:rPr>
+          <w:rFonts w:ascii="Times New Roman" w:hAnsi="Times New Roman" w:cs="Times New Roman"/>
+        </w:rPr>
+        <w:t>saber color</w:t>
+      </w:r>
+    </w:p>
+    <w:p>
+      <w:pPr>
+        <w:numPr>
+          <w:ilvl w:val="0"/>
+          <w:numId w:val="10"/>
+        </w:numPr>
+        <w:spacing w:line="360" w:lineRule="auto"/>
+        <w:rPr>
+          <w:rFonts w:ascii="Times New Roman" w:hAnsi="Times New Roman" w:cs="Times New Roman"/>
+        </w:rPr>
+      </w:pPr>
+      <w:r>
+        <w:rPr>
+          <w:rFonts w:ascii="Times New Roman" w:hAnsi="Times New Roman" w:cs="Times New Roman"/>
+        </w:rPr>
+        <w:t>strength</w:t>
+      </w:r>
+    </w:p>
+    <w:p>
+      <w:pPr>
+        <w:spacing w:line="360" w:lineRule="auto"/>
+        <w:rPr>
+          <w:rFonts w:ascii="Times New Roman" w:hAnsi="Times New Roman" w:cs="Times New Roman"/>
+        </w:rPr>
+      </w:pPr>
+      <w:r>
+        <w:rPr>
+          <w:rFonts w:ascii="Times New Roman" w:hAnsi="Times New Roman" w:cs="Times New Roman"/>
+        </w:rPr>
+        <w:t>Responsibilities:</w:t>
+      </w:r>
+    </w:p>
+    <w:p>
+      <w:pPr>
+        <w:numPr>
+          <w:ilvl w:val="0"/>
+          <w:numId w:val="11"/>
+        </w:numPr>
+        <w:spacing w:line="360" w:lineRule="auto"/>
+        <w:rPr>
+          <w:rFonts w:ascii="Times New Roman" w:hAnsi="Times New Roman" w:cs="Times New Roman"/>
+        </w:rPr>
+      </w:pPr>
+      <w:r>
+        <w:rPr>
+          <w:rFonts w:ascii="Times New Roman" w:hAnsi="Times New Roman" w:cs="Times New Roman"/>
+        </w:rPr>
+        <w:t>stores Jedi information</w:t>
+      </w:r>
+    </w:p>
+    <w:p>
+      <w:pPr>
+        <w:numPr>
+          <w:ilvl w:val="0"/>
+          <w:numId w:val="11"/>
+        </w:numPr>
+        <w:spacing w:line="360" w:lineRule="auto"/>
+        <w:rPr>
+          <w:rFonts w:ascii="Times New Roman" w:hAnsi="Times New Roman" w:cs="Times New Roman"/>
+        </w:rPr>
+      </w:pPr>
+      <w:r>
+        <w:rPr>
+          <w:rFonts w:ascii="Times New Roman" w:hAnsi="Times New Roman" w:cs="Times New Roman"/>
+        </w:rPr>
+        <w:t>provides getters and setters</w:t>
+      </w:r>
+    </w:p>
+    <w:p>
+      <w:pPr>
+        <w:numPr>
+          <w:ilvl w:val="0"/>
+          <w:numId w:val="11"/>
+        </w:numPr>
+        <w:spacing w:line="360" w:lineRule="auto"/>
+        <w:rPr>
+          <w:rFonts w:ascii="Times New Roman" w:hAnsi="Times New Roman" w:cs="Times New Roman"/>
+        </w:rPr>
+      </w:pPr>
+      <w:r>
+        <w:rPr>
+          <w:rFonts w:ascii="Times New Roman" w:hAnsi="Times New Roman" w:cs="Times New Roman"/>
+        </w:rPr>
+        <w:t>returns formatted information</w:t>
+      </w:r>
+    </w:p>
+    <w:p>
+      <w:pPr>
+        <w:spacing w:line="360" w:lineRule="auto"/>
+        <w:rPr>
+          <w:rFonts w:ascii="Times New Roman" w:hAnsi="Times New Roman" w:cs="Times New Roman"/>
+        </w:rPr>
+      </w:pPr>
+    </w:p>
+    <w:p>
+      <w:pPr>
+        <w:spacing w:line="360" w:lineRule="auto"/>
+        <w:rPr>
+          <w:rFonts w:ascii="Times New Roman" w:hAnsi="Times New Roman" w:cs="Times New Roman"/>
+          <w:b/>
+          <w:bCs/>
+        </w:rPr>
+      </w:pPr>
+      <w:r>
+        <w:rPr>
+          <w:rFonts w:ascii="Times New Roman" w:hAnsi="Times New Roman" w:cs="Times New Roman"/>
+          <w:b/>
+          <w:bCs/>
+        </w:rPr>
+        <w:t>Rank</w:t>
+      </w:r>
+    </w:p>
+    <w:p>
+      <w:pPr>
+        <w:spacing w:line="360" w:lineRule="auto"/>
+        <w:rPr>
+          <w:rFonts w:ascii="Times New Roman" w:hAnsi="Times New Roman" w:cs="Times New Roman"/>
+        </w:rPr>
+      </w:pPr>
+      <w:r>
+        <w:rPr>
+          <w:rFonts w:ascii="Times New Roman" w:hAnsi="Times New Roman" w:cs="Times New Roman"/>
+        </w:rPr>
+        <w:t xml:space="preserve">The Rank </w:t>
       </w:r>
       <w:proofErr w:type="spellStart"/>
       <w:r>
         <w:rPr>
           <w:rFonts w:ascii="Times New Roman" w:hAnsi="Times New Roman" w:cs="Times New Roman"/>
         </w:rPr>
-        <w:t>Kolesnichenko</w:t>
+        <w:t>enum</w:t>
       </w:r>
       <w:proofErr w:type="spellEnd"/>
-    </w:p>
-    <w:p>
-      <w:pPr>
-        <w:spacing w:line="360" w:lineRule="auto"/>
-        <w:rPr>
-          <w:rFonts w:ascii="Times New Roman" w:hAnsi="Times New Roman" w:cs="Times New Roman"/>
-        </w:rPr>
-      </w:pPr>
-      <w:r>
-        <w:rPr>
-          <w:rFonts w:ascii="Times New Roman" w:hAnsi="Times New Roman" w:cs="Times New Roman"/>
-        </w:rPr>
-        <w:pict w14:anchorId="1E22BEEB">
-          <v:rect id="_x0000_i1026" style="width:0;height:1.5pt" o:hralign="center" o:hrstd="t" o:hr="t" fillcolor="#a0a0a0" stroked="f"/>
-        </w:pict>
-      </w:r>
-    </w:p>
-    <w:p>
-      <w:pPr>
-        <w:spacing w:line="360" w:lineRule="auto"/>
-        <w:rPr>
-          <w:rFonts w:ascii="Times New Roman" w:hAnsi="Times New Roman" w:cs="Times New Roman"/>
-          <w:b/>
-          <w:bCs/>
-        </w:rPr>
-      </w:pPr>
-      <w:r>
-        <w:rPr>
-          <w:rFonts w:ascii="Times New Roman" w:hAnsi="Times New Roman" w:cs="Times New Roman"/>
-          <w:b/>
-          <w:bCs/>
-        </w:rPr>
-        <w:t>Table of Contents</w:t>
-      </w:r>
-    </w:p>
-    <w:p>
-      <w:pPr>
-        <w:numPr>
-          <w:ilvl w:val="0"/>
-          <w:numId w:val="1"/>
-        </w:numPr>
-        <w:spacing w:line="360" w:lineRule="auto"/>
-        <w:rPr>
-          <w:rFonts w:ascii="Times New Roman" w:hAnsi="Times New Roman" w:cs="Times New Roman"/>
-        </w:rPr>
-      </w:pPr>
-      <w:r>
-        <w:rPr>
-          <w:rFonts w:ascii="Times New Roman" w:hAnsi="Times New Roman" w:cs="Times New Roman"/>
-        </w:rPr>
-        <w:t>Introduction</w:t>
-      </w:r>
-    </w:p>
-    <w:p>
-      <w:pPr>
-        <w:numPr>
-          <w:ilvl w:val="0"/>
-          <w:numId w:val="1"/>
-        </w:numPr>
-        <w:spacing w:line="360" w:lineRule="auto"/>
-        <w:rPr>
-          <w:rFonts w:ascii="Times New Roman" w:hAnsi="Times New Roman" w:cs="Times New Roman"/>
-        </w:rPr>
-      </w:pPr>
-      <w:r>
-        <w:rPr>
-          <w:rFonts w:ascii="Times New Roman" w:hAnsi="Times New Roman" w:cs="Times New Roman"/>
-        </w:rPr>
-        <w:t>Project Idea</w:t>
-      </w:r>
-    </w:p>
-    <w:p>
-      <w:pPr>
-        <w:numPr>
-          <w:ilvl w:val="0"/>
-          <w:numId w:val="1"/>
-        </w:numPr>
-        <w:spacing w:line="360" w:lineRule="auto"/>
-        <w:rPr>
-          <w:rFonts w:ascii="Times New Roman" w:hAnsi="Times New Roman" w:cs="Times New Roman"/>
-        </w:rPr>
-      </w:pPr>
-      <w:r>
-        <w:rPr>
-          <w:rFonts w:ascii="Times New Roman" w:hAnsi="Times New Roman" w:cs="Times New Roman"/>
-        </w:rPr>
-        <w:t>Goals and Objectives</w:t>
-      </w:r>
-    </w:p>
-    <w:p>
-      <w:pPr>
-        <w:numPr>
-          <w:ilvl w:val="0"/>
-          <w:numId w:val="1"/>
-        </w:numPr>
-        <w:spacing w:line="360" w:lineRule="auto"/>
-        <w:rPr>
-          <w:rFonts w:ascii="Times New Roman" w:hAnsi="Times New Roman" w:cs="Times New Roman"/>
-        </w:rPr>
-      </w:pPr>
-      <w:r>
-        <w:rPr>
-          <w:rFonts w:ascii="Times New Roman" w:hAnsi="Times New Roman" w:cs="Times New Roman"/>
-        </w:rPr>
-        <w:t>Technologies Used</w:t>
-      </w:r>
-    </w:p>
-    <w:p>
-      <w:pPr>
-        <w:numPr>
-          <w:ilvl w:val="0"/>
-          <w:numId w:val="1"/>
-        </w:numPr>
-        <w:spacing w:line="360" w:lineRule="auto"/>
-        <w:rPr>
-          <w:rFonts w:ascii="Times New Roman" w:hAnsi="Times New Roman" w:cs="Times New Roman"/>
-        </w:rPr>
-      </w:pPr>
-      <w:r>
-        <w:rPr>
-          <w:rFonts w:ascii="Times New Roman" w:hAnsi="Times New Roman" w:cs="Times New Roman"/>
-        </w:rPr>
-        <w:t>Project Structure</w:t>
-      </w:r>
-    </w:p>
-    <w:p>
-      <w:pPr>
-        <w:numPr>
-          <w:ilvl w:val="0"/>
-          <w:numId w:val="1"/>
-        </w:numPr>
-        <w:spacing w:line="360" w:lineRule="auto"/>
-        <w:rPr>
-          <w:rFonts w:ascii="Times New Roman" w:hAnsi="Times New Roman" w:cs="Times New Roman"/>
-        </w:rPr>
-      </w:pPr>
-      <w:r>
-        <w:rPr>
-          <w:rFonts w:ascii="Times New Roman" w:hAnsi="Times New Roman" w:cs="Times New Roman"/>
-        </w:rPr>
-        <w:t>Description of Classes</w:t>
-      </w:r>
-    </w:p>
-    <w:p>
-      <w:pPr>
-        <w:numPr>
-          <w:ilvl w:val="0"/>
-          <w:numId w:val="1"/>
-        </w:numPr>
-        <w:spacing w:line="360" w:lineRule="auto"/>
-        <w:rPr>
-          <w:rFonts w:ascii="Times New Roman" w:hAnsi="Times New Roman" w:cs="Times New Roman"/>
-        </w:rPr>
-      </w:pPr>
-      <w:r>
-        <w:rPr>
-          <w:rFonts w:ascii="Times New Roman" w:hAnsi="Times New Roman" w:cs="Times New Roman"/>
-        </w:rPr>
-        <w:t>Supported Commands</w:t>
-      </w:r>
-    </w:p>
-    <w:p>
-      <w:pPr>
-        <w:numPr>
-          <w:ilvl w:val="0"/>
-          <w:numId w:val="1"/>
-        </w:numPr>
-        <w:spacing w:line="360" w:lineRule="auto"/>
-        <w:rPr>
-          <w:rFonts w:ascii="Times New Roman" w:hAnsi="Times New Roman" w:cs="Times New Roman"/>
-        </w:rPr>
-      </w:pPr>
-      <w:r>
-        <w:rPr>
-          <w:rFonts w:ascii="Times New Roman" w:hAnsi="Times New Roman" w:cs="Times New Roman"/>
-        </w:rPr>
-        <w:t>File Format</w:t>
-      </w:r>
-    </w:p>
-    <w:p>
-      <w:pPr>
-        <w:numPr>
-          <w:ilvl w:val="0"/>
-          <w:numId w:val="1"/>
-        </w:numPr>
-        <w:spacing w:line="360" w:lineRule="auto"/>
-        <w:rPr>
-          <w:rFonts w:ascii="Times New Roman" w:hAnsi="Times New Roman" w:cs="Times New Roman"/>
-        </w:rPr>
-      </w:pPr>
-      <w:r>
-        <w:rPr>
-          <w:rFonts w:ascii="Times New Roman" w:hAnsi="Times New Roman" w:cs="Times New Roman"/>
-        </w:rPr>
-        <w:t>Object-Oriented Programming Principles</w:t>
-      </w:r>
-    </w:p>
-    <w:p>
-      <w:pPr>
-        <w:numPr>
-          <w:ilvl w:val="0"/>
-          <w:numId w:val="1"/>
-        </w:numPr>
-        <w:spacing w:line="360" w:lineRule="auto"/>
-        <w:rPr>
-          <w:rFonts w:ascii="Times New Roman" w:hAnsi="Times New Roman" w:cs="Times New Roman"/>
-        </w:rPr>
-      </w:pPr>
-      <w:r>
-        <w:rPr>
-          <w:rFonts w:ascii="Times New Roman" w:hAnsi="Times New Roman" w:cs="Times New Roman"/>
-        </w:rPr>
-        <w:t>Validation and Error Handling</w:t>
-      </w:r>
-    </w:p>
-    <w:p>
-      <w:pPr>
-        <w:numPr>
-          <w:ilvl w:val="0"/>
-          <w:numId w:val="1"/>
-        </w:numPr>
-        <w:spacing w:line="360" w:lineRule="auto"/>
-        <w:rPr>
-          <w:rFonts w:ascii="Times New Roman" w:hAnsi="Times New Roman" w:cs="Times New Roman"/>
-        </w:rPr>
-      </w:pPr>
-      <w:r>
-        <w:rPr>
-          <w:rFonts w:ascii="Times New Roman" w:hAnsi="Times New Roman" w:cs="Times New Roman"/>
-        </w:rPr>
-        <w:t>Example Usage</w:t>
-      </w:r>
-    </w:p>
-    <w:p>
-      <w:pPr>
-        <w:numPr>
-          <w:ilvl w:val="0"/>
-          <w:numId w:val="1"/>
+      <w:r>
+        <w:rPr>
+          <w:rFonts w:ascii="Times New Roman" w:hAnsi="Times New Roman" w:cs="Times New Roman"/>
+        </w:rPr>
+        <w:t xml:space="preserve"> stores all possible Jedi ranks.</w:t>
+      </w:r>
+    </w:p>
+    <w:p>
+      <w:pPr>
+        <w:spacing w:line="360" w:lineRule="auto"/>
+        <w:rPr>
+          <w:rFonts w:ascii="Times New Roman" w:hAnsi="Times New Roman" w:cs="Times New Roman"/>
+        </w:rPr>
+      </w:pPr>
+      <w:r>
+        <w:rPr>
+          <w:rFonts w:ascii="Times New Roman" w:hAnsi="Times New Roman" w:cs="Times New Roman"/>
+        </w:rPr>
+        <w:t>Example ranks:</w:t>
+      </w:r>
+    </w:p>
+    <w:p>
+      <w:pPr>
+        <w:numPr>
+          <w:ilvl w:val="0"/>
+          <w:numId w:val="12"/>
+        </w:numPr>
+        <w:spacing w:line="360" w:lineRule="auto"/>
+        <w:rPr>
+          <w:rFonts w:ascii="Times New Roman" w:hAnsi="Times New Roman" w:cs="Times New Roman"/>
+        </w:rPr>
+      </w:pPr>
+      <w:r>
+        <w:rPr>
+          <w:rFonts w:ascii="Times New Roman" w:hAnsi="Times New Roman" w:cs="Times New Roman"/>
+        </w:rPr>
+        <w:t>YOUNGLING</w:t>
+      </w:r>
+    </w:p>
+    <w:p>
+      <w:pPr>
+        <w:numPr>
+          <w:ilvl w:val="0"/>
+          <w:numId w:val="12"/>
+        </w:numPr>
+        <w:spacing w:line="360" w:lineRule="auto"/>
+        <w:rPr>
+          <w:rFonts w:ascii="Times New Roman" w:hAnsi="Times New Roman" w:cs="Times New Roman"/>
+        </w:rPr>
+      </w:pPr>
+      <w:r>
+        <w:rPr>
+          <w:rFonts w:ascii="Times New Roman" w:hAnsi="Times New Roman" w:cs="Times New Roman"/>
+        </w:rPr>
+        <w:t>PADAWAN</w:t>
+      </w:r>
+    </w:p>
+    <w:p>
+      <w:pPr>
+        <w:numPr>
+          <w:ilvl w:val="0"/>
+          <w:numId w:val="12"/>
+        </w:numPr>
+        <w:spacing w:line="360" w:lineRule="auto"/>
+        <w:rPr>
+          <w:rFonts w:ascii="Times New Roman" w:hAnsi="Times New Roman" w:cs="Times New Roman"/>
+        </w:rPr>
+      </w:pPr>
+      <w:r>
+        <w:rPr>
+          <w:rFonts w:ascii="Times New Roman" w:hAnsi="Times New Roman" w:cs="Times New Roman"/>
+        </w:rPr>
+        <w:t>KNIGHT</w:t>
+      </w:r>
+    </w:p>
+    <w:p>
+      <w:pPr>
+        <w:numPr>
+          <w:ilvl w:val="0"/>
+          <w:numId w:val="12"/>
+        </w:numPr>
+        <w:spacing w:line="360" w:lineRule="auto"/>
+        <w:rPr>
+          <w:rFonts w:ascii="Times New Roman" w:hAnsi="Times New Roman" w:cs="Times New Roman"/>
+        </w:rPr>
+      </w:pPr>
+      <w:r>
+        <w:rPr>
+          <w:rFonts w:ascii="Times New Roman" w:hAnsi="Times New Roman" w:cs="Times New Roman"/>
+        </w:rPr>
+        <w:t>MASTER</w:t>
+      </w:r>
+    </w:p>
+    <w:p>
+      <w:pPr>
+        <w:numPr>
+          <w:ilvl w:val="0"/>
+          <w:numId w:val="12"/>
+        </w:numPr>
+        <w:spacing w:line="360" w:lineRule="auto"/>
+        <w:rPr>
+          <w:rFonts w:ascii="Times New Roman" w:hAnsi="Times New Roman" w:cs="Times New Roman"/>
+        </w:rPr>
+      </w:pPr>
+      <w:r>
+        <w:rPr>
+          <w:rFonts w:ascii="Times New Roman" w:hAnsi="Times New Roman" w:cs="Times New Roman"/>
+        </w:rPr>
+        <w:t>BATTLE_MASTER</w:t>
+      </w:r>
+    </w:p>
+    <w:p>
+      <w:pPr>
+        <w:numPr>
+          <w:ilvl w:val="0"/>
+          <w:numId w:val="12"/>
         </w:numPr>
         <w:spacing w:line="360" w:lineRule="auto"/>
         <w:rPr>
@@ -436,2058 +2560,654 @@
           <w:rFonts w:ascii="Times New Roman" w:hAnsi="Times New Roman" w:cs="Times New Roman"/>
         </w:rPr>
         <w:lastRenderedPageBreak/>
-        <w:t>Testing</w:t>
-      </w:r>
-    </w:p>
-    <w:p>
-      <w:pPr>
-        <w:numPr>
-          <w:ilvl w:val="0"/>
-          <w:numId w:val="1"/>
-        </w:numPr>
-        <w:spacing w:line="360" w:lineRule="auto"/>
-        <w:rPr>
-          <w:rFonts w:ascii="Times New Roman" w:hAnsi="Times New Roman" w:cs="Times New Roman"/>
-        </w:rPr>
-      </w:pPr>
-      <w:r>
-        <w:rPr>
-          <w:rFonts w:ascii="Times New Roman" w:hAnsi="Times New Roman" w:cs="Times New Roman"/>
-        </w:rPr>
-        <w:t>Conclusion</w:t>
-      </w:r>
-    </w:p>
-    <w:p>
-      <w:pPr>
-        <w:spacing w:line="360" w:lineRule="auto"/>
-        <w:rPr>
-          <w:rFonts w:ascii="Times New Roman" w:hAnsi="Times New Roman" w:cs="Times New Roman"/>
-        </w:rPr>
-      </w:pPr>
-      <w:r>
-        <w:rPr>
-          <w:rFonts w:ascii="Times New Roman" w:hAnsi="Times New Roman" w:cs="Times New Roman"/>
-        </w:rPr>
-        <w:pict w14:anchorId="3602FB43">
-          <v:rect id="_x0000_i1027" style="width:0;height:1.5pt" o:hralign="center" o:hrstd="t" o:hr="t" fillcolor="#a0a0a0" stroked="f"/>
-        </w:pict>
-      </w:r>
-    </w:p>
-    <w:p>
-      <w:pPr>
-        <w:spacing w:line="360" w:lineRule="auto"/>
-        <w:rPr>
-          <w:rFonts w:ascii="Times New Roman" w:hAnsi="Times New Roman" w:cs="Times New Roman"/>
-          <w:b/>
-          <w:bCs/>
-        </w:rPr>
-      </w:pPr>
-      <w:r>
-        <w:rPr>
-          <w:rFonts w:ascii="Times New Roman" w:hAnsi="Times New Roman" w:cs="Times New Roman"/>
-          <w:b/>
-          <w:bCs/>
-        </w:rPr>
-        <w:t>1. Introduction</w:t>
-      </w:r>
-    </w:p>
-    <w:p>
-      <w:pPr>
-        <w:spacing w:line="360" w:lineRule="auto"/>
-        <w:rPr>
-          <w:rFonts w:ascii="Times New Roman" w:hAnsi="Times New Roman" w:cs="Times New Roman"/>
-        </w:rPr>
-      </w:pPr>
-      <w:r>
-        <w:rPr>
-          <w:rFonts w:ascii="Times New Roman" w:hAnsi="Times New Roman" w:cs="Times New Roman"/>
-        </w:rPr>
-        <w:t>The purpose of this project is to create a Java console application for managing a Star Wars universe. The application allows the user to work with planets and Jedi through console commands.</w:t>
-      </w:r>
-    </w:p>
-    <w:p>
-      <w:pPr>
-        <w:spacing w:line="360" w:lineRule="auto"/>
-        <w:rPr>
-          <w:rFonts w:ascii="Times New Roman" w:hAnsi="Times New Roman" w:cs="Times New Roman"/>
-        </w:rPr>
-      </w:pPr>
-      <w:r>
-        <w:rPr>
-          <w:rFonts w:ascii="Times New Roman" w:hAnsi="Times New Roman" w:cs="Times New Roman"/>
-        </w:rPr>
-        <w:t xml:space="preserve">The project demonstrates the use of object-oriented programming principles, file operations, collections, </w:t>
+        <w:t>GRAND_MASTER</w:t>
+      </w:r>
+    </w:p>
+    <w:p>
+      <w:pPr>
+        <w:spacing w:line="360" w:lineRule="auto"/>
+        <w:rPr>
+          <w:rFonts w:ascii="Times New Roman" w:hAnsi="Times New Roman" w:cs="Times New Roman"/>
+        </w:rPr>
+      </w:pPr>
+      <w:r>
+        <w:rPr>
+          <w:rFonts w:ascii="Times New Roman" w:hAnsi="Times New Roman" w:cs="Times New Roman"/>
+        </w:rPr>
+        <w:t xml:space="preserve">The </w:t>
       </w:r>
       <w:proofErr w:type="spellStart"/>
       <w:r>
         <w:rPr>
           <w:rFonts w:ascii="Times New Roman" w:hAnsi="Times New Roman" w:cs="Times New Roman"/>
         </w:rPr>
-        <w:t>enums</w:t>
+        <w:t>enum</w:t>
       </w:r>
       <w:proofErr w:type="spellEnd"/>
       <w:r>
         <w:rPr>
           <w:rFonts w:ascii="Times New Roman" w:hAnsi="Times New Roman" w:cs="Times New Roman"/>
         </w:rPr>
-        <w:t xml:space="preserve"> and command line interface.</w:t>
-      </w:r>
-    </w:p>
-    <w:p>
-      <w:pPr>
-        <w:spacing w:line="360" w:lineRule="auto"/>
-        <w:rPr>
-          <w:rFonts w:ascii="Times New Roman" w:hAnsi="Times New Roman" w:cs="Times New Roman"/>
-        </w:rPr>
-      </w:pPr>
-      <w:r>
-        <w:rPr>
-          <w:rFonts w:ascii="Times New Roman" w:hAnsi="Times New Roman" w:cs="Times New Roman"/>
-        </w:rPr>
-        <w:pict w14:anchorId="2B6E1487">
-          <v:rect id="_x0000_i1028" style="width:0;height:1.5pt" o:hralign="center" o:hrstd="t" o:hr="t" fillcolor="#a0a0a0" stroked="f"/>
-        </w:pict>
-      </w:r>
-    </w:p>
-    <w:p>
-      <w:pPr>
-        <w:spacing w:line="360" w:lineRule="auto"/>
-        <w:rPr>
-          <w:rFonts w:ascii="Times New Roman" w:hAnsi="Times New Roman" w:cs="Times New Roman"/>
-          <w:b/>
-          <w:bCs/>
-        </w:rPr>
-      </w:pPr>
-      <w:r>
-        <w:rPr>
-          <w:rFonts w:ascii="Times New Roman" w:hAnsi="Times New Roman" w:cs="Times New Roman"/>
-          <w:b/>
-          <w:bCs/>
-        </w:rPr>
-        <w:t>2. Project Idea</w:t>
-      </w:r>
-    </w:p>
-    <w:p>
-      <w:pPr>
-        <w:spacing w:line="360" w:lineRule="auto"/>
-        <w:rPr>
-          <w:rFonts w:ascii="Times New Roman" w:hAnsi="Times New Roman" w:cs="Times New Roman"/>
-        </w:rPr>
-      </w:pPr>
-      <w:r>
-        <w:rPr>
-          <w:rFonts w:ascii="Times New Roman" w:hAnsi="Times New Roman" w:cs="Times New Roman"/>
-        </w:rPr>
-        <w:t>The application simulates a simplified Star Wars universe.</w:t>
-      </w:r>
-    </w:p>
-    <w:p>
-      <w:pPr>
-        <w:spacing w:line="360" w:lineRule="auto"/>
-        <w:rPr>
-          <w:rFonts w:ascii="Times New Roman" w:hAnsi="Times New Roman" w:cs="Times New Roman"/>
-        </w:rPr>
-      </w:pPr>
-      <w:r>
-        <w:rPr>
-          <w:rFonts w:ascii="Times New Roman" w:hAnsi="Times New Roman" w:cs="Times New Roman"/>
-        </w:rPr>
-        <w:t>The universe contains planets and Jedi. Every Jedi has:</w:t>
-      </w:r>
-    </w:p>
-    <w:p>
-      <w:pPr>
-        <w:numPr>
-          <w:ilvl w:val="0"/>
-          <w:numId w:val="2"/>
-        </w:numPr>
-        <w:spacing w:line="360" w:lineRule="auto"/>
-        <w:rPr>
-          <w:rFonts w:ascii="Times New Roman" w:hAnsi="Times New Roman" w:cs="Times New Roman"/>
-        </w:rPr>
-      </w:pPr>
-      <w:r>
-        <w:rPr>
-          <w:rFonts w:ascii="Times New Roman" w:hAnsi="Times New Roman" w:cs="Times New Roman"/>
-        </w:rPr>
-        <w:t>name</w:t>
-      </w:r>
-    </w:p>
-    <w:p>
-      <w:pPr>
-        <w:numPr>
-          <w:ilvl w:val="0"/>
-          <w:numId w:val="2"/>
-        </w:numPr>
-        <w:spacing w:line="360" w:lineRule="auto"/>
-        <w:rPr>
-          <w:rFonts w:ascii="Times New Roman" w:hAnsi="Times New Roman" w:cs="Times New Roman"/>
-        </w:rPr>
-      </w:pPr>
-      <w:r>
-        <w:rPr>
-          <w:rFonts w:ascii="Times New Roman" w:hAnsi="Times New Roman" w:cs="Times New Roman"/>
-        </w:rPr>
-        <w:t>rank</w:t>
-      </w:r>
-    </w:p>
-    <w:p>
-      <w:pPr>
-        <w:numPr>
-          <w:ilvl w:val="0"/>
-          <w:numId w:val="2"/>
-        </w:numPr>
-        <w:spacing w:line="360" w:lineRule="auto"/>
-        <w:rPr>
-          <w:rFonts w:ascii="Times New Roman" w:hAnsi="Times New Roman" w:cs="Times New Roman"/>
-        </w:rPr>
-      </w:pPr>
-      <w:r>
-        <w:rPr>
-          <w:rFonts w:ascii="Times New Roman" w:hAnsi="Times New Roman" w:cs="Times New Roman"/>
-        </w:rPr>
-        <w:t>age</w:t>
-      </w:r>
-    </w:p>
-    <w:p>
-      <w:pPr>
-        <w:numPr>
-          <w:ilvl w:val="0"/>
-          <w:numId w:val="2"/>
-        </w:numPr>
-        <w:spacing w:line="360" w:lineRule="auto"/>
-        <w:rPr>
-          <w:rFonts w:ascii="Times New Roman" w:hAnsi="Times New Roman" w:cs="Times New Roman"/>
-        </w:rPr>
-      </w:pPr>
-      <w:r>
-        <w:rPr>
-          <w:rFonts w:ascii="Times New Roman" w:hAnsi="Times New Roman" w:cs="Times New Roman"/>
-        </w:rPr>
-        <w:t>lightsaber color</w:t>
-      </w:r>
-    </w:p>
-    <w:p>
-      <w:pPr>
-        <w:numPr>
-          <w:ilvl w:val="0"/>
-          <w:numId w:val="2"/>
-        </w:numPr>
-        <w:spacing w:line="360" w:lineRule="auto"/>
-        <w:rPr>
-          <w:rFonts w:ascii="Times New Roman" w:hAnsi="Times New Roman" w:cs="Times New Roman"/>
-        </w:rPr>
-      </w:pPr>
-      <w:r>
-        <w:rPr>
-          <w:rFonts w:ascii="Times New Roman" w:hAnsi="Times New Roman" w:cs="Times New Roman"/>
-        </w:rPr>
-        <w:t>strength</w:t>
-      </w:r>
-    </w:p>
-    <w:p>
-      <w:pPr>
-        <w:spacing w:line="360" w:lineRule="auto"/>
-        <w:rPr>
-          <w:rFonts w:ascii="Times New Roman" w:hAnsi="Times New Roman" w:cs="Times New Roman"/>
-        </w:rPr>
-      </w:pPr>
-      <w:r>
-        <w:rPr>
-          <w:rFonts w:ascii="Times New Roman" w:hAnsi="Times New Roman" w:cs="Times New Roman"/>
-        </w:rPr>
-        <w:t>The user can create planets, add Jedi, remove Jedi, promote or demote Jedi and print information about planets and Jedi.</w:t>
-      </w:r>
-    </w:p>
-    <w:p>
-      <w:pPr>
-        <w:spacing w:line="360" w:lineRule="auto"/>
-        <w:rPr>
-          <w:rFonts w:ascii="Times New Roman" w:hAnsi="Times New Roman" w:cs="Times New Roman"/>
-        </w:rPr>
-      </w:pPr>
-      <w:r>
-        <w:rPr>
-          <w:rFonts w:ascii="Times New Roman" w:hAnsi="Times New Roman" w:cs="Times New Roman"/>
-        </w:rPr>
-        <w:t>The program works entirely through console commands.</w:t>
-      </w:r>
-    </w:p>
-    <w:p>
-      <w:pPr>
-        <w:spacing w:line="360" w:lineRule="auto"/>
-        <w:rPr>
-          <w:rFonts w:ascii="Times New Roman" w:hAnsi="Times New Roman" w:cs="Times New Roman"/>
-        </w:rPr>
-      </w:pPr>
-      <w:r>
-        <w:rPr>
-          <w:rFonts w:ascii="Times New Roman" w:hAnsi="Times New Roman" w:cs="Times New Roman"/>
-        </w:rPr>
-        <w:pict w14:anchorId="39165B0E">
-          <v:rect id="_x0000_i1029" style="width:0;height:1.5pt" o:hralign="center" o:hrstd="t" o:hr="t" fillcolor="#a0a0a0" stroked="f"/>
-        </w:pict>
-      </w:r>
-    </w:p>
-    <w:p>
-      <w:pPr>
-        <w:spacing w:line="360" w:lineRule="auto"/>
-        <w:rPr>
-          <w:rFonts w:ascii="Times New Roman" w:hAnsi="Times New Roman" w:cs="Times New Roman"/>
-          <w:b/>
-          <w:bCs/>
-        </w:rPr>
-      </w:pPr>
-      <w:r>
-        <w:rPr>
-          <w:rFonts w:ascii="Times New Roman" w:hAnsi="Times New Roman" w:cs="Times New Roman"/>
-          <w:b/>
-          <w:bCs/>
-        </w:rPr>
-        <w:t>3. Goals and Objectives</w:t>
-      </w:r>
-    </w:p>
-    <w:p>
-      <w:pPr>
-        <w:spacing w:line="360" w:lineRule="auto"/>
-        <w:rPr>
-          <w:rFonts w:ascii="Times New Roman" w:hAnsi="Times New Roman" w:cs="Times New Roman"/>
-        </w:rPr>
-      </w:pPr>
-      <w:r>
-        <w:rPr>
-          <w:rFonts w:ascii="Times New Roman" w:hAnsi="Times New Roman" w:cs="Times New Roman"/>
-        </w:rPr>
-        <w:t>Main goals of the project:</w:t>
-      </w:r>
-    </w:p>
-    <w:p>
-      <w:pPr>
-        <w:numPr>
-          <w:ilvl w:val="0"/>
-          <w:numId w:val="3"/>
-        </w:numPr>
-        <w:spacing w:line="360" w:lineRule="auto"/>
-        <w:rPr>
-          <w:rFonts w:ascii="Times New Roman" w:hAnsi="Times New Roman" w:cs="Times New Roman"/>
-        </w:rPr>
-      </w:pPr>
+        <w:t xml:space="preserve"> simplifies validation and rank comparison.</w:t>
+      </w:r>
+    </w:p>
+    <w:p>
+      <w:pPr>
+        <w:spacing w:line="360" w:lineRule="auto"/>
+        <w:rPr>
+          <w:rFonts w:ascii="Times New Roman" w:hAnsi="Times New Roman" w:cs="Times New Roman"/>
+        </w:rPr>
+      </w:pPr>
+    </w:p>
+    <w:p>
+      <w:pPr>
+        <w:spacing w:line="360" w:lineRule="auto"/>
+        <w:rPr>
+          <w:rFonts w:ascii="Times New Roman" w:hAnsi="Times New Roman" w:cs="Times New Roman"/>
+          <w:b/>
+          <w:bCs/>
+        </w:rPr>
+      </w:pPr>
+      <w:proofErr w:type="spellStart"/>
+      <w:r>
+        <w:rPr>
+          <w:rFonts w:ascii="Times New Roman" w:hAnsi="Times New Roman" w:cs="Times New Roman"/>
+          <w:b/>
+          <w:bCs/>
+        </w:rPr>
+        <w:t>FileManager</w:t>
+      </w:r>
+      <w:proofErr w:type="spellEnd"/>
+    </w:p>
+    <w:p>
+      <w:pPr>
+        <w:spacing w:line="360" w:lineRule="auto"/>
+        <w:rPr>
+          <w:rFonts w:ascii="Times New Roman" w:hAnsi="Times New Roman" w:cs="Times New Roman"/>
+        </w:rPr>
+      </w:pPr>
+      <w:r>
+        <w:rPr>
+          <w:rFonts w:ascii="Times New Roman" w:hAnsi="Times New Roman" w:cs="Times New Roman"/>
+        </w:rPr>
+        <w:t xml:space="preserve">The </w:t>
+      </w:r>
+      <w:proofErr w:type="spellStart"/>
+      <w:r>
+        <w:rPr>
+          <w:rFonts w:ascii="Times New Roman" w:hAnsi="Times New Roman" w:cs="Times New Roman"/>
+        </w:rPr>
+        <w:t>FileManager</w:t>
+      </w:r>
+      <w:proofErr w:type="spellEnd"/>
+      <w:r>
+        <w:rPr>
+          <w:rFonts w:ascii="Times New Roman" w:hAnsi="Times New Roman" w:cs="Times New Roman"/>
+        </w:rPr>
+        <w:t xml:space="preserve"> class is responsible for file operations.</w:t>
+      </w:r>
+    </w:p>
+    <w:p>
+      <w:pPr>
+        <w:spacing w:line="360" w:lineRule="auto"/>
+        <w:rPr>
+          <w:rFonts w:ascii="Times New Roman" w:hAnsi="Times New Roman" w:cs="Times New Roman"/>
+        </w:rPr>
+      </w:pPr>
+      <w:r>
+        <w:rPr>
+          <w:rFonts w:ascii="Times New Roman" w:hAnsi="Times New Roman" w:cs="Times New Roman"/>
+        </w:rPr>
+        <w:t>Responsibilities:</w:t>
+      </w:r>
+    </w:p>
+    <w:p>
+      <w:pPr>
+        <w:numPr>
+          <w:ilvl w:val="0"/>
+          <w:numId w:val="13"/>
+        </w:numPr>
+        <w:spacing w:line="360" w:lineRule="auto"/>
+        <w:rPr>
+          <w:rFonts w:ascii="Times New Roman" w:hAnsi="Times New Roman" w:cs="Times New Roman"/>
+        </w:rPr>
+      </w:pPr>
+      <w:r>
+        <w:rPr>
+          <w:rFonts w:ascii="Times New Roman" w:hAnsi="Times New Roman" w:cs="Times New Roman"/>
+        </w:rPr>
+        <w:t>loads data from files</w:t>
+      </w:r>
+    </w:p>
+    <w:p>
+      <w:pPr>
+        <w:numPr>
+          <w:ilvl w:val="0"/>
+          <w:numId w:val="13"/>
+        </w:numPr>
+        <w:spacing w:line="360" w:lineRule="auto"/>
+        <w:rPr>
+          <w:rFonts w:ascii="Times New Roman" w:hAnsi="Times New Roman" w:cs="Times New Roman"/>
+        </w:rPr>
+      </w:pPr>
+      <w:r>
+        <w:rPr>
+          <w:rFonts w:ascii="Times New Roman" w:hAnsi="Times New Roman" w:cs="Times New Roman"/>
+        </w:rPr>
+        <w:t>saves data to files</w:t>
+      </w:r>
+    </w:p>
+    <w:p>
+      <w:pPr>
+        <w:numPr>
+          <w:ilvl w:val="0"/>
+          <w:numId w:val="13"/>
+        </w:numPr>
+        <w:spacing w:line="360" w:lineRule="auto"/>
+        <w:rPr>
+          <w:rFonts w:ascii="Times New Roman" w:hAnsi="Times New Roman" w:cs="Times New Roman"/>
+        </w:rPr>
+      </w:pPr>
+      <w:r>
+        <w:rPr>
+          <w:rFonts w:ascii="Times New Roman" w:hAnsi="Times New Roman" w:cs="Times New Roman"/>
+        </w:rPr>
+        <w:t>converts text data into objects</w:t>
+      </w:r>
+    </w:p>
+    <w:p>
+      <w:pPr>
+        <w:spacing w:line="360" w:lineRule="auto"/>
+        <w:rPr>
+          <w:rFonts w:ascii="Times New Roman" w:hAnsi="Times New Roman" w:cs="Times New Roman"/>
+        </w:rPr>
+      </w:pPr>
+    </w:p>
+    <w:p>
+      <w:pPr>
+        <w:spacing w:line="360" w:lineRule="auto"/>
+        <w:rPr>
+          <w:rFonts w:ascii="Times New Roman" w:hAnsi="Times New Roman" w:cs="Times New Roman"/>
+          <w:b/>
+          <w:bCs/>
+        </w:rPr>
+      </w:pPr>
+      <w:r>
+        <w:rPr>
+          <w:rFonts w:ascii="Times New Roman" w:hAnsi="Times New Roman" w:cs="Times New Roman"/>
+          <w:b/>
+          <w:bCs/>
+        </w:rPr>
+        <w:t>7. Supported Commands</w:t>
+      </w:r>
+    </w:p>
+    <w:p>
+      <w:pPr>
+        <w:spacing w:line="360" w:lineRule="auto"/>
+        <w:rPr>
+          <w:rFonts w:ascii="Times New Roman" w:hAnsi="Times New Roman" w:cs="Times New Roman"/>
+          <w:b/>
+          <w:bCs/>
+        </w:rPr>
+      </w:pPr>
+      <w:r>
+        <w:rPr>
+          <w:rFonts w:ascii="Times New Roman" w:hAnsi="Times New Roman" w:cs="Times New Roman"/>
+          <w:b/>
+          <w:bCs/>
+        </w:rPr>
+        <w:t>File Commands</w:t>
+      </w:r>
+    </w:p>
+    <w:p>
+      <w:pPr>
+        <w:numPr>
+          <w:ilvl w:val="0"/>
+          <w:numId w:val="14"/>
+        </w:numPr>
+        <w:spacing w:line="360" w:lineRule="auto"/>
+        <w:rPr>
+          <w:rFonts w:ascii="Times New Roman" w:hAnsi="Times New Roman" w:cs="Times New Roman"/>
+        </w:rPr>
+      </w:pPr>
+      <w:r>
+        <w:rPr>
+          <w:rFonts w:ascii="Times New Roman" w:hAnsi="Times New Roman" w:cs="Times New Roman"/>
+        </w:rPr>
+        <w:t>open</w:t>
+      </w:r>
+    </w:p>
+    <w:p>
+      <w:pPr>
+        <w:numPr>
+          <w:ilvl w:val="0"/>
+          <w:numId w:val="14"/>
+        </w:numPr>
+        <w:spacing w:line="360" w:lineRule="auto"/>
+        <w:rPr>
+          <w:rFonts w:ascii="Times New Roman" w:hAnsi="Times New Roman" w:cs="Times New Roman"/>
+        </w:rPr>
+      </w:pPr>
+      <w:r>
+        <w:rPr>
+          <w:rFonts w:ascii="Times New Roman" w:hAnsi="Times New Roman" w:cs="Times New Roman"/>
+        </w:rPr>
+        <w:t>close</w:t>
+      </w:r>
+    </w:p>
+    <w:p>
+      <w:pPr>
+        <w:numPr>
+          <w:ilvl w:val="0"/>
+          <w:numId w:val="14"/>
+        </w:numPr>
+        <w:spacing w:line="360" w:lineRule="auto"/>
+        <w:rPr>
+          <w:rFonts w:ascii="Times New Roman" w:hAnsi="Times New Roman" w:cs="Times New Roman"/>
+        </w:rPr>
+      </w:pPr>
+      <w:r>
+        <w:rPr>
+          <w:rFonts w:ascii="Times New Roman" w:hAnsi="Times New Roman" w:cs="Times New Roman"/>
+        </w:rPr>
+        <w:t>save</w:t>
+      </w:r>
+    </w:p>
+    <w:p>
+      <w:pPr>
+        <w:numPr>
+          <w:ilvl w:val="0"/>
+          <w:numId w:val="14"/>
+        </w:numPr>
+        <w:spacing w:line="360" w:lineRule="auto"/>
+        <w:rPr>
+          <w:rFonts w:ascii="Times New Roman" w:hAnsi="Times New Roman" w:cs="Times New Roman"/>
+        </w:rPr>
+      </w:pPr>
+      <w:r>
+        <w:rPr>
+          <w:rFonts w:ascii="Times New Roman" w:hAnsi="Times New Roman" w:cs="Times New Roman"/>
+        </w:rPr>
+        <w:t>save as</w:t>
+      </w:r>
+    </w:p>
+    <w:p>
+      <w:pPr>
+        <w:numPr>
+          <w:ilvl w:val="0"/>
+          <w:numId w:val="14"/>
+        </w:numPr>
+        <w:spacing w:line="360" w:lineRule="auto"/>
+        <w:rPr>
+          <w:rFonts w:ascii="Times New Roman" w:hAnsi="Times New Roman" w:cs="Times New Roman"/>
+        </w:rPr>
+      </w:pPr>
+      <w:r>
+        <w:rPr>
+          <w:rFonts w:ascii="Times New Roman" w:hAnsi="Times New Roman" w:cs="Times New Roman"/>
+        </w:rPr>
+        <w:t>help</w:t>
+      </w:r>
+    </w:p>
+    <w:p>
+      <w:pPr>
+        <w:numPr>
+          <w:ilvl w:val="0"/>
+          <w:numId w:val="14"/>
+        </w:numPr>
+        <w:spacing w:line="360" w:lineRule="auto"/>
+        <w:rPr>
+          <w:rFonts w:ascii="Times New Roman" w:hAnsi="Times New Roman" w:cs="Times New Roman"/>
+        </w:rPr>
+      </w:pPr>
+      <w:r>
+        <w:rPr>
+          <w:rFonts w:ascii="Times New Roman" w:hAnsi="Times New Roman" w:cs="Times New Roman"/>
+        </w:rPr>
+        <w:t>exit</w:t>
+      </w:r>
+    </w:p>
+    <w:p>
+      <w:pPr>
+        <w:spacing w:line="360" w:lineRule="auto"/>
+        <w:rPr>
+          <w:rFonts w:ascii="Times New Roman" w:hAnsi="Times New Roman" w:cs="Times New Roman"/>
+          <w:b/>
+          <w:bCs/>
+        </w:rPr>
+      </w:pPr>
+      <w:r>
+        <w:rPr>
+          <w:rFonts w:ascii="Times New Roman" w:hAnsi="Times New Roman" w:cs="Times New Roman"/>
+          <w:b/>
+          <w:bCs/>
+        </w:rPr>
+        <w:t>Star Wars Commands</w:t>
+      </w:r>
+    </w:p>
+    <w:p>
+      <w:pPr>
+        <w:numPr>
+          <w:ilvl w:val="0"/>
+          <w:numId w:val="15"/>
+        </w:numPr>
+        <w:spacing w:line="360" w:lineRule="auto"/>
+        <w:rPr>
+          <w:rFonts w:ascii="Times New Roman" w:hAnsi="Times New Roman" w:cs="Times New Roman"/>
+        </w:rPr>
+      </w:pPr>
+      <w:proofErr w:type="spellStart"/>
+      <w:r>
+        <w:rPr>
+          <w:rFonts w:ascii="Times New Roman" w:hAnsi="Times New Roman" w:cs="Times New Roman"/>
+        </w:rPr>
+        <w:t>add_planet</w:t>
+      </w:r>
+      <w:proofErr w:type="spellEnd"/>
+      <w:r>
+        <w:rPr>
+          <w:rFonts w:ascii="Times New Roman" w:hAnsi="Times New Roman" w:cs="Times New Roman"/>
+        </w:rPr>
+        <w:t xml:space="preserve"> &lt;</w:t>
+      </w:r>
+      <w:proofErr w:type="spellStart"/>
+      <w:r>
+        <w:rPr>
+          <w:rFonts w:ascii="Times New Roman" w:hAnsi="Times New Roman" w:cs="Times New Roman"/>
+        </w:rPr>
+        <w:t>planet_name</w:t>
+      </w:r>
+      <w:proofErr w:type="spellEnd"/>
+      <w:r>
+        <w:rPr>
+          <w:rFonts w:ascii="Times New Roman" w:hAnsi="Times New Roman" w:cs="Times New Roman"/>
+        </w:rPr>
+        <w:t>&gt;</w:t>
+      </w:r>
+    </w:p>
+    <w:p>
+      <w:pPr>
+        <w:numPr>
+          <w:ilvl w:val="0"/>
+          <w:numId w:val="15"/>
+        </w:numPr>
+        <w:spacing w:line="360" w:lineRule="auto"/>
+        <w:rPr>
+          <w:rFonts w:ascii="Times New Roman" w:hAnsi="Times New Roman" w:cs="Times New Roman"/>
+        </w:rPr>
+      </w:pPr>
+      <w:proofErr w:type="spellStart"/>
+      <w:r>
+        <w:rPr>
+          <w:rFonts w:ascii="Times New Roman" w:hAnsi="Times New Roman" w:cs="Times New Roman"/>
+        </w:rPr>
+        <w:t>create_jedi</w:t>
+      </w:r>
+      <w:proofErr w:type="spellEnd"/>
+      <w:r>
+        <w:rPr>
+          <w:rFonts w:ascii="Times New Roman" w:hAnsi="Times New Roman" w:cs="Times New Roman"/>
+        </w:rPr>
+        <w:t xml:space="preserve"> &lt;</w:t>
+      </w:r>
+      <w:proofErr w:type="spellStart"/>
+      <w:r>
+        <w:rPr>
+          <w:rFonts w:ascii="Times New Roman" w:hAnsi="Times New Roman" w:cs="Times New Roman"/>
+        </w:rPr>
+        <w:t>planet_name</w:t>
+      </w:r>
+      <w:proofErr w:type="spellEnd"/>
+      <w:r>
+        <w:rPr>
+          <w:rFonts w:ascii="Times New Roman" w:hAnsi="Times New Roman" w:cs="Times New Roman"/>
+        </w:rPr>
+        <w:t>&gt; &lt;</w:t>
+      </w:r>
+      <w:proofErr w:type="spellStart"/>
+      <w:r>
+        <w:rPr>
+          <w:rFonts w:ascii="Times New Roman" w:hAnsi="Times New Roman" w:cs="Times New Roman"/>
+        </w:rPr>
+        <w:t>jedi_name</w:t>
+      </w:r>
+      <w:proofErr w:type="spellEnd"/>
+      <w:r>
+        <w:rPr>
+          <w:rFonts w:ascii="Times New Roman" w:hAnsi="Times New Roman" w:cs="Times New Roman"/>
+        </w:rPr>
+        <w:t>&gt; &lt;</w:t>
+      </w:r>
+      <w:proofErr w:type="spellStart"/>
+      <w:r>
+        <w:rPr>
+          <w:rFonts w:ascii="Times New Roman" w:hAnsi="Times New Roman" w:cs="Times New Roman"/>
+        </w:rPr>
+        <w:t>jedi_rank</w:t>
+      </w:r>
+      <w:proofErr w:type="spellEnd"/>
+      <w:r>
+        <w:rPr>
+          <w:rFonts w:ascii="Times New Roman" w:hAnsi="Times New Roman" w:cs="Times New Roman"/>
+        </w:rPr>
+        <w:t>&gt; &lt;</w:t>
+      </w:r>
+      <w:proofErr w:type="spellStart"/>
+      <w:r>
+        <w:rPr>
+          <w:rFonts w:ascii="Times New Roman" w:hAnsi="Times New Roman" w:cs="Times New Roman"/>
+        </w:rPr>
+        <w:t>jedi_age</w:t>
+      </w:r>
+      <w:proofErr w:type="spellEnd"/>
+      <w:r>
+        <w:rPr>
+          <w:rFonts w:ascii="Times New Roman" w:hAnsi="Times New Roman" w:cs="Times New Roman"/>
+        </w:rPr>
+        <w:t>&gt; &lt;</w:t>
+      </w:r>
+      <w:proofErr w:type="spellStart"/>
+      <w:r>
+        <w:rPr>
+          <w:rFonts w:ascii="Times New Roman" w:hAnsi="Times New Roman" w:cs="Times New Roman"/>
+        </w:rPr>
+        <w:t>saber_color</w:t>
+      </w:r>
+      <w:proofErr w:type="spellEnd"/>
+      <w:r>
+        <w:rPr>
+          <w:rFonts w:ascii="Times New Roman" w:hAnsi="Times New Roman" w:cs="Times New Roman"/>
+        </w:rPr>
+        <w:t>&gt; &lt;</w:t>
+      </w:r>
+      <w:proofErr w:type="spellStart"/>
+      <w:r>
+        <w:rPr>
+          <w:rFonts w:ascii="Times New Roman" w:hAnsi="Times New Roman" w:cs="Times New Roman"/>
+        </w:rPr>
+        <w:t>jedi_strength</w:t>
+      </w:r>
+      <w:proofErr w:type="spellEnd"/>
+      <w:r>
+        <w:rPr>
+          <w:rFonts w:ascii="Times New Roman" w:hAnsi="Times New Roman" w:cs="Times New Roman"/>
+        </w:rPr>
+        <w:t>&gt;</w:t>
+      </w:r>
+    </w:p>
+    <w:p>
+      <w:pPr>
+        <w:numPr>
+          <w:ilvl w:val="0"/>
+          <w:numId w:val="15"/>
+        </w:numPr>
+        <w:spacing w:line="360" w:lineRule="auto"/>
+        <w:rPr>
+          <w:rFonts w:ascii="Times New Roman" w:hAnsi="Times New Roman" w:cs="Times New Roman"/>
+        </w:rPr>
+      </w:pPr>
+      <w:proofErr w:type="spellStart"/>
+      <w:r>
+        <w:rPr>
+          <w:rFonts w:ascii="Times New Roman" w:hAnsi="Times New Roman" w:cs="Times New Roman"/>
+        </w:rPr>
+        <w:t>removeJedi</w:t>
+      </w:r>
+      <w:proofErr w:type="spellEnd"/>
+      <w:r>
+        <w:rPr>
+          <w:rFonts w:ascii="Times New Roman" w:hAnsi="Times New Roman" w:cs="Times New Roman"/>
+        </w:rPr>
+        <w:t xml:space="preserve"> &lt;</w:t>
+      </w:r>
+      <w:proofErr w:type="spellStart"/>
+      <w:r>
+        <w:rPr>
+          <w:rFonts w:ascii="Times New Roman" w:hAnsi="Times New Roman" w:cs="Times New Roman"/>
+        </w:rPr>
+        <w:t>jedi_name</w:t>
+      </w:r>
+      <w:proofErr w:type="spellEnd"/>
+      <w:r>
+        <w:rPr>
+          <w:rFonts w:ascii="Times New Roman" w:hAnsi="Times New Roman" w:cs="Times New Roman"/>
+        </w:rPr>
+        <w:t>&gt; &lt;</w:t>
+      </w:r>
+      <w:proofErr w:type="spellStart"/>
+      <w:r>
+        <w:rPr>
+          <w:rFonts w:ascii="Times New Roman" w:hAnsi="Times New Roman" w:cs="Times New Roman"/>
+        </w:rPr>
+        <w:t>planet_name</w:t>
+      </w:r>
+      <w:proofErr w:type="spellEnd"/>
+      <w:r>
+        <w:rPr>
+          <w:rFonts w:ascii="Times New Roman" w:hAnsi="Times New Roman" w:cs="Times New Roman"/>
+        </w:rPr>
+        <w:t>&gt;</w:t>
+      </w:r>
+    </w:p>
+    <w:p>
+      <w:pPr>
+        <w:numPr>
+          <w:ilvl w:val="0"/>
+          <w:numId w:val="15"/>
+        </w:numPr>
+        <w:spacing w:line="360" w:lineRule="auto"/>
+        <w:rPr>
+          <w:rFonts w:ascii="Times New Roman" w:hAnsi="Times New Roman" w:cs="Times New Roman"/>
+        </w:rPr>
+      </w:pPr>
+      <w:proofErr w:type="spellStart"/>
       <w:r>
         <w:rPr>
           <w:rFonts w:ascii="Times New Roman" w:hAnsi="Times New Roman" w:cs="Times New Roman"/>
         </w:rPr>
         <w:lastRenderedPageBreak/>
-        <w:t>create console-based Java application</w:t>
-      </w:r>
-    </w:p>
-    <w:p>
-      <w:pPr>
-        <w:numPr>
-          <w:ilvl w:val="0"/>
-          <w:numId w:val="3"/>
-        </w:numPr>
-        <w:spacing w:line="360" w:lineRule="auto"/>
-        <w:rPr>
-          <w:rFonts w:ascii="Times New Roman" w:hAnsi="Times New Roman" w:cs="Times New Roman"/>
-        </w:rPr>
-      </w:pPr>
-      <w:r>
-        <w:rPr>
-          <w:rFonts w:ascii="Times New Roman" w:hAnsi="Times New Roman" w:cs="Times New Roman"/>
-        </w:rPr>
-        <w:t>use object-oriented programming</w:t>
-      </w:r>
-    </w:p>
-    <w:p>
-      <w:pPr>
-        <w:numPr>
-          <w:ilvl w:val="0"/>
-          <w:numId w:val="3"/>
-        </w:numPr>
-        <w:spacing w:line="360" w:lineRule="auto"/>
-        <w:rPr>
-          <w:rFonts w:ascii="Times New Roman" w:hAnsi="Times New Roman" w:cs="Times New Roman"/>
-        </w:rPr>
-      </w:pPr>
-      <w:r>
-        <w:rPr>
-          <w:rFonts w:ascii="Times New Roman" w:hAnsi="Times New Roman" w:cs="Times New Roman"/>
-        </w:rPr>
-        <w:t>support file operations</w:t>
-      </w:r>
-    </w:p>
-    <w:p>
-      <w:pPr>
-        <w:numPr>
-          <w:ilvl w:val="0"/>
-          <w:numId w:val="3"/>
-        </w:numPr>
-        <w:spacing w:line="360" w:lineRule="auto"/>
-        <w:rPr>
-          <w:rFonts w:ascii="Times New Roman" w:hAnsi="Times New Roman" w:cs="Times New Roman"/>
-        </w:rPr>
-      </w:pPr>
-      <w:r>
-        <w:rPr>
-          <w:rFonts w:ascii="Times New Roman" w:hAnsi="Times New Roman" w:cs="Times New Roman"/>
-        </w:rPr>
-        <w:t>support command parsing</w:t>
-      </w:r>
-    </w:p>
-    <w:p>
-      <w:pPr>
-        <w:numPr>
-          <w:ilvl w:val="0"/>
-          <w:numId w:val="3"/>
-        </w:numPr>
-        <w:spacing w:line="360" w:lineRule="auto"/>
-        <w:rPr>
-          <w:rFonts w:ascii="Times New Roman" w:hAnsi="Times New Roman" w:cs="Times New Roman"/>
-        </w:rPr>
-      </w:pPr>
-      <w:r>
-        <w:rPr>
-          <w:rFonts w:ascii="Times New Roman" w:hAnsi="Times New Roman" w:cs="Times New Roman"/>
-        </w:rPr>
-        <w:t>store information about planets and Jedi</w:t>
-      </w:r>
-    </w:p>
-    <w:p>
-      <w:pPr>
-        <w:numPr>
-          <w:ilvl w:val="0"/>
-          <w:numId w:val="3"/>
-        </w:numPr>
-        <w:spacing w:line="360" w:lineRule="auto"/>
-        <w:rPr>
-          <w:rFonts w:ascii="Times New Roman" w:hAnsi="Times New Roman" w:cs="Times New Roman"/>
-        </w:rPr>
-      </w:pPr>
-      <w:r>
-        <w:rPr>
-          <w:rFonts w:ascii="Times New Roman" w:hAnsi="Times New Roman" w:cs="Times New Roman"/>
-        </w:rPr>
-        <w:t>implement validation and error handling</w:t>
-      </w:r>
-    </w:p>
-    <w:p>
-      <w:pPr>
-        <w:numPr>
-          <w:ilvl w:val="0"/>
-          <w:numId w:val="3"/>
-        </w:numPr>
-        <w:spacing w:line="360" w:lineRule="auto"/>
-        <w:rPr>
-          <w:rFonts w:ascii="Times New Roman" w:hAnsi="Times New Roman" w:cs="Times New Roman"/>
-        </w:rPr>
-      </w:pPr>
-      <w:r>
-        <w:rPr>
-          <w:rFonts w:ascii="Times New Roman" w:hAnsi="Times New Roman" w:cs="Times New Roman"/>
-        </w:rPr>
-        <w:t>support searching and printing information</w:t>
-      </w:r>
-    </w:p>
-    <w:p>
-      <w:pPr>
-        <w:spacing w:line="360" w:lineRule="auto"/>
-        <w:rPr>
-          <w:rFonts w:ascii="Times New Roman" w:hAnsi="Times New Roman" w:cs="Times New Roman"/>
-        </w:rPr>
-      </w:pPr>
-      <w:r>
-        <w:rPr>
-          <w:rFonts w:ascii="Times New Roman" w:hAnsi="Times New Roman" w:cs="Times New Roman"/>
-        </w:rPr>
-        <w:pict w14:anchorId="29B00406">
-          <v:rect id="_x0000_i1030" style="width:0;height:1.5pt" o:hralign="center" o:hrstd="t" o:hr="t" fillcolor="#a0a0a0" stroked="f"/>
-        </w:pict>
-      </w:r>
-    </w:p>
-    <w:p>
-      <w:pPr>
-        <w:spacing w:line="360" w:lineRule="auto"/>
-        <w:rPr>
-          <w:rFonts w:ascii="Times New Roman" w:hAnsi="Times New Roman" w:cs="Times New Roman"/>
-          <w:b/>
-          <w:bCs/>
-        </w:rPr>
-      </w:pPr>
-      <w:r>
-        <w:rPr>
-          <w:rFonts w:ascii="Times New Roman" w:hAnsi="Times New Roman" w:cs="Times New Roman"/>
-          <w:b/>
-          <w:bCs/>
-        </w:rPr>
-        <w:t>4. Technologies Used</w:t>
-      </w:r>
-    </w:p>
-    <w:p>
-      <w:pPr>
-        <w:spacing w:line="360" w:lineRule="auto"/>
-        <w:rPr>
-          <w:rFonts w:ascii="Times New Roman" w:hAnsi="Times New Roman" w:cs="Times New Roman"/>
-        </w:rPr>
-      </w:pPr>
-      <w:r>
-        <w:rPr>
-          <w:rFonts w:ascii="Times New Roman" w:hAnsi="Times New Roman" w:cs="Times New Roman"/>
-        </w:rPr>
-        <w:t>The following technologies are used:</w:t>
-      </w:r>
-    </w:p>
-    <w:p>
-      <w:pPr>
-        <w:numPr>
-          <w:ilvl w:val="0"/>
-          <w:numId w:val="4"/>
-        </w:numPr>
-        <w:spacing w:line="360" w:lineRule="auto"/>
-        <w:rPr>
-          <w:rFonts w:ascii="Times New Roman" w:hAnsi="Times New Roman" w:cs="Times New Roman"/>
-        </w:rPr>
-      </w:pPr>
-      <w:r>
-        <w:rPr>
-          <w:rFonts w:ascii="Times New Roman" w:hAnsi="Times New Roman" w:cs="Times New Roman"/>
-        </w:rPr>
-        <w:t>Java</w:t>
-      </w:r>
-    </w:p>
-    <w:p>
-      <w:pPr>
-        <w:numPr>
-          <w:ilvl w:val="0"/>
-          <w:numId w:val="4"/>
-        </w:numPr>
-        <w:spacing w:line="360" w:lineRule="auto"/>
-        <w:rPr>
-          <w:rFonts w:ascii="Times New Roman" w:hAnsi="Times New Roman" w:cs="Times New Roman"/>
-        </w:rPr>
-      </w:pPr>
-      <w:r>
-        <w:rPr>
-          <w:rFonts w:ascii="Times New Roman" w:hAnsi="Times New Roman" w:cs="Times New Roman"/>
-        </w:rPr>
-        <w:t>Object-Oriented Programming</w:t>
-      </w:r>
-    </w:p>
-    <w:p>
-      <w:pPr>
-        <w:numPr>
-          <w:ilvl w:val="0"/>
-          <w:numId w:val="4"/>
-        </w:numPr>
-        <w:spacing w:line="360" w:lineRule="auto"/>
-        <w:rPr>
-          <w:rFonts w:ascii="Times New Roman" w:hAnsi="Times New Roman" w:cs="Times New Roman"/>
-        </w:rPr>
-      </w:pPr>
-      <w:r>
-        <w:rPr>
-          <w:rFonts w:ascii="Times New Roman" w:hAnsi="Times New Roman" w:cs="Times New Roman"/>
-        </w:rPr>
-        <w:t>Java Collections</w:t>
-      </w:r>
-    </w:p>
-    <w:p>
-      <w:pPr>
-        <w:numPr>
-          <w:ilvl w:val="0"/>
-          <w:numId w:val="4"/>
-        </w:numPr>
-        <w:spacing w:line="360" w:lineRule="auto"/>
-        <w:rPr>
-          <w:rFonts w:ascii="Times New Roman" w:hAnsi="Times New Roman" w:cs="Times New Roman"/>
-        </w:rPr>
-      </w:pPr>
-      <w:r>
-        <w:rPr>
-          <w:rFonts w:ascii="Times New Roman" w:hAnsi="Times New Roman" w:cs="Times New Roman"/>
-        </w:rPr>
-        <w:t>File Input/Output</w:t>
-      </w:r>
-    </w:p>
-    <w:p>
-      <w:pPr>
-        <w:numPr>
-          <w:ilvl w:val="0"/>
-          <w:numId w:val="4"/>
-        </w:numPr>
-        <w:spacing w:line="360" w:lineRule="auto"/>
-        <w:rPr>
-          <w:rFonts w:ascii="Times New Roman" w:hAnsi="Times New Roman" w:cs="Times New Roman"/>
-        </w:rPr>
-      </w:pPr>
-      <w:r>
-        <w:rPr>
-          <w:rFonts w:ascii="Times New Roman" w:hAnsi="Times New Roman" w:cs="Times New Roman"/>
-        </w:rPr>
-        <w:t>Console Input/Output</w:t>
-      </w:r>
-    </w:p>
-    <w:p>
-      <w:pPr>
-        <w:numPr>
-          <w:ilvl w:val="0"/>
-          <w:numId w:val="4"/>
-        </w:numPr>
-        <w:spacing w:line="360" w:lineRule="auto"/>
-        <w:rPr>
-          <w:rFonts w:ascii="Times New Roman" w:hAnsi="Times New Roman" w:cs="Times New Roman"/>
-        </w:rPr>
-      </w:pPr>
-      <w:r>
-        <w:rPr>
-          <w:rFonts w:ascii="Times New Roman" w:hAnsi="Times New Roman" w:cs="Times New Roman"/>
-        </w:rPr>
-        <w:t>Git</w:t>
-      </w:r>
-    </w:p>
-    <w:p>
-      <w:pPr>
-        <w:numPr>
-          <w:ilvl w:val="0"/>
-          <w:numId w:val="4"/>
-        </w:numPr>
-        <w:spacing w:line="360" w:lineRule="auto"/>
-        <w:rPr>
-          <w:rFonts w:ascii="Times New Roman" w:hAnsi="Times New Roman" w:cs="Times New Roman"/>
-        </w:rPr>
-      </w:pPr>
-      <w:r>
-        <w:rPr>
-          <w:rFonts w:ascii="Times New Roman" w:hAnsi="Times New Roman" w:cs="Times New Roman"/>
-        </w:rPr>
-        <w:t>GitHub</w:t>
-      </w:r>
-    </w:p>
-    <w:p>
-      <w:pPr>
-        <w:spacing w:line="360" w:lineRule="auto"/>
-        <w:rPr>
-          <w:rFonts w:ascii="Times New Roman" w:hAnsi="Times New Roman" w:cs="Times New Roman"/>
-        </w:rPr>
-      </w:pPr>
-      <w:r>
-        <w:rPr>
-          <w:rFonts w:ascii="Times New Roman" w:hAnsi="Times New Roman" w:cs="Times New Roman"/>
-        </w:rPr>
-        <w:pict w14:anchorId="60972F26">
-          <v:rect id="_x0000_i1031" style="width:0;height:1.5pt" o:hralign="center" o:hrstd="t" o:hr="t" fillcolor="#a0a0a0" stroked="f"/>
-        </w:pict>
-      </w:r>
-    </w:p>
-    <w:p>
-      <w:pPr>
-        <w:spacing w:line="360" w:lineRule="auto"/>
-        <w:rPr>
-          <w:rFonts w:ascii="Times New Roman" w:hAnsi="Times New Roman" w:cs="Times New Roman"/>
-          <w:b/>
-          <w:bCs/>
-        </w:rPr>
-      </w:pPr>
-      <w:r>
-        <w:rPr>
-          <w:rFonts w:ascii="Times New Roman" w:hAnsi="Times New Roman" w:cs="Times New Roman"/>
-          <w:b/>
-          <w:bCs/>
-        </w:rPr>
-        <w:t>5. Project Structure</w:t>
-      </w:r>
-    </w:p>
-    <w:p>
-      <w:pPr>
-        <w:spacing w:line="360" w:lineRule="auto"/>
-        <w:rPr>
-          <w:rFonts w:ascii="Times New Roman" w:hAnsi="Times New Roman" w:cs="Times New Roman"/>
-        </w:rPr>
-      </w:pPr>
-      <w:r>
-        <w:rPr>
-          <w:rFonts w:ascii="Times New Roman" w:hAnsi="Times New Roman" w:cs="Times New Roman"/>
-        </w:rPr>
-        <w:t>The project contains the following classes:</w:t>
-      </w:r>
-    </w:p>
-    <w:p>
-      <w:pPr>
-        <w:numPr>
-          <w:ilvl w:val="0"/>
-          <w:numId w:val="5"/>
-        </w:numPr>
-        <w:spacing w:line="360" w:lineRule="auto"/>
-        <w:rPr>
-          <w:rFonts w:ascii="Times New Roman" w:hAnsi="Times New Roman" w:cs="Times New Roman"/>
-        </w:rPr>
-      </w:pPr>
-      <w:r>
-        <w:rPr>
-          <w:rFonts w:ascii="Times New Roman" w:hAnsi="Times New Roman" w:cs="Times New Roman"/>
-        </w:rPr>
-        <w:t>Main</w:t>
-      </w:r>
-    </w:p>
-    <w:p>
-      <w:pPr>
-        <w:numPr>
-          <w:ilvl w:val="0"/>
-          <w:numId w:val="5"/>
-        </w:numPr>
-        <w:spacing w:line="360" w:lineRule="auto"/>
-        <w:rPr>
-          <w:rFonts w:ascii="Times New Roman" w:hAnsi="Times New Roman" w:cs="Times New Roman"/>
-        </w:rPr>
-      </w:pPr>
-      <w:r>
-        <w:rPr>
-          <w:rFonts w:ascii="Times New Roman" w:hAnsi="Times New Roman" w:cs="Times New Roman"/>
-        </w:rPr>
-        <w:t>Universe</w:t>
-      </w:r>
-    </w:p>
-    <w:p>
-      <w:pPr>
-        <w:numPr>
-          <w:ilvl w:val="0"/>
-          <w:numId w:val="5"/>
-        </w:numPr>
-        <w:spacing w:line="360" w:lineRule="auto"/>
-        <w:rPr>
-          <w:rFonts w:ascii="Times New Roman" w:hAnsi="Times New Roman" w:cs="Times New Roman"/>
-        </w:rPr>
-      </w:pPr>
-      <w:r>
-        <w:rPr>
-          <w:rFonts w:ascii="Times New Roman" w:hAnsi="Times New Roman" w:cs="Times New Roman"/>
-        </w:rPr>
-        <w:t>Planet</w:t>
-      </w:r>
-    </w:p>
-    <w:p>
-      <w:pPr>
-        <w:numPr>
-          <w:ilvl w:val="0"/>
-          <w:numId w:val="5"/>
-        </w:numPr>
-        <w:spacing w:line="360" w:lineRule="auto"/>
-        <w:rPr>
-          <w:rFonts w:ascii="Times New Roman" w:hAnsi="Times New Roman" w:cs="Times New Roman"/>
-        </w:rPr>
-      </w:pPr>
-      <w:r>
-        <w:rPr>
-          <w:rFonts w:ascii="Times New Roman" w:hAnsi="Times New Roman" w:cs="Times New Roman"/>
-        </w:rPr>
-        <w:lastRenderedPageBreak/>
-        <w:t>Jedi</w:t>
-      </w:r>
-    </w:p>
-    <w:p>
-      <w:pPr>
-        <w:numPr>
-          <w:ilvl w:val="0"/>
-          <w:numId w:val="5"/>
-        </w:numPr>
-        <w:spacing w:line="360" w:lineRule="auto"/>
-        <w:rPr>
-          <w:rFonts w:ascii="Times New Roman" w:hAnsi="Times New Roman" w:cs="Times New Roman"/>
-        </w:rPr>
-      </w:pPr>
-      <w:r>
-        <w:rPr>
-          <w:rFonts w:ascii="Times New Roman" w:hAnsi="Times New Roman" w:cs="Times New Roman"/>
-        </w:rPr>
-        <w:t>Rank</w:t>
-      </w:r>
-    </w:p>
-    <w:p>
-      <w:pPr>
-        <w:numPr>
-          <w:ilvl w:val="0"/>
-          <w:numId w:val="5"/>
-        </w:numPr>
-        <w:spacing w:line="360" w:lineRule="auto"/>
-        <w:rPr>
-          <w:rFonts w:ascii="Times New Roman" w:hAnsi="Times New Roman" w:cs="Times New Roman"/>
-        </w:rPr>
-      </w:pPr>
+        <w:t>promote_jedi</w:t>
+      </w:r>
+      <w:proofErr w:type="spellEnd"/>
+      <w:r>
+        <w:rPr>
+          <w:rFonts w:ascii="Times New Roman" w:hAnsi="Times New Roman" w:cs="Times New Roman"/>
+        </w:rPr>
+        <w:t xml:space="preserve"> &lt;</w:t>
+      </w:r>
       <w:proofErr w:type="spellStart"/>
       <w:r>
         <w:rPr>
           <w:rFonts w:ascii="Times New Roman" w:hAnsi="Times New Roman" w:cs="Times New Roman"/>
         </w:rPr>
-        <w:t>FileManager</w:t>
+        <w:t>jedi_name</w:t>
       </w:r>
       <w:proofErr w:type="spellEnd"/>
-    </w:p>
-    <w:p>
-      <w:pPr>
-        <w:spacing w:line="360" w:lineRule="auto"/>
-        <w:rPr>
-          <w:rFonts w:ascii="Times New Roman" w:hAnsi="Times New Roman" w:cs="Times New Roman"/>
-        </w:rPr>
-      </w:pPr>
-      <w:r>
-        <w:rPr>
-          <w:rFonts w:ascii="Times New Roman" w:hAnsi="Times New Roman" w:cs="Times New Roman"/>
-        </w:rPr>
-        <w:pict w14:anchorId="22F89DE6">
-          <v:rect id="_x0000_i1032" style="width:0;height:1.5pt" o:hralign="center" o:hrstd="t" o:hr="t" fillcolor="#a0a0a0" stroked="f"/>
-        </w:pict>
-      </w:r>
-    </w:p>
-    <w:p>
-      <w:pPr>
-        <w:spacing w:line="360" w:lineRule="auto"/>
-        <w:rPr>
-          <w:rFonts w:ascii="Times New Roman" w:hAnsi="Times New Roman" w:cs="Times New Roman"/>
-          <w:b/>
-          <w:bCs/>
-        </w:rPr>
-      </w:pPr>
-      <w:r>
-        <w:rPr>
-          <w:rFonts w:ascii="Times New Roman" w:hAnsi="Times New Roman" w:cs="Times New Roman"/>
-          <w:b/>
-          <w:bCs/>
-        </w:rPr>
-        <w:t>6. Description of Classes</w:t>
-      </w:r>
-    </w:p>
-    <w:p>
-      <w:pPr>
-        <w:spacing w:line="360" w:lineRule="auto"/>
-        <w:rPr>
-          <w:rFonts w:ascii="Times New Roman" w:hAnsi="Times New Roman" w:cs="Times New Roman"/>
-          <w:b/>
-          <w:bCs/>
-        </w:rPr>
-      </w:pPr>
-      <w:r>
-        <w:rPr>
-          <w:rFonts w:ascii="Times New Roman" w:hAnsi="Times New Roman" w:cs="Times New Roman"/>
-          <w:b/>
-          <w:bCs/>
-        </w:rPr>
-        <w:t>Main</w:t>
-      </w:r>
-    </w:p>
-    <w:p>
-      <w:pPr>
-        <w:spacing w:line="360" w:lineRule="auto"/>
-        <w:rPr>
-          <w:rFonts w:ascii="Times New Roman" w:hAnsi="Times New Roman" w:cs="Times New Roman"/>
-        </w:rPr>
-      </w:pPr>
-      <w:r>
-        <w:rPr>
-          <w:rFonts w:ascii="Times New Roman" w:hAnsi="Times New Roman" w:cs="Times New Roman"/>
-        </w:rPr>
-        <w:t>The Main class starts the application.</w:t>
-      </w:r>
-    </w:p>
-    <w:p>
-      <w:pPr>
-        <w:spacing w:line="360" w:lineRule="auto"/>
-        <w:rPr>
-          <w:rFonts w:ascii="Times New Roman" w:hAnsi="Times New Roman" w:cs="Times New Roman"/>
-        </w:rPr>
-      </w:pPr>
-      <w:r>
-        <w:rPr>
-          <w:rFonts w:ascii="Times New Roman" w:hAnsi="Times New Roman" w:cs="Times New Roman"/>
-        </w:rPr>
-        <w:t>Responsibilities:</w:t>
-      </w:r>
-    </w:p>
-    <w:p>
-      <w:pPr>
-        <w:numPr>
-          <w:ilvl w:val="0"/>
-          <w:numId w:val="6"/>
-        </w:numPr>
-        <w:spacing w:line="360" w:lineRule="auto"/>
-        <w:rPr>
-          <w:rFonts w:ascii="Times New Roman" w:hAnsi="Times New Roman" w:cs="Times New Roman"/>
-        </w:rPr>
-      </w:pPr>
-      <w:r>
-        <w:rPr>
-          <w:rFonts w:ascii="Times New Roman" w:hAnsi="Times New Roman" w:cs="Times New Roman"/>
-        </w:rPr>
-        <w:t>reads user commands</w:t>
-      </w:r>
-    </w:p>
-    <w:p>
-      <w:pPr>
-        <w:numPr>
-          <w:ilvl w:val="0"/>
-          <w:numId w:val="6"/>
-        </w:numPr>
-        <w:spacing w:line="360" w:lineRule="auto"/>
-        <w:rPr>
-          <w:rFonts w:ascii="Times New Roman" w:hAnsi="Times New Roman" w:cs="Times New Roman"/>
-        </w:rPr>
-      </w:pPr>
-      <w:r>
-        <w:rPr>
-          <w:rFonts w:ascii="Times New Roman" w:hAnsi="Times New Roman" w:cs="Times New Roman"/>
-        </w:rPr>
-        <w:t>validates commands</w:t>
-      </w:r>
-    </w:p>
-    <w:p>
-      <w:pPr>
-        <w:numPr>
-          <w:ilvl w:val="0"/>
-          <w:numId w:val="6"/>
-        </w:numPr>
-        <w:spacing w:line="360" w:lineRule="auto"/>
-        <w:rPr>
-          <w:rFonts w:ascii="Times New Roman" w:hAnsi="Times New Roman" w:cs="Times New Roman"/>
-        </w:rPr>
-      </w:pPr>
-      <w:r>
-        <w:rPr>
-          <w:rFonts w:ascii="Times New Roman" w:hAnsi="Times New Roman" w:cs="Times New Roman"/>
-        </w:rPr>
-        <w:t>executes methods</w:t>
-      </w:r>
-    </w:p>
-    <w:p>
-      <w:pPr>
-        <w:numPr>
-          <w:ilvl w:val="0"/>
-          <w:numId w:val="6"/>
-        </w:numPr>
-        <w:spacing w:line="360" w:lineRule="auto"/>
-        <w:rPr>
-          <w:rFonts w:ascii="Times New Roman" w:hAnsi="Times New Roman" w:cs="Times New Roman"/>
-        </w:rPr>
-      </w:pPr>
-      <w:r>
-        <w:rPr>
-          <w:rFonts w:ascii="Times New Roman" w:hAnsi="Times New Roman" w:cs="Times New Roman"/>
-        </w:rPr>
-        <w:t>handles file operations</w:t>
-      </w:r>
-    </w:p>
-    <w:p>
-      <w:pPr>
-        <w:spacing w:line="360" w:lineRule="auto"/>
-        <w:rPr>
-          <w:rFonts w:ascii="Times New Roman" w:hAnsi="Times New Roman" w:cs="Times New Roman"/>
-        </w:rPr>
-      </w:pPr>
-      <w:r>
-        <w:rPr>
-          <w:rFonts w:ascii="Times New Roman" w:hAnsi="Times New Roman" w:cs="Times New Roman"/>
-        </w:rPr>
-        <w:pict w14:anchorId="36CE32E8">
-          <v:rect id="_x0000_i1033" style="width:0;height:1.5pt" o:hralign="center" o:hrstd="t" o:hr="t" fillcolor="#a0a0a0" stroked="f"/>
-        </w:pict>
-      </w:r>
-    </w:p>
-    <w:p>
-      <w:pPr>
-        <w:spacing w:line="360" w:lineRule="auto"/>
-        <w:rPr>
-          <w:rFonts w:ascii="Times New Roman" w:hAnsi="Times New Roman" w:cs="Times New Roman"/>
-          <w:b/>
-          <w:bCs/>
-        </w:rPr>
-      </w:pPr>
-      <w:r>
-        <w:rPr>
-          <w:rFonts w:ascii="Times New Roman" w:hAnsi="Times New Roman" w:cs="Times New Roman"/>
-          <w:b/>
-          <w:bCs/>
-        </w:rPr>
-        <w:t>Universe</w:t>
-      </w:r>
-    </w:p>
-    <w:p>
-      <w:pPr>
-        <w:spacing w:line="360" w:lineRule="auto"/>
-        <w:rPr>
-          <w:rFonts w:ascii="Times New Roman" w:hAnsi="Times New Roman" w:cs="Times New Roman"/>
-        </w:rPr>
-      </w:pPr>
-      <w:r>
-        <w:rPr>
-          <w:rFonts w:ascii="Times New Roman" w:hAnsi="Times New Roman" w:cs="Times New Roman"/>
-        </w:rPr>
-        <w:t>The Universe class contains the main business logic.</w:t>
-      </w:r>
-    </w:p>
-    <w:p>
-      <w:pPr>
-        <w:spacing w:line="360" w:lineRule="auto"/>
-        <w:rPr>
-          <w:rFonts w:ascii="Times New Roman" w:hAnsi="Times New Roman" w:cs="Times New Roman"/>
-        </w:rPr>
-      </w:pPr>
-      <w:r>
-        <w:rPr>
-          <w:rFonts w:ascii="Times New Roman" w:hAnsi="Times New Roman" w:cs="Times New Roman"/>
-        </w:rPr>
-        <w:t>Responsibilities:</w:t>
-      </w:r>
-    </w:p>
-    <w:p>
-      <w:pPr>
-        <w:numPr>
-          <w:ilvl w:val="0"/>
-          <w:numId w:val="7"/>
-        </w:numPr>
-        <w:spacing w:line="360" w:lineRule="auto"/>
-        <w:rPr>
-          <w:rFonts w:ascii="Times New Roman" w:hAnsi="Times New Roman" w:cs="Times New Roman"/>
-        </w:rPr>
-      </w:pPr>
-      <w:r>
-        <w:rPr>
-          <w:rFonts w:ascii="Times New Roman" w:hAnsi="Times New Roman" w:cs="Times New Roman"/>
-        </w:rPr>
-        <w:t>manages planets</w:t>
-      </w:r>
-    </w:p>
-    <w:p>
-      <w:pPr>
-        <w:numPr>
-          <w:ilvl w:val="0"/>
-          <w:numId w:val="7"/>
-        </w:numPr>
-        <w:spacing w:line="360" w:lineRule="auto"/>
-        <w:rPr>
-          <w:rFonts w:ascii="Times New Roman" w:hAnsi="Times New Roman" w:cs="Times New Roman"/>
-        </w:rPr>
-      </w:pPr>
-      <w:r>
-        <w:rPr>
-          <w:rFonts w:ascii="Times New Roman" w:hAnsi="Times New Roman" w:cs="Times New Roman"/>
-        </w:rPr>
-        <w:t>manages Jedi</w:t>
-      </w:r>
-    </w:p>
-    <w:p>
-      <w:pPr>
-        <w:numPr>
-          <w:ilvl w:val="0"/>
-          <w:numId w:val="7"/>
-        </w:numPr>
-        <w:spacing w:line="360" w:lineRule="auto"/>
-        <w:rPr>
-          <w:rFonts w:ascii="Times New Roman" w:hAnsi="Times New Roman" w:cs="Times New Roman"/>
-        </w:rPr>
-      </w:pPr>
-      <w:r>
-        <w:rPr>
-          <w:rFonts w:ascii="Times New Roman" w:hAnsi="Times New Roman" w:cs="Times New Roman"/>
-        </w:rPr>
-        <w:t>creates Jedi</w:t>
-      </w:r>
-    </w:p>
-    <w:p>
-      <w:pPr>
-        <w:numPr>
-          <w:ilvl w:val="0"/>
-          <w:numId w:val="7"/>
-        </w:numPr>
-        <w:spacing w:line="360" w:lineRule="auto"/>
-        <w:rPr>
-          <w:rFonts w:ascii="Times New Roman" w:hAnsi="Times New Roman" w:cs="Times New Roman"/>
-        </w:rPr>
-      </w:pPr>
-      <w:r>
-        <w:rPr>
-          <w:rFonts w:ascii="Times New Roman" w:hAnsi="Times New Roman" w:cs="Times New Roman"/>
-        </w:rPr>
-        <w:t>promotes Jedi</w:t>
-      </w:r>
-    </w:p>
-    <w:p>
-      <w:pPr>
-        <w:numPr>
-          <w:ilvl w:val="0"/>
-          <w:numId w:val="7"/>
-        </w:numPr>
-        <w:spacing w:line="360" w:lineRule="auto"/>
-        <w:rPr>
-          <w:rFonts w:ascii="Times New Roman" w:hAnsi="Times New Roman" w:cs="Times New Roman"/>
-        </w:rPr>
-      </w:pPr>
-      <w:r>
-        <w:rPr>
-          <w:rFonts w:ascii="Times New Roman" w:hAnsi="Times New Roman" w:cs="Times New Roman"/>
-        </w:rPr>
-        <w:t>demotes Jedi</w:t>
-      </w:r>
-    </w:p>
-    <w:p>
-      <w:pPr>
-        <w:numPr>
-          <w:ilvl w:val="0"/>
-          <w:numId w:val="7"/>
-        </w:numPr>
-        <w:spacing w:line="360" w:lineRule="auto"/>
-        <w:rPr>
-          <w:rFonts w:ascii="Times New Roman" w:hAnsi="Times New Roman" w:cs="Times New Roman"/>
-        </w:rPr>
-      </w:pPr>
-      <w:r>
-        <w:rPr>
-          <w:rFonts w:ascii="Times New Roman" w:hAnsi="Times New Roman" w:cs="Times New Roman"/>
-        </w:rPr>
-        <w:t>searches for Jedi</w:t>
-      </w:r>
-    </w:p>
-    <w:p>
-      <w:pPr>
-        <w:numPr>
-          <w:ilvl w:val="0"/>
-          <w:numId w:val="7"/>
-        </w:numPr>
-        <w:spacing w:line="360" w:lineRule="auto"/>
-        <w:rPr>
-          <w:rFonts w:ascii="Times New Roman" w:hAnsi="Times New Roman" w:cs="Times New Roman"/>
-        </w:rPr>
-      </w:pPr>
-      <w:r>
-        <w:rPr>
-          <w:rFonts w:ascii="Times New Roman" w:hAnsi="Times New Roman" w:cs="Times New Roman"/>
-        </w:rPr>
-        <w:t>prints information</w:t>
-      </w:r>
-    </w:p>
-    <w:p>
-      <w:pPr>
-        <w:spacing w:line="360" w:lineRule="auto"/>
-        <w:rPr>
-          <w:rFonts w:ascii="Times New Roman" w:hAnsi="Times New Roman" w:cs="Times New Roman"/>
-        </w:rPr>
-      </w:pPr>
-      <w:r>
-        <w:rPr>
-          <w:rFonts w:ascii="Times New Roman" w:hAnsi="Times New Roman" w:cs="Times New Roman"/>
-        </w:rPr>
-        <w:lastRenderedPageBreak/>
-        <w:pict w14:anchorId="1F83CA85">
-          <v:rect id="_x0000_i1034" style="width:0;height:1.5pt" o:hralign="center" o:hrstd="t" o:hr="t" fillcolor="#a0a0a0" stroked="f"/>
-        </w:pict>
-      </w:r>
-    </w:p>
-    <w:p>
-      <w:pPr>
-        <w:spacing w:line="360" w:lineRule="auto"/>
-        <w:rPr>
-          <w:rFonts w:ascii="Times New Roman" w:hAnsi="Times New Roman" w:cs="Times New Roman"/>
-          <w:b/>
-          <w:bCs/>
-        </w:rPr>
-      </w:pPr>
-      <w:r>
-        <w:rPr>
-          <w:rFonts w:ascii="Times New Roman" w:hAnsi="Times New Roman" w:cs="Times New Roman"/>
-          <w:b/>
-          <w:bCs/>
-        </w:rPr>
-        <w:t>Planet</w:t>
-      </w:r>
-    </w:p>
-    <w:p>
-      <w:pPr>
-        <w:spacing w:line="360" w:lineRule="auto"/>
-        <w:rPr>
-          <w:rFonts w:ascii="Times New Roman" w:hAnsi="Times New Roman" w:cs="Times New Roman"/>
-        </w:rPr>
-      </w:pPr>
-      <w:r>
-        <w:rPr>
-          <w:rFonts w:ascii="Times New Roman" w:hAnsi="Times New Roman" w:cs="Times New Roman"/>
-        </w:rPr>
-        <w:t>The Planet class represents a planet.</w:t>
-      </w:r>
-    </w:p>
-    <w:p>
-      <w:pPr>
-        <w:spacing w:line="360" w:lineRule="auto"/>
-        <w:rPr>
-          <w:rFonts w:ascii="Times New Roman" w:hAnsi="Times New Roman" w:cs="Times New Roman"/>
-        </w:rPr>
-      </w:pPr>
-      <w:r>
-        <w:rPr>
-          <w:rFonts w:ascii="Times New Roman" w:hAnsi="Times New Roman" w:cs="Times New Roman"/>
-        </w:rPr>
-        <w:t>Each planet contains:</w:t>
-      </w:r>
-    </w:p>
-    <w:p>
-      <w:pPr>
-        <w:numPr>
-          <w:ilvl w:val="0"/>
-          <w:numId w:val="8"/>
-        </w:numPr>
-        <w:spacing w:line="360" w:lineRule="auto"/>
-        <w:rPr>
-          <w:rFonts w:ascii="Times New Roman" w:hAnsi="Times New Roman" w:cs="Times New Roman"/>
-        </w:rPr>
-      </w:pPr>
-      <w:r>
-        <w:rPr>
-          <w:rFonts w:ascii="Times New Roman" w:hAnsi="Times New Roman" w:cs="Times New Roman"/>
-        </w:rPr>
-        <w:t>planet name</w:t>
-      </w:r>
-    </w:p>
-    <w:p>
-      <w:pPr>
-        <w:numPr>
-          <w:ilvl w:val="0"/>
-          <w:numId w:val="8"/>
-        </w:numPr>
-        <w:spacing w:line="360" w:lineRule="auto"/>
-        <w:rPr>
-          <w:rFonts w:ascii="Times New Roman" w:hAnsi="Times New Roman" w:cs="Times New Roman"/>
-        </w:rPr>
-      </w:pPr>
-      <w:r>
-        <w:rPr>
-          <w:rFonts w:ascii="Times New Roman" w:hAnsi="Times New Roman" w:cs="Times New Roman"/>
-        </w:rPr>
-        <w:t>collection of Jedi</w:t>
-      </w:r>
-    </w:p>
-    <w:p>
-      <w:pPr>
-        <w:spacing w:line="360" w:lineRule="auto"/>
-        <w:rPr>
-          <w:rFonts w:ascii="Times New Roman" w:hAnsi="Times New Roman" w:cs="Times New Roman"/>
-        </w:rPr>
-      </w:pPr>
-      <w:r>
-        <w:rPr>
-          <w:rFonts w:ascii="Times New Roman" w:hAnsi="Times New Roman" w:cs="Times New Roman"/>
-        </w:rPr>
-        <w:t>Responsibilities:</w:t>
-      </w:r>
-    </w:p>
-    <w:p>
-      <w:pPr>
-        <w:numPr>
-          <w:ilvl w:val="0"/>
-          <w:numId w:val="9"/>
-        </w:numPr>
-        <w:spacing w:line="360" w:lineRule="auto"/>
-        <w:rPr>
-          <w:rFonts w:ascii="Times New Roman" w:hAnsi="Times New Roman" w:cs="Times New Roman"/>
-        </w:rPr>
-      </w:pPr>
-      <w:r>
-        <w:rPr>
-          <w:rFonts w:ascii="Times New Roman" w:hAnsi="Times New Roman" w:cs="Times New Roman"/>
-        </w:rPr>
-        <w:t>stores Jedi</w:t>
-      </w:r>
-    </w:p>
-    <w:p>
-      <w:pPr>
-        <w:numPr>
-          <w:ilvl w:val="0"/>
-          <w:numId w:val="9"/>
-        </w:numPr>
-        <w:spacing w:line="360" w:lineRule="auto"/>
-        <w:rPr>
-          <w:rFonts w:ascii="Times New Roman" w:hAnsi="Times New Roman" w:cs="Times New Roman"/>
-        </w:rPr>
-      </w:pPr>
-      <w:r>
-        <w:rPr>
-          <w:rFonts w:ascii="Times New Roman" w:hAnsi="Times New Roman" w:cs="Times New Roman"/>
-        </w:rPr>
-        <w:t>adds Jedi</w:t>
-      </w:r>
-    </w:p>
-    <w:p>
-      <w:pPr>
-        <w:numPr>
-          <w:ilvl w:val="0"/>
-          <w:numId w:val="9"/>
-        </w:numPr>
-        <w:spacing w:line="360" w:lineRule="auto"/>
-        <w:rPr>
-          <w:rFonts w:ascii="Times New Roman" w:hAnsi="Times New Roman" w:cs="Times New Roman"/>
-        </w:rPr>
-      </w:pPr>
-      <w:r>
-        <w:rPr>
-          <w:rFonts w:ascii="Times New Roman" w:hAnsi="Times New Roman" w:cs="Times New Roman"/>
-        </w:rPr>
-        <w:t>removes Jedi</w:t>
-      </w:r>
-    </w:p>
-    <w:p>
-      <w:pPr>
-        <w:numPr>
-          <w:ilvl w:val="0"/>
-          <w:numId w:val="9"/>
-        </w:numPr>
-        <w:spacing w:line="360" w:lineRule="auto"/>
-        <w:rPr>
-          <w:rFonts w:ascii="Times New Roman" w:hAnsi="Times New Roman" w:cs="Times New Roman"/>
-        </w:rPr>
-      </w:pPr>
-      <w:r>
-        <w:rPr>
-          <w:rFonts w:ascii="Times New Roman" w:hAnsi="Times New Roman" w:cs="Times New Roman"/>
-        </w:rPr>
-        <w:t>prints information</w:t>
-      </w:r>
-    </w:p>
-    <w:p>
-      <w:pPr>
-        <w:spacing w:line="360" w:lineRule="auto"/>
-        <w:rPr>
-          <w:rFonts w:ascii="Times New Roman" w:hAnsi="Times New Roman" w:cs="Times New Roman"/>
-        </w:rPr>
-      </w:pPr>
-      <w:r>
-        <w:rPr>
-          <w:rFonts w:ascii="Times New Roman" w:hAnsi="Times New Roman" w:cs="Times New Roman"/>
-        </w:rPr>
-        <w:pict w14:anchorId="1DFD1ACC">
-          <v:rect id="_x0000_i1035" style="width:0;height:1.5pt" o:hralign="center" o:hrstd="t" o:hr="t" fillcolor="#a0a0a0" stroked="f"/>
-        </w:pict>
-      </w:r>
-    </w:p>
-    <w:p>
-      <w:pPr>
-        <w:spacing w:line="360" w:lineRule="auto"/>
-        <w:rPr>
-          <w:rFonts w:ascii="Times New Roman" w:hAnsi="Times New Roman" w:cs="Times New Roman"/>
-          <w:b/>
-          <w:bCs/>
-        </w:rPr>
-      </w:pPr>
-      <w:r>
-        <w:rPr>
-          <w:rFonts w:ascii="Times New Roman" w:hAnsi="Times New Roman" w:cs="Times New Roman"/>
-          <w:b/>
-          <w:bCs/>
-        </w:rPr>
-        <w:t>Jedi</w:t>
-      </w:r>
-    </w:p>
-    <w:p>
-      <w:pPr>
-        <w:spacing w:line="360" w:lineRule="auto"/>
-        <w:rPr>
-          <w:rFonts w:ascii="Times New Roman" w:hAnsi="Times New Roman" w:cs="Times New Roman"/>
-        </w:rPr>
-      </w:pPr>
-      <w:r>
-        <w:rPr>
-          <w:rFonts w:ascii="Times New Roman" w:hAnsi="Times New Roman" w:cs="Times New Roman"/>
-        </w:rPr>
-        <w:t>The Jedi class represents a Jedi warrior.</w:t>
-      </w:r>
-    </w:p>
-    <w:p>
-      <w:pPr>
-        <w:spacing w:line="360" w:lineRule="auto"/>
-        <w:rPr>
-          <w:rFonts w:ascii="Times New Roman" w:hAnsi="Times New Roman" w:cs="Times New Roman"/>
-        </w:rPr>
-      </w:pPr>
-      <w:r>
-        <w:rPr>
-          <w:rFonts w:ascii="Times New Roman" w:hAnsi="Times New Roman" w:cs="Times New Roman"/>
-        </w:rPr>
-        <w:t>Each Jedi contains:</w:t>
-      </w:r>
-    </w:p>
-    <w:p>
-      <w:pPr>
-        <w:numPr>
-          <w:ilvl w:val="0"/>
-          <w:numId w:val="10"/>
-        </w:numPr>
-        <w:spacing w:line="360" w:lineRule="auto"/>
-        <w:rPr>
-          <w:rFonts w:ascii="Times New Roman" w:hAnsi="Times New Roman" w:cs="Times New Roman"/>
-        </w:rPr>
-      </w:pPr>
-      <w:r>
-        <w:rPr>
-          <w:rFonts w:ascii="Times New Roman" w:hAnsi="Times New Roman" w:cs="Times New Roman"/>
-        </w:rPr>
-        <w:t>name</w:t>
-      </w:r>
-    </w:p>
-    <w:p>
-      <w:pPr>
-        <w:numPr>
-          <w:ilvl w:val="0"/>
-          <w:numId w:val="10"/>
-        </w:numPr>
-        <w:spacing w:line="360" w:lineRule="auto"/>
-        <w:rPr>
-          <w:rFonts w:ascii="Times New Roman" w:hAnsi="Times New Roman" w:cs="Times New Roman"/>
-        </w:rPr>
-      </w:pPr>
-      <w:r>
-        <w:rPr>
-          <w:rFonts w:ascii="Times New Roman" w:hAnsi="Times New Roman" w:cs="Times New Roman"/>
-        </w:rPr>
-        <w:t>rank</w:t>
-      </w:r>
-    </w:p>
-    <w:p>
-      <w:pPr>
-        <w:numPr>
-          <w:ilvl w:val="0"/>
-          <w:numId w:val="10"/>
-        </w:numPr>
-        <w:spacing w:line="360" w:lineRule="auto"/>
-        <w:rPr>
-          <w:rFonts w:ascii="Times New Roman" w:hAnsi="Times New Roman" w:cs="Times New Roman"/>
-        </w:rPr>
-      </w:pPr>
-      <w:r>
-        <w:rPr>
-          <w:rFonts w:ascii="Times New Roman" w:hAnsi="Times New Roman" w:cs="Times New Roman"/>
-        </w:rPr>
-        <w:t>age</w:t>
-      </w:r>
-    </w:p>
-    <w:p>
-      <w:pPr>
-        <w:numPr>
-          <w:ilvl w:val="0"/>
-          <w:numId w:val="10"/>
-        </w:numPr>
-        <w:spacing w:line="360" w:lineRule="auto"/>
-        <w:rPr>
-          <w:rFonts w:ascii="Times New Roman" w:hAnsi="Times New Roman" w:cs="Times New Roman"/>
-        </w:rPr>
-      </w:pPr>
-      <w:r>
-        <w:rPr>
-          <w:rFonts w:ascii="Times New Roman" w:hAnsi="Times New Roman" w:cs="Times New Roman"/>
-        </w:rPr>
-        <w:t>saber color</w:t>
-      </w:r>
-    </w:p>
-    <w:p>
-      <w:pPr>
-        <w:numPr>
-          <w:ilvl w:val="0"/>
-          <w:numId w:val="10"/>
-        </w:numPr>
-        <w:spacing w:line="360" w:lineRule="auto"/>
-        <w:rPr>
-          <w:rFonts w:ascii="Times New Roman" w:hAnsi="Times New Roman" w:cs="Times New Roman"/>
-        </w:rPr>
-      </w:pPr>
-      <w:r>
-        <w:rPr>
-          <w:rFonts w:ascii="Times New Roman" w:hAnsi="Times New Roman" w:cs="Times New Roman"/>
-        </w:rPr>
-        <w:t>strength</w:t>
-      </w:r>
-    </w:p>
-    <w:p>
-      <w:pPr>
-        <w:spacing w:line="360" w:lineRule="auto"/>
-        <w:rPr>
-          <w:rFonts w:ascii="Times New Roman" w:hAnsi="Times New Roman" w:cs="Times New Roman"/>
-        </w:rPr>
-      </w:pPr>
-      <w:r>
-        <w:rPr>
-          <w:rFonts w:ascii="Times New Roman" w:hAnsi="Times New Roman" w:cs="Times New Roman"/>
-        </w:rPr>
-        <w:t>Responsibilities:</w:t>
-      </w:r>
-    </w:p>
-    <w:p>
-      <w:pPr>
-        <w:numPr>
-          <w:ilvl w:val="0"/>
-          <w:numId w:val="11"/>
-        </w:numPr>
-        <w:spacing w:line="360" w:lineRule="auto"/>
-        <w:rPr>
-          <w:rFonts w:ascii="Times New Roman" w:hAnsi="Times New Roman" w:cs="Times New Roman"/>
-        </w:rPr>
-      </w:pPr>
-      <w:r>
-        <w:rPr>
-          <w:rFonts w:ascii="Times New Roman" w:hAnsi="Times New Roman" w:cs="Times New Roman"/>
-        </w:rPr>
-        <w:t>stores Jedi information</w:t>
-      </w:r>
-    </w:p>
-    <w:p>
-      <w:pPr>
-        <w:numPr>
-          <w:ilvl w:val="0"/>
-          <w:numId w:val="11"/>
-        </w:numPr>
-        <w:spacing w:line="360" w:lineRule="auto"/>
-        <w:rPr>
-          <w:rFonts w:ascii="Times New Roman" w:hAnsi="Times New Roman" w:cs="Times New Roman"/>
-        </w:rPr>
-      </w:pPr>
-      <w:r>
-        <w:rPr>
-          <w:rFonts w:ascii="Times New Roman" w:hAnsi="Times New Roman" w:cs="Times New Roman"/>
-        </w:rPr>
-        <w:t>provides getters and setters</w:t>
-      </w:r>
-    </w:p>
-    <w:p>
-      <w:pPr>
-        <w:numPr>
-          <w:ilvl w:val="0"/>
-          <w:numId w:val="11"/>
-        </w:numPr>
-        <w:spacing w:line="360" w:lineRule="auto"/>
-        <w:rPr>
-          <w:rFonts w:ascii="Times New Roman" w:hAnsi="Times New Roman" w:cs="Times New Roman"/>
-        </w:rPr>
-      </w:pPr>
-      <w:r>
-        <w:rPr>
-          <w:rFonts w:ascii="Times New Roman" w:hAnsi="Times New Roman" w:cs="Times New Roman"/>
-        </w:rPr>
-        <w:lastRenderedPageBreak/>
-        <w:t>returns formatted information</w:t>
-      </w:r>
-    </w:p>
-    <w:p>
-      <w:pPr>
-        <w:spacing w:line="360" w:lineRule="auto"/>
-        <w:rPr>
-          <w:rFonts w:ascii="Times New Roman" w:hAnsi="Times New Roman" w:cs="Times New Roman"/>
-        </w:rPr>
-      </w:pPr>
-      <w:r>
-        <w:rPr>
-          <w:rFonts w:ascii="Times New Roman" w:hAnsi="Times New Roman" w:cs="Times New Roman"/>
-        </w:rPr>
-        <w:pict w14:anchorId="11F9CCB8">
-          <v:rect id="_x0000_i1036" style="width:0;height:1.5pt" o:hralign="center" o:hrstd="t" o:hr="t" fillcolor="#a0a0a0" stroked="f"/>
-        </w:pict>
-      </w:r>
-    </w:p>
-    <w:p>
-      <w:pPr>
-        <w:spacing w:line="360" w:lineRule="auto"/>
-        <w:rPr>
-          <w:rFonts w:ascii="Times New Roman" w:hAnsi="Times New Roman" w:cs="Times New Roman"/>
-          <w:b/>
-          <w:bCs/>
-        </w:rPr>
-      </w:pPr>
-      <w:r>
-        <w:rPr>
-          <w:rFonts w:ascii="Times New Roman" w:hAnsi="Times New Roman" w:cs="Times New Roman"/>
-          <w:b/>
-          <w:bCs/>
-        </w:rPr>
-        <w:t>Rank</w:t>
-      </w:r>
-    </w:p>
-    <w:p>
-      <w:pPr>
-        <w:spacing w:line="360" w:lineRule="auto"/>
-        <w:rPr>
-          <w:rFonts w:ascii="Times New Roman" w:hAnsi="Times New Roman" w:cs="Times New Roman"/>
-        </w:rPr>
-      </w:pPr>
-      <w:r>
-        <w:rPr>
-          <w:rFonts w:ascii="Times New Roman" w:hAnsi="Times New Roman" w:cs="Times New Roman"/>
-        </w:rPr>
-        <w:t xml:space="preserve">The Rank </w:t>
-      </w:r>
+      <w:r>
+        <w:rPr>
+          <w:rFonts w:ascii="Times New Roman" w:hAnsi="Times New Roman" w:cs="Times New Roman"/>
+        </w:rPr>
+        <w:t>&gt;</w:t>
+      </w:r>
+    </w:p>
+    <w:p>
+      <w:pPr>
+        <w:numPr>
+          <w:ilvl w:val="0"/>
+          <w:numId w:val="15"/>
+        </w:numPr>
+        <w:spacing w:line="360" w:lineRule="auto"/>
+        <w:rPr>
+          <w:rFonts w:ascii="Times New Roman" w:hAnsi="Times New Roman" w:cs="Times New Roman"/>
+        </w:rPr>
+      </w:pPr>
       <w:proofErr w:type="spellStart"/>
       <w:r>
         <w:rPr>
           <w:rFonts w:ascii="Times New Roman" w:hAnsi="Times New Roman" w:cs="Times New Roman"/>
         </w:rPr>
-        <w:t>enum</w:t>
+        <w:t>demote_jedi</w:t>
       </w:r>
       <w:proofErr w:type="spellEnd"/>
       <w:r>
         <w:rPr>
           <w:rFonts w:ascii="Times New Roman" w:hAnsi="Times New Roman" w:cs="Times New Roman"/>
         </w:rPr>
-        <w:t xml:space="preserve"> stores all possible Jedi ranks.</w:t>
-      </w:r>
-    </w:p>
-    <w:p>
-      <w:pPr>
-        <w:spacing w:line="360" w:lineRule="auto"/>
-        <w:rPr>
-          <w:rFonts w:ascii="Times New Roman" w:hAnsi="Times New Roman" w:cs="Times New Roman"/>
-        </w:rPr>
-      </w:pPr>
-      <w:r>
-        <w:rPr>
-          <w:rFonts w:ascii="Times New Roman" w:hAnsi="Times New Roman" w:cs="Times New Roman"/>
-        </w:rPr>
-        <w:t>Example ranks:</w:t>
-      </w:r>
-    </w:p>
-    <w:p>
-      <w:pPr>
-        <w:numPr>
-          <w:ilvl w:val="0"/>
-          <w:numId w:val="12"/>
-        </w:numPr>
-        <w:spacing w:line="360" w:lineRule="auto"/>
-        <w:rPr>
-          <w:rFonts w:ascii="Times New Roman" w:hAnsi="Times New Roman" w:cs="Times New Roman"/>
-        </w:rPr>
-      </w:pPr>
-      <w:r>
-        <w:rPr>
-          <w:rFonts w:ascii="Times New Roman" w:hAnsi="Times New Roman" w:cs="Times New Roman"/>
-        </w:rPr>
-        <w:t>YOUNGLING</w:t>
-      </w:r>
-    </w:p>
-    <w:p>
-      <w:pPr>
-        <w:numPr>
-          <w:ilvl w:val="0"/>
-          <w:numId w:val="12"/>
-        </w:numPr>
-        <w:spacing w:line="360" w:lineRule="auto"/>
-        <w:rPr>
-          <w:rFonts w:ascii="Times New Roman" w:hAnsi="Times New Roman" w:cs="Times New Roman"/>
-        </w:rPr>
-      </w:pPr>
-      <w:r>
-        <w:rPr>
-          <w:rFonts w:ascii="Times New Roman" w:hAnsi="Times New Roman" w:cs="Times New Roman"/>
-        </w:rPr>
-        <w:t>PADAWAN</w:t>
-      </w:r>
-    </w:p>
-    <w:p>
-      <w:pPr>
-        <w:numPr>
-          <w:ilvl w:val="0"/>
-          <w:numId w:val="12"/>
-        </w:numPr>
-        <w:spacing w:line="360" w:lineRule="auto"/>
-        <w:rPr>
-          <w:rFonts w:ascii="Times New Roman" w:hAnsi="Times New Roman" w:cs="Times New Roman"/>
-        </w:rPr>
-      </w:pPr>
-      <w:r>
-        <w:rPr>
-          <w:rFonts w:ascii="Times New Roman" w:hAnsi="Times New Roman" w:cs="Times New Roman"/>
-        </w:rPr>
-        <w:t>KNIGHT</w:t>
-      </w:r>
-    </w:p>
-    <w:p>
-      <w:pPr>
-        <w:numPr>
-          <w:ilvl w:val="0"/>
-          <w:numId w:val="12"/>
-        </w:numPr>
-        <w:spacing w:line="360" w:lineRule="auto"/>
-        <w:rPr>
-          <w:rFonts w:ascii="Times New Roman" w:hAnsi="Times New Roman" w:cs="Times New Roman"/>
-        </w:rPr>
-      </w:pPr>
-      <w:r>
-        <w:rPr>
-          <w:rFonts w:ascii="Times New Roman" w:hAnsi="Times New Roman" w:cs="Times New Roman"/>
-        </w:rPr>
-        <w:t>MASTER</w:t>
-      </w:r>
-    </w:p>
-    <w:p>
-      <w:pPr>
-        <w:numPr>
-          <w:ilvl w:val="0"/>
-          <w:numId w:val="12"/>
-        </w:numPr>
-        <w:spacing w:line="360" w:lineRule="auto"/>
-        <w:rPr>
-          <w:rFonts w:ascii="Times New Roman" w:hAnsi="Times New Roman" w:cs="Times New Roman"/>
-        </w:rPr>
-      </w:pPr>
-      <w:r>
-        <w:rPr>
-          <w:rFonts w:ascii="Times New Roman" w:hAnsi="Times New Roman" w:cs="Times New Roman"/>
-        </w:rPr>
-        <w:t>BATTLE_MASTER</w:t>
-      </w:r>
-    </w:p>
-    <w:p>
-      <w:pPr>
-        <w:numPr>
-          <w:ilvl w:val="0"/>
-          <w:numId w:val="12"/>
-        </w:numPr>
-        <w:spacing w:line="360" w:lineRule="auto"/>
-        <w:rPr>
-          <w:rFonts w:ascii="Times New Roman" w:hAnsi="Times New Roman" w:cs="Times New Roman"/>
-        </w:rPr>
-      </w:pPr>
-      <w:r>
-        <w:rPr>
-          <w:rFonts w:ascii="Times New Roman" w:hAnsi="Times New Roman" w:cs="Times New Roman"/>
-        </w:rPr>
-        <w:t>GRAND_MASTER</w:t>
-      </w:r>
-    </w:p>
-    <w:p>
-      <w:pPr>
-        <w:spacing w:line="360" w:lineRule="auto"/>
-        <w:rPr>
-          <w:rFonts w:ascii="Times New Roman" w:hAnsi="Times New Roman" w:cs="Times New Roman"/>
-        </w:rPr>
-      </w:pPr>
-      <w:r>
-        <w:rPr>
-          <w:rFonts w:ascii="Times New Roman" w:hAnsi="Times New Roman" w:cs="Times New Roman"/>
-        </w:rPr>
-        <w:t xml:space="preserve">The </w:t>
+        <w:t xml:space="preserve"> &lt;</w:t>
       </w:r>
       <w:proofErr w:type="spellStart"/>
       <w:r>
         <w:rPr>
           <w:rFonts w:ascii="Times New Roman" w:hAnsi="Times New Roman" w:cs="Times New Roman"/>
         </w:rPr>
-        <w:t>enum</w:t>
+        <w:t>jedi_name</w:t>
       </w:r>
       <w:proofErr w:type="spellEnd"/>
       <w:r>
         <w:rPr>
           <w:rFonts w:ascii="Times New Roman" w:hAnsi="Times New Roman" w:cs="Times New Roman"/>
         </w:rPr>
-        <w:t xml:space="preserve"> simplifies validation and rank comparison.</w:t>
-      </w:r>
-    </w:p>
-    <w:p>
-      <w:pPr>
-        <w:spacing w:line="360" w:lineRule="auto"/>
-        <w:rPr>
-          <w:rFonts w:ascii="Times New Roman" w:hAnsi="Times New Roman" w:cs="Times New Roman"/>
-        </w:rPr>
-      </w:pPr>
-      <w:r>
-        <w:rPr>
-          <w:rFonts w:ascii="Times New Roman" w:hAnsi="Times New Roman" w:cs="Times New Roman"/>
-        </w:rPr>
-        <w:pict w14:anchorId="372F62B2">
-          <v:rect id="_x0000_i1037" style="width:0;height:1.5pt" o:hralign="center" o:hrstd="t" o:hr="t" fillcolor="#a0a0a0" stroked="f"/>
-        </w:pict>
-      </w:r>
-    </w:p>
-    <w:p>
-      <w:pPr>
-        <w:spacing w:line="360" w:lineRule="auto"/>
-        <w:rPr>
-          <w:rFonts w:ascii="Times New Roman" w:hAnsi="Times New Roman" w:cs="Times New Roman"/>
-          <w:b/>
-          <w:bCs/>
+        <w:t>&gt;</w:t>
+      </w:r>
+    </w:p>
+    <w:p>
+      <w:pPr>
+        <w:numPr>
+          <w:ilvl w:val="0"/>
+          <w:numId w:val="15"/>
+        </w:numPr>
+        <w:spacing w:line="360" w:lineRule="auto"/>
+        <w:rPr>
+          <w:rFonts w:ascii="Times New Roman" w:hAnsi="Times New Roman" w:cs="Times New Roman"/>
         </w:rPr>
       </w:pPr>
       <w:proofErr w:type="spellStart"/>
       <w:r>
         <w:rPr>
           <w:rFonts w:ascii="Times New Roman" w:hAnsi="Times New Roman" w:cs="Times New Roman"/>
-          <w:b/>
-          <w:bCs/>
-        </w:rPr>
-        <w:t>FileManager</w:t>
+        </w:rPr>
+        <w:t>get_strongest_jedi</w:t>
       </w:r>
       <w:proofErr w:type="spellEnd"/>
-    </w:p>
-    <w:p>
-      <w:pPr>
-        <w:spacing w:line="360" w:lineRule="auto"/>
-        <w:rPr>
-          <w:rFonts w:ascii="Times New Roman" w:hAnsi="Times New Roman" w:cs="Times New Roman"/>
-        </w:rPr>
-      </w:pPr>
-      <w:r>
-        <w:rPr>
-          <w:rFonts w:ascii="Times New Roman" w:hAnsi="Times New Roman" w:cs="Times New Roman"/>
-        </w:rPr>
-        <w:t xml:space="preserve">The </w:t>
+      <w:r>
+        <w:rPr>
+          <w:rFonts w:ascii="Times New Roman" w:hAnsi="Times New Roman" w:cs="Times New Roman"/>
+        </w:rPr>
+        <w:t xml:space="preserve"> &lt;</w:t>
       </w:r>
       <w:proofErr w:type="spellStart"/>
       <w:r>
         <w:rPr>
           <w:rFonts w:ascii="Times New Roman" w:hAnsi="Times New Roman" w:cs="Times New Roman"/>
         </w:rPr>
-        <w:t>FileManager</w:t>
+        <w:t>planet_name</w:t>
       </w:r>
       <w:proofErr w:type="spellEnd"/>
       <w:r>
         <w:rPr>
           <w:rFonts w:ascii="Times New Roman" w:hAnsi="Times New Roman" w:cs="Times New Roman"/>
         </w:rPr>
-        <w:t xml:space="preserve"> class is responsible for file operations.</w:t>
-      </w:r>
-    </w:p>
-    <w:p>
-      <w:pPr>
-        <w:spacing w:line="360" w:lineRule="auto"/>
-        <w:rPr>
-          <w:rFonts w:ascii="Times New Roman" w:hAnsi="Times New Roman" w:cs="Times New Roman"/>
-        </w:rPr>
-      </w:pPr>
-      <w:r>
-        <w:rPr>
-          <w:rFonts w:ascii="Times New Roman" w:hAnsi="Times New Roman" w:cs="Times New Roman"/>
-        </w:rPr>
-        <w:t>Responsibilities:</w:t>
-      </w:r>
-    </w:p>
-    <w:p>
-      <w:pPr>
-        <w:numPr>
-          <w:ilvl w:val="0"/>
-          <w:numId w:val="13"/>
-        </w:numPr>
-        <w:spacing w:line="360" w:lineRule="auto"/>
-        <w:rPr>
-          <w:rFonts w:ascii="Times New Roman" w:hAnsi="Times New Roman" w:cs="Times New Roman"/>
-        </w:rPr>
-      </w:pPr>
-      <w:r>
-        <w:rPr>
-          <w:rFonts w:ascii="Times New Roman" w:hAnsi="Times New Roman" w:cs="Times New Roman"/>
-        </w:rPr>
-        <w:t>loads data from files</w:t>
-      </w:r>
-    </w:p>
-    <w:p>
-      <w:pPr>
-        <w:numPr>
-          <w:ilvl w:val="0"/>
-          <w:numId w:val="13"/>
-        </w:numPr>
-        <w:spacing w:line="360" w:lineRule="auto"/>
-        <w:rPr>
-          <w:rFonts w:ascii="Times New Roman" w:hAnsi="Times New Roman" w:cs="Times New Roman"/>
-        </w:rPr>
-      </w:pPr>
-      <w:r>
-        <w:rPr>
-          <w:rFonts w:ascii="Times New Roman" w:hAnsi="Times New Roman" w:cs="Times New Roman"/>
-        </w:rPr>
-        <w:t>saves data to files</w:t>
-      </w:r>
-    </w:p>
-    <w:p>
-      <w:pPr>
-        <w:numPr>
-          <w:ilvl w:val="0"/>
-          <w:numId w:val="13"/>
-        </w:numPr>
-        <w:spacing w:line="360" w:lineRule="auto"/>
-        <w:rPr>
-          <w:rFonts w:ascii="Times New Roman" w:hAnsi="Times New Roman" w:cs="Times New Roman"/>
-        </w:rPr>
-      </w:pPr>
-      <w:r>
-        <w:rPr>
-          <w:rFonts w:ascii="Times New Roman" w:hAnsi="Times New Roman" w:cs="Times New Roman"/>
-        </w:rPr>
-        <w:t>converts text data into objects</w:t>
-      </w:r>
-    </w:p>
-    <w:p>
-      <w:pPr>
-        <w:spacing w:line="360" w:lineRule="auto"/>
-        <w:rPr>
-          <w:rFonts w:ascii="Times New Roman" w:hAnsi="Times New Roman" w:cs="Times New Roman"/>
-        </w:rPr>
-      </w:pPr>
-      <w:r>
-        <w:rPr>
-          <w:rFonts w:ascii="Times New Roman" w:hAnsi="Times New Roman" w:cs="Times New Roman"/>
-        </w:rPr>
-        <w:pict w14:anchorId="2FEA14D1">
-          <v:rect id="_x0000_i1038" style="width:0;height:1.5pt" o:hralign="center" o:hrstd="t" o:hr="t" fillcolor="#a0a0a0" stroked="f"/>
-        </w:pict>
-      </w:r>
-    </w:p>
-    <w:p>
-      <w:pPr>
-        <w:spacing w:line="360" w:lineRule="auto"/>
-        <w:rPr>
-          <w:rFonts w:ascii="Times New Roman" w:hAnsi="Times New Roman" w:cs="Times New Roman"/>
-          <w:b/>
-          <w:bCs/>
-        </w:rPr>
-      </w:pPr>
-      <w:r>
-        <w:rPr>
-          <w:rFonts w:ascii="Times New Roman" w:hAnsi="Times New Roman" w:cs="Times New Roman"/>
-          <w:b/>
-          <w:bCs/>
-        </w:rPr>
-        <w:t>7. Supported Commands</w:t>
-      </w:r>
-    </w:p>
-    <w:p>
-      <w:pPr>
-        <w:spacing w:line="360" w:lineRule="auto"/>
-        <w:rPr>
-          <w:rFonts w:ascii="Times New Roman" w:hAnsi="Times New Roman" w:cs="Times New Roman"/>
-          <w:b/>
-          <w:bCs/>
-        </w:rPr>
-      </w:pPr>
-      <w:r>
-        <w:rPr>
-          <w:rFonts w:ascii="Times New Roman" w:hAnsi="Times New Roman" w:cs="Times New Roman"/>
-          <w:b/>
-          <w:bCs/>
-        </w:rPr>
-        <w:t>File Commands</w:t>
-      </w:r>
-    </w:p>
-    <w:p>
-      <w:pPr>
-        <w:numPr>
-          <w:ilvl w:val="0"/>
-          <w:numId w:val="14"/>
-        </w:numPr>
-        <w:spacing w:line="360" w:lineRule="auto"/>
-        <w:rPr>
-          <w:rFonts w:ascii="Times New Roman" w:hAnsi="Times New Roman" w:cs="Times New Roman"/>
-        </w:rPr>
-      </w:pPr>
-      <w:r>
-        <w:rPr>
-          <w:rFonts w:ascii="Times New Roman" w:hAnsi="Times New Roman" w:cs="Times New Roman"/>
-        </w:rPr>
-        <w:t>open</w:t>
-      </w:r>
-    </w:p>
-    <w:p>
-      <w:pPr>
-        <w:numPr>
-          <w:ilvl w:val="0"/>
-          <w:numId w:val="14"/>
-        </w:numPr>
-        <w:spacing w:line="360" w:lineRule="auto"/>
-        <w:rPr>
-          <w:rFonts w:ascii="Times New Roman" w:hAnsi="Times New Roman" w:cs="Times New Roman"/>
-        </w:rPr>
-      </w:pPr>
-      <w:r>
-        <w:rPr>
-          <w:rFonts w:ascii="Times New Roman" w:hAnsi="Times New Roman" w:cs="Times New Roman"/>
-        </w:rPr>
-        <w:lastRenderedPageBreak/>
-        <w:t>close</w:t>
-      </w:r>
-    </w:p>
-    <w:p>
-      <w:pPr>
-        <w:numPr>
-          <w:ilvl w:val="0"/>
-          <w:numId w:val="14"/>
-        </w:numPr>
-        <w:spacing w:line="360" w:lineRule="auto"/>
-        <w:rPr>
-          <w:rFonts w:ascii="Times New Roman" w:hAnsi="Times New Roman" w:cs="Times New Roman"/>
-        </w:rPr>
-      </w:pPr>
-      <w:r>
-        <w:rPr>
-          <w:rFonts w:ascii="Times New Roman" w:hAnsi="Times New Roman" w:cs="Times New Roman"/>
-        </w:rPr>
-        <w:t>save</w:t>
-      </w:r>
-    </w:p>
-    <w:p>
-      <w:pPr>
-        <w:numPr>
-          <w:ilvl w:val="0"/>
-          <w:numId w:val="14"/>
-        </w:numPr>
-        <w:spacing w:line="360" w:lineRule="auto"/>
-        <w:rPr>
-          <w:rFonts w:ascii="Times New Roman" w:hAnsi="Times New Roman" w:cs="Times New Roman"/>
-        </w:rPr>
-      </w:pPr>
-      <w:r>
-        <w:rPr>
-          <w:rFonts w:ascii="Times New Roman" w:hAnsi="Times New Roman" w:cs="Times New Roman"/>
-        </w:rPr>
-        <w:t>save as</w:t>
-      </w:r>
-    </w:p>
-    <w:p>
-      <w:pPr>
-        <w:numPr>
-          <w:ilvl w:val="0"/>
-          <w:numId w:val="14"/>
-        </w:numPr>
-        <w:spacing w:line="360" w:lineRule="auto"/>
-        <w:rPr>
-          <w:rFonts w:ascii="Times New Roman" w:hAnsi="Times New Roman" w:cs="Times New Roman"/>
-        </w:rPr>
-      </w:pPr>
-      <w:r>
-        <w:rPr>
-          <w:rFonts w:ascii="Times New Roman" w:hAnsi="Times New Roman" w:cs="Times New Roman"/>
-        </w:rPr>
-        <w:t>help</w:t>
-      </w:r>
-    </w:p>
-    <w:p>
-      <w:pPr>
-        <w:numPr>
-          <w:ilvl w:val="0"/>
-          <w:numId w:val="14"/>
-        </w:numPr>
-        <w:spacing w:line="360" w:lineRule="auto"/>
-        <w:rPr>
-          <w:rFonts w:ascii="Times New Roman" w:hAnsi="Times New Roman" w:cs="Times New Roman"/>
-        </w:rPr>
-      </w:pPr>
-      <w:r>
-        <w:rPr>
-          <w:rFonts w:ascii="Times New Roman" w:hAnsi="Times New Roman" w:cs="Times New Roman"/>
-        </w:rPr>
-        <w:t>exit</w:t>
-      </w:r>
-    </w:p>
-    <w:p>
-      <w:pPr>
-        <w:spacing w:line="360" w:lineRule="auto"/>
-        <w:rPr>
-          <w:rFonts w:ascii="Times New Roman" w:hAnsi="Times New Roman" w:cs="Times New Roman"/>
-          <w:b/>
-          <w:bCs/>
-        </w:rPr>
-      </w:pPr>
-      <w:r>
-        <w:rPr>
-          <w:rFonts w:ascii="Times New Roman" w:hAnsi="Times New Roman" w:cs="Times New Roman"/>
-          <w:b/>
-          <w:bCs/>
-        </w:rPr>
-        <w:t>Star Wars Commands</w:t>
+        <w:t>&gt;</w:t>
       </w:r>
     </w:p>
     <w:p>
@@ -2506,7 +3226,7 @@
         <w:rPr>
           <w:rFonts w:ascii="Times New Roman" w:hAnsi="Times New Roman" w:cs="Times New Roman"/>
         </w:rPr>
-        <w:t>add_planet</w:t>
+        <w:t>get_youngest_jedi</w:t>
       </w:r>
       <w:proofErr w:type="spellEnd"/>
       <w:r>
@@ -2527,6 +3247,20 @@
         <w:rPr>
           <w:rFonts w:ascii="Times New Roman" w:hAnsi="Times New Roman" w:cs="Times New Roman"/>
         </w:rPr>
+        <w:t>&gt; &lt;</w:t>
+      </w:r>
+      <w:proofErr w:type="spellStart"/>
+      <w:r>
+        <w:rPr>
+          <w:rFonts w:ascii="Times New Roman" w:hAnsi="Times New Roman" w:cs="Times New Roman"/>
+        </w:rPr>
+        <w:t>jedi_rank</w:t>
+      </w:r>
+      <w:proofErr w:type="spellEnd"/>
+      <w:r>
+        <w:rPr>
+          <w:rFonts w:ascii="Times New Roman" w:hAnsi="Times New Roman" w:cs="Times New Roman"/>
+        </w:rPr>
         <w:t>&gt;</w:t>
       </w:r>
     </w:p>
@@ -2546,7 +3280,7 @@
         <w:rPr>
           <w:rFonts w:ascii="Times New Roman" w:hAnsi="Times New Roman" w:cs="Times New Roman"/>
         </w:rPr>
-        <w:t>create_jedi</w:t>
+        <w:t>get_most_used_saber_color</w:t>
       </w:r>
       <w:proofErr w:type="spellEnd"/>
       <w:r>
@@ -2574,6 +3308,110 @@
         <w:rPr>
           <w:rFonts w:ascii="Times New Roman" w:hAnsi="Times New Roman" w:cs="Times New Roman"/>
         </w:rPr>
+        <w:t>jedi_rank</w:t>
+      </w:r>
+      <w:proofErr w:type="spellEnd"/>
+      <w:r>
+        <w:rPr>
+          <w:rFonts w:ascii="Times New Roman" w:hAnsi="Times New Roman" w:cs="Times New Roman"/>
+        </w:rPr>
+        <w:t>&gt;</w:t>
+      </w:r>
+    </w:p>
+    <w:p>
+      <w:pPr>
+        <w:numPr>
+          <w:ilvl w:val="0"/>
+          <w:numId w:val="15"/>
+        </w:numPr>
+        <w:spacing w:line="360" w:lineRule="auto"/>
+        <w:rPr>
+          <w:rFonts w:ascii="Times New Roman" w:hAnsi="Times New Roman" w:cs="Times New Roman"/>
+        </w:rPr>
+      </w:pPr>
+      <w:proofErr w:type="spellStart"/>
+      <w:r>
+        <w:rPr>
+          <w:rFonts w:ascii="Times New Roman" w:hAnsi="Times New Roman" w:cs="Times New Roman"/>
+        </w:rPr>
+        <w:t>get_most_used_saber_color</w:t>
+      </w:r>
+      <w:proofErr w:type="spellEnd"/>
+      <w:r>
+        <w:rPr>
+          <w:rFonts w:ascii="Times New Roman" w:hAnsi="Times New Roman" w:cs="Times New Roman"/>
+        </w:rPr>
+        <w:t xml:space="preserve"> &lt;</w:t>
+      </w:r>
+      <w:proofErr w:type="spellStart"/>
+      <w:r>
+        <w:rPr>
+          <w:rFonts w:ascii="Times New Roman" w:hAnsi="Times New Roman" w:cs="Times New Roman"/>
+        </w:rPr>
+        <w:t>planet_name</w:t>
+      </w:r>
+      <w:proofErr w:type="spellEnd"/>
+      <w:r>
+        <w:rPr>
+          <w:rFonts w:ascii="Times New Roman" w:hAnsi="Times New Roman" w:cs="Times New Roman"/>
+        </w:rPr>
+        <w:t>&gt;</w:t>
+      </w:r>
+    </w:p>
+    <w:p>
+      <w:pPr>
+        <w:numPr>
+          <w:ilvl w:val="0"/>
+          <w:numId w:val="15"/>
+        </w:numPr>
+        <w:spacing w:line="360" w:lineRule="auto"/>
+        <w:rPr>
+          <w:rFonts w:ascii="Times New Roman" w:hAnsi="Times New Roman" w:cs="Times New Roman"/>
+        </w:rPr>
+      </w:pPr>
+      <w:r>
+        <w:rPr>
+          <w:rFonts w:ascii="Times New Roman" w:hAnsi="Times New Roman" w:cs="Times New Roman"/>
+        </w:rPr>
+        <w:t>print &lt;</w:t>
+      </w:r>
+      <w:proofErr w:type="spellStart"/>
+      <w:r>
+        <w:rPr>
+          <w:rFonts w:ascii="Times New Roman" w:hAnsi="Times New Roman" w:cs="Times New Roman"/>
+        </w:rPr>
+        <w:t>planet_name</w:t>
+      </w:r>
+      <w:proofErr w:type="spellEnd"/>
+      <w:r>
+        <w:rPr>
+          <w:rFonts w:ascii="Times New Roman" w:hAnsi="Times New Roman" w:cs="Times New Roman"/>
+        </w:rPr>
+        <w:t>&gt;</w:t>
+      </w:r>
+    </w:p>
+    <w:p>
+      <w:pPr>
+        <w:numPr>
+          <w:ilvl w:val="0"/>
+          <w:numId w:val="15"/>
+        </w:numPr>
+        <w:spacing w:line="360" w:lineRule="auto"/>
+        <w:rPr>
+          <w:rFonts w:ascii="Times New Roman" w:hAnsi="Times New Roman" w:cs="Times New Roman"/>
+        </w:rPr>
+      </w:pPr>
+      <w:r>
+        <w:rPr>
+          <w:rFonts w:ascii="Times New Roman" w:hAnsi="Times New Roman" w:cs="Times New Roman"/>
+        </w:rPr>
+        <w:t>print &lt;</w:t>
+      </w:r>
+      <w:proofErr w:type="spellStart"/>
+      <w:r>
+        <w:rPr>
+          <w:rFonts w:ascii="Times New Roman" w:hAnsi="Times New Roman" w:cs="Times New Roman"/>
+        </w:rPr>
         <w:t>jedi_name</w:t>
       </w:r>
       <w:proofErr w:type="spellEnd"/>
@@ -2581,572 +3419,121 @@
         <w:rPr>
           <w:rFonts w:ascii="Times New Roman" w:hAnsi="Times New Roman" w:cs="Times New Roman"/>
         </w:rPr>
-        <w:t>&gt; &lt;</w:t>
+        <w:t>&gt;</w:t>
+      </w:r>
+    </w:p>
+    <w:p>
+      <w:pPr>
+        <w:numPr>
+          <w:ilvl w:val="0"/>
+          <w:numId w:val="15"/>
+        </w:numPr>
+        <w:spacing w:line="360" w:lineRule="auto"/>
+        <w:rPr>
+          <w:rFonts w:ascii="Times New Roman" w:hAnsi="Times New Roman" w:cs="Times New Roman"/>
+        </w:rPr>
+      </w:pPr>
+      <w:r>
+        <w:rPr>
+          <w:rFonts w:ascii="Times New Roman" w:hAnsi="Times New Roman" w:cs="Times New Roman"/>
+        </w:rPr>
+        <w:t>&lt;</w:t>
       </w:r>
       <w:proofErr w:type="spellStart"/>
       <w:r>
         <w:rPr>
           <w:rFonts w:ascii="Times New Roman" w:hAnsi="Times New Roman" w:cs="Times New Roman"/>
         </w:rPr>
-        <w:t>jedi_rank</w:t>
+        <w:t>planet_name</w:t>
       </w:r>
       <w:proofErr w:type="spellEnd"/>
       <w:r>
         <w:rPr>
           <w:rFonts w:ascii="Times New Roman" w:hAnsi="Times New Roman" w:cs="Times New Roman"/>
         </w:rPr>
-        <w:t>&gt; &lt;</w:t>
+        <w:t>&gt; + &lt;</w:t>
       </w:r>
       <w:proofErr w:type="spellStart"/>
       <w:r>
         <w:rPr>
           <w:rFonts w:ascii="Times New Roman" w:hAnsi="Times New Roman" w:cs="Times New Roman"/>
         </w:rPr>
-        <w:t>jedi_age</w:t>
+        <w:t>planet_name</w:t>
       </w:r>
       <w:proofErr w:type="spellEnd"/>
       <w:r>
         <w:rPr>
           <w:rFonts w:ascii="Times New Roman" w:hAnsi="Times New Roman" w:cs="Times New Roman"/>
         </w:rPr>
-        <w:t>&gt; &lt;</w:t>
-      </w:r>
+        <w:t>&gt;</w:t>
+      </w:r>
+    </w:p>
+    <w:p>
+      <w:pPr>
+        <w:spacing w:line="360" w:lineRule="auto"/>
+        <w:rPr>
+          <w:rFonts w:ascii="Times New Roman" w:hAnsi="Times New Roman" w:cs="Times New Roman"/>
+        </w:rPr>
+      </w:pPr>
+    </w:p>
+    <w:p>
+      <w:pPr>
+        <w:spacing w:line="360" w:lineRule="auto"/>
+        <w:rPr>
+          <w:rFonts w:ascii="Times New Roman" w:hAnsi="Times New Roman" w:cs="Times New Roman"/>
+          <w:b/>
+          <w:bCs/>
+        </w:rPr>
+      </w:pPr>
+      <w:r>
+        <w:rPr>
+          <w:rFonts w:ascii="Times New Roman" w:hAnsi="Times New Roman" w:cs="Times New Roman"/>
+          <w:b/>
+          <w:bCs/>
+        </w:rPr>
+        <w:t>8. File Format</w:t>
+      </w:r>
+    </w:p>
+    <w:p>
+      <w:pPr>
+        <w:spacing w:line="360" w:lineRule="auto"/>
+        <w:rPr>
+          <w:rFonts w:ascii="Times New Roman" w:hAnsi="Times New Roman" w:cs="Times New Roman"/>
+        </w:rPr>
+      </w:pPr>
+      <w:r>
+        <w:rPr>
+          <w:rFonts w:ascii="Times New Roman" w:hAnsi="Times New Roman" w:cs="Times New Roman"/>
+        </w:rPr>
+        <w:t>The program stores information in text files.</w:t>
+      </w:r>
+    </w:p>
+    <w:p>
+      <w:pPr>
+        <w:spacing w:line="360" w:lineRule="auto"/>
+        <w:rPr>
+          <w:rFonts w:ascii="Times New Roman" w:hAnsi="Times New Roman" w:cs="Times New Roman"/>
+        </w:rPr>
+      </w:pPr>
+      <w:r>
+        <w:rPr>
+          <w:rFonts w:ascii="Times New Roman" w:hAnsi="Times New Roman" w:cs="Times New Roman"/>
+        </w:rPr>
+        <w:t>Example:</w:t>
+      </w:r>
+    </w:p>
+    <w:p>
+      <w:pPr>
+        <w:spacing w:line="360" w:lineRule="auto"/>
+        <w:rPr>
+          <w:rFonts w:ascii="Times New Roman" w:hAnsi="Times New Roman" w:cs="Times New Roman"/>
+        </w:rPr>
+      </w:pPr>
       <w:proofErr w:type="spellStart"/>
       <w:r>
         <w:rPr>
           <w:rFonts w:ascii="Times New Roman" w:hAnsi="Times New Roman" w:cs="Times New Roman"/>
         </w:rPr>
-        <w:t>saber_color</w:t>
-      </w:r>
-      <w:proofErr w:type="spellEnd"/>
-      <w:r>
-        <w:rPr>
-          <w:rFonts w:ascii="Times New Roman" w:hAnsi="Times New Roman" w:cs="Times New Roman"/>
-        </w:rPr>
-        <w:t>&gt; &lt;</w:t>
-      </w:r>
-      <w:proofErr w:type="spellStart"/>
-      <w:r>
-        <w:rPr>
-          <w:rFonts w:ascii="Times New Roman" w:hAnsi="Times New Roman" w:cs="Times New Roman"/>
-        </w:rPr>
-        <w:t>jedi_strength</w:t>
-      </w:r>
-      <w:proofErr w:type="spellEnd"/>
-      <w:r>
-        <w:rPr>
-          <w:rFonts w:ascii="Times New Roman" w:hAnsi="Times New Roman" w:cs="Times New Roman"/>
-        </w:rPr>
-        <w:t>&gt;</w:t>
-      </w:r>
-    </w:p>
-    <w:p>
-      <w:pPr>
-        <w:numPr>
-          <w:ilvl w:val="0"/>
-          <w:numId w:val="15"/>
-        </w:numPr>
-        <w:spacing w:line="360" w:lineRule="auto"/>
-        <w:rPr>
-          <w:rFonts w:ascii="Times New Roman" w:hAnsi="Times New Roman" w:cs="Times New Roman"/>
-        </w:rPr>
-      </w:pPr>
-      <w:proofErr w:type="spellStart"/>
-      <w:r>
-        <w:rPr>
-          <w:rFonts w:ascii="Times New Roman" w:hAnsi="Times New Roman" w:cs="Times New Roman"/>
-        </w:rPr>
-        <w:t>removeJedi</w:t>
-      </w:r>
-      <w:proofErr w:type="spellEnd"/>
-      <w:r>
-        <w:rPr>
-          <w:rFonts w:ascii="Times New Roman" w:hAnsi="Times New Roman" w:cs="Times New Roman"/>
-        </w:rPr>
-        <w:t xml:space="preserve"> &lt;</w:t>
-      </w:r>
-      <w:proofErr w:type="spellStart"/>
-      <w:r>
-        <w:rPr>
-          <w:rFonts w:ascii="Times New Roman" w:hAnsi="Times New Roman" w:cs="Times New Roman"/>
-        </w:rPr>
-        <w:t>jedi_name</w:t>
-      </w:r>
-      <w:proofErr w:type="spellEnd"/>
-      <w:r>
-        <w:rPr>
-          <w:rFonts w:ascii="Times New Roman" w:hAnsi="Times New Roman" w:cs="Times New Roman"/>
-        </w:rPr>
-        <w:t>&gt; &lt;</w:t>
-      </w:r>
-      <w:proofErr w:type="spellStart"/>
-      <w:r>
-        <w:rPr>
-          <w:rFonts w:ascii="Times New Roman" w:hAnsi="Times New Roman" w:cs="Times New Roman"/>
-        </w:rPr>
-        <w:t>planet_name</w:t>
-      </w:r>
-      <w:proofErr w:type="spellEnd"/>
-      <w:r>
-        <w:rPr>
-          <w:rFonts w:ascii="Times New Roman" w:hAnsi="Times New Roman" w:cs="Times New Roman"/>
-        </w:rPr>
-        <w:t>&gt;</w:t>
-      </w:r>
-    </w:p>
-    <w:p>
-      <w:pPr>
-        <w:numPr>
-          <w:ilvl w:val="0"/>
-          <w:numId w:val="15"/>
-        </w:numPr>
-        <w:spacing w:line="360" w:lineRule="auto"/>
-        <w:rPr>
-          <w:rFonts w:ascii="Times New Roman" w:hAnsi="Times New Roman" w:cs="Times New Roman"/>
-        </w:rPr>
-      </w:pPr>
-      <w:proofErr w:type="spellStart"/>
-      <w:r>
-        <w:rPr>
-          <w:rFonts w:ascii="Times New Roman" w:hAnsi="Times New Roman" w:cs="Times New Roman"/>
-        </w:rPr>
-        <w:t>promote_jedi</w:t>
-      </w:r>
-      <w:proofErr w:type="spellEnd"/>
-      <w:r>
-        <w:rPr>
-          <w:rFonts w:ascii="Times New Roman" w:hAnsi="Times New Roman" w:cs="Times New Roman"/>
-        </w:rPr>
-        <w:t xml:space="preserve"> &lt;</w:t>
-      </w:r>
-      <w:proofErr w:type="spellStart"/>
-      <w:r>
-        <w:rPr>
-          <w:rFonts w:ascii="Times New Roman" w:hAnsi="Times New Roman" w:cs="Times New Roman"/>
-        </w:rPr>
-        <w:t>jedi_name</w:t>
-      </w:r>
-      <w:proofErr w:type="spellEnd"/>
-      <w:r>
-        <w:rPr>
-          <w:rFonts w:ascii="Times New Roman" w:hAnsi="Times New Roman" w:cs="Times New Roman"/>
-        </w:rPr>
-        <w:t>&gt;</w:t>
-      </w:r>
-    </w:p>
-    <w:p>
-      <w:pPr>
-        <w:numPr>
-          <w:ilvl w:val="0"/>
-          <w:numId w:val="15"/>
-        </w:numPr>
-        <w:spacing w:line="360" w:lineRule="auto"/>
-        <w:rPr>
-          <w:rFonts w:ascii="Times New Roman" w:hAnsi="Times New Roman" w:cs="Times New Roman"/>
-        </w:rPr>
-      </w:pPr>
-      <w:proofErr w:type="spellStart"/>
-      <w:r>
-        <w:rPr>
-          <w:rFonts w:ascii="Times New Roman" w:hAnsi="Times New Roman" w:cs="Times New Roman"/>
-        </w:rPr>
-        <w:t>demote_jedi</w:t>
-      </w:r>
-      <w:proofErr w:type="spellEnd"/>
-      <w:r>
-        <w:rPr>
-          <w:rFonts w:ascii="Times New Roman" w:hAnsi="Times New Roman" w:cs="Times New Roman"/>
-        </w:rPr>
-        <w:t xml:space="preserve"> &lt;</w:t>
-      </w:r>
-      <w:proofErr w:type="spellStart"/>
-      <w:r>
-        <w:rPr>
-          <w:rFonts w:ascii="Times New Roman" w:hAnsi="Times New Roman" w:cs="Times New Roman"/>
-        </w:rPr>
-        <w:t>jedi_name</w:t>
-      </w:r>
-      <w:proofErr w:type="spellEnd"/>
-      <w:r>
-        <w:rPr>
-          <w:rFonts w:ascii="Times New Roman" w:hAnsi="Times New Roman" w:cs="Times New Roman"/>
-        </w:rPr>
-        <w:t>&gt;</w:t>
-      </w:r>
-    </w:p>
-    <w:p>
-      <w:pPr>
-        <w:numPr>
-          <w:ilvl w:val="0"/>
-          <w:numId w:val="15"/>
-        </w:numPr>
-        <w:spacing w:line="360" w:lineRule="auto"/>
-        <w:rPr>
-          <w:rFonts w:ascii="Times New Roman" w:hAnsi="Times New Roman" w:cs="Times New Roman"/>
-        </w:rPr>
-      </w:pPr>
-      <w:proofErr w:type="spellStart"/>
-      <w:r>
-        <w:rPr>
-          <w:rFonts w:ascii="Times New Roman" w:hAnsi="Times New Roman" w:cs="Times New Roman"/>
-        </w:rPr>
-        <w:t>get_strongest_jedi</w:t>
-      </w:r>
-      <w:proofErr w:type="spellEnd"/>
-      <w:r>
-        <w:rPr>
-          <w:rFonts w:ascii="Times New Roman" w:hAnsi="Times New Roman" w:cs="Times New Roman"/>
-        </w:rPr>
-        <w:t xml:space="preserve"> &lt;</w:t>
-      </w:r>
-      <w:proofErr w:type="spellStart"/>
-      <w:r>
-        <w:rPr>
-          <w:rFonts w:ascii="Times New Roman" w:hAnsi="Times New Roman" w:cs="Times New Roman"/>
-        </w:rPr>
-        <w:t>planet_name</w:t>
-      </w:r>
-      <w:proofErr w:type="spellEnd"/>
-      <w:r>
-        <w:rPr>
-          <w:rFonts w:ascii="Times New Roman" w:hAnsi="Times New Roman" w:cs="Times New Roman"/>
-        </w:rPr>
-        <w:t>&gt;</w:t>
-      </w:r>
-    </w:p>
-    <w:p>
-      <w:pPr>
-        <w:numPr>
-          <w:ilvl w:val="0"/>
-          <w:numId w:val="15"/>
-        </w:numPr>
-        <w:spacing w:line="360" w:lineRule="auto"/>
-        <w:rPr>
-          <w:rFonts w:ascii="Times New Roman" w:hAnsi="Times New Roman" w:cs="Times New Roman"/>
-        </w:rPr>
-      </w:pPr>
-      <w:proofErr w:type="spellStart"/>
-      <w:r>
-        <w:rPr>
-          <w:rFonts w:ascii="Times New Roman" w:hAnsi="Times New Roman" w:cs="Times New Roman"/>
-        </w:rPr>
-        <w:t>get_youngest_jedi</w:t>
-      </w:r>
-      <w:proofErr w:type="spellEnd"/>
-      <w:r>
-        <w:rPr>
-          <w:rFonts w:ascii="Times New Roman" w:hAnsi="Times New Roman" w:cs="Times New Roman"/>
-        </w:rPr>
-        <w:t xml:space="preserve"> &lt;</w:t>
-      </w:r>
-      <w:proofErr w:type="spellStart"/>
-      <w:r>
-        <w:rPr>
-          <w:rFonts w:ascii="Times New Roman" w:hAnsi="Times New Roman" w:cs="Times New Roman"/>
-        </w:rPr>
-        <w:t>planet_name</w:t>
-      </w:r>
-      <w:proofErr w:type="spellEnd"/>
-      <w:r>
-        <w:rPr>
-          <w:rFonts w:ascii="Times New Roman" w:hAnsi="Times New Roman" w:cs="Times New Roman"/>
-        </w:rPr>
-        <w:t>&gt; &lt;</w:t>
-      </w:r>
-      <w:proofErr w:type="spellStart"/>
-      <w:r>
-        <w:rPr>
-          <w:rFonts w:ascii="Times New Roman" w:hAnsi="Times New Roman" w:cs="Times New Roman"/>
-        </w:rPr>
-        <w:t>jedi_rank</w:t>
-      </w:r>
-      <w:proofErr w:type="spellEnd"/>
-      <w:r>
-        <w:rPr>
-          <w:rFonts w:ascii="Times New Roman" w:hAnsi="Times New Roman" w:cs="Times New Roman"/>
-        </w:rPr>
-        <w:t>&gt;</w:t>
-      </w:r>
-    </w:p>
-    <w:p>
-      <w:pPr>
-        <w:numPr>
-          <w:ilvl w:val="0"/>
-          <w:numId w:val="15"/>
-        </w:numPr>
-        <w:spacing w:line="360" w:lineRule="auto"/>
-        <w:rPr>
-          <w:rFonts w:ascii="Times New Roman" w:hAnsi="Times New Roman" w:cs="Times New Roman"/>
-        </w:rPr>
-      </w:pPr>
-      <w:proofErr w:type="spellStart"/>
-      <w:r>
-        <w:rPr>
-          <w:rFonts w:ascii="Times New Roman" w:hAnsi="Times New Roman" w:cs="Times New Roman"/>
-        </w:rPr>
-        <w:t>get_most_used_saber_color</w:t>
-      </w:r>
-      <w:proofErr w:type="spellEnd"/>
-      <w:r>
-        <w:rPr>
-          <w:rFonts w:ascii="Times New Roman" w:hAnsi="Times New Roman" w:cs="Times New Roman"/>
-        </w:rPr>
-        <w:t xml:space="preserve"> &lt;</w:t>
-      </w:r>
-      <w:proofErr w:type="spellStart"/>
-      <w:r>
-        <w:rPr>
-          <w:rFonts w:ascii="Times New Roman" w:hAnsi="Times New Roman" w:cs="Times New Roman"/>
-        </w:rPr>
-        <w:t>planet_name</w:t>
-      </w:r>
-      <w:proofErr w:type="spellEnd"/>
-      <w:r>
-        <w:rPr>
-          <w:rFonts w:ascii="Times New Roman" w:hAnsi="Times New Roman" w:cs="Times New Roman"/>
-        </w:rPr>
-        <w:t>&gt; &lt;</w:t>
-      </w:r>
-      <w:proofErr w:type="spellStart"/>
-      <w:r>
-        <w:rPr>
-          <w:rFonts w:ascii="Times New Roman" w:hAnsi="Times New Roman" w:cs="Times New Roman"/>
-        </w:rPr>
-        <w:t>jedi_rank</w:t>
-      </w:r>
-      <w:proofErr w:type="spellEnd"/>
-      <w:r>
-        <w:rPr>
-          <w:rFonts w:ascii="Times New Roman" w:hAnsi="Times New Roman" w:cs="Times New Roman"/>
-        </w:rPr>
-        <w:t>&gt;</w:t>
-      </w:r>
-    </w:p>
-    <w:p>
-      <w:pPr>
-        <w:numPr>
-          <w:ilvl w:val="0"/>
-          <w:numId w:val="15"/>
-        </w:numPr>
-        <w:spacing w:line="360" w:lineRule="auto"/>
-        <w:rPr>
-          <w:rFonts w:ascii="Times New Roman" w:hAnsi="Times New Roman" w:cs="Times New Roman"/>
-        </w:rPr>
-      </w:pPr>
-      <w:proofErr w:type="spellStart"/>
-      <w:r>
-        <w:rPr>
-          <w:rFonts w:ascii="Times New Roman" w:hAnsi="Times New Roman" w:cs="Times New Roman"/>
-        </w:rPr>
-        <w:t>get_most_used_saber_color</w:t>
-      </w:r>
-      <w:proofErr w:type="spellEnd"/>
-      <w:r>
-        <w:rPr>
-          <w:rFonts w:ascii="Times New Roman" w:hAnsi="Times New Roman" w:cs="Times New Roman"/>
-        </w:rPr>
-        <w:t xml:space="preserve"> &lt;</w:t>
-      </w:r>
-      <w:proofErr w:type="spellStart"/>
-      <w:r>
-        <w:rPr>
-          <w:rFonts w:ascii="Times New Roman" w:hAnsi="Times New Roman" w:cs="Times New Roman"/>
-        </w:rPr>
-        <w:t>planet_name</w:t>
-      </w:r>
-      <w:proofErr w:type="spellEnd"/>
-      <w:r>
-        <w:rPr>
-          <w:rFonts w:ascii="Times New Roman" w:hAnsi="Times New Roman" w:cs="Times New Roman"/>
-        </w:rPr>
-        <w:t>&gt;</w:t>
-      </w:r>
-    </w:p>
-    <w:p>
-      <w:pPr>
-        <w:numPr>
-          <w:ilvl w:val="0"/>
-          <w:numId w:val="15"/>
-        </w:numPr>
-        <w:spacing w:line="360" w:lineRule="auto"/>
-        <w:rPr>
-          <w:rFonts w:ascii="Times New Roman" w:hAnsi="Times New Roman" w:cs="Times New Roman"/>
-        </w:rPr>
-      </w:pPr>
-      <w:r>
-        <w:rPr>
-          <w:rFonts w:ascii="Times New Roman" w:hAnsi="Times New Roman" w:cs="Times New Roman"/>
-        </w:rPr>
-        <w:t>print &lt;</w:t>
-      </w:r>
-      <w:proofErr w:type="spellStart"/>
-      <w:r>
-        <w:rPr>
-          <w:rFonts w:ascii="Times New Roman" w:hAnsi="Times New Roman" w:cs="Times New Roman"/>
-        </w:rPr>
-        <w:t>planet_name</w:t>
-      </w:r>
-      <w:proofErr w:type="spellEnd"/>
-      <w:r>
-        <w:rPr>
-          <w:rFonts w:ascii="Times New Roman" w:hAnsi="Times New Roman" w:cs="Times New Roman"/>
-        </w:rPr>
-        <w:t>&gt;</w:t>
-      </w:r>
-    </w:p>
-    <w:p>
-      <w:pPr>
-        <w:numPr>
-          <w:ilvl w:val="0"/>
-          <w:numId w:val="15"/>
-        </w:numPr>
-        <w:spacing w:line="360" w:lineRule="auto"/>
-        <w:rPr>
-          <w:rFonts w:ascii="Times New Roman" w:hAnsi="Times New Roman" w:cs="Times New Roman"/>
-        </w:rPr>
-      </w:pPr>
-      <w:r>
-        <w:rPr>
-          <w:rFonts w:ascii="Times New Roman" w:hAnsi="Times New Roman" w:cs="Times New Roman"/>
-        </w:rPr>
-        <w:t>print &lt;</w:t>
-      </w:r>
-      <w:proofErr w:type="spellStart"/>
-      <w:r>
-        <w:rPr>
-          <w:rFonts w:ascii="Times New Roman" w:hAnsi="Times New Roman" w:cs="Times New Roman"/>
-        </w:rPr>
-        <w:t>jedi_name</w:t>
-      </w:r>
-      <w:proofErr w:type="spellEnd"/>
-      <w:r>
-        <w:rPr>
-          <w:rFonts w:ascii="Times New Roman" w:hAnsi="Times New Roman" w:cs="Times New Roman"/>
-        </w:rPr>
-        <w:t>&gt;</w:t>
-      </w:r>
-    </w:p>
-    <w:p>
-      <w:pPr>
-        <w:numPr>
-          <w:ilvl w:val="0"/>
-          <w:numId w:val="15"/>
-        </w:numPr>
-        <w:spacing w:line="360" w:lineRule="auto"/>
-        <w:rPr>
-          <w:rFonts w:ascii="Times New Roman" w:hAnsi="Times New Roman" w:cs="Times New Roman"/>
-        </w:rPr>
-      </w:pPr>
-      <w:r>
-        <w:rPr>
-          <w:rFonts w:ascii="Times New Roman" w:hAnsi="Times New Roman" w:cs="Times New Roman"/>
-        </w:rPr>
-        <w:t>&lt;</w:t>
-      </w:r>
-      <w:proofErr w:type="spellStart"/>
-      <w:r>
-        <w:rPr>
-          <w:rFonts w:ascii="Times New Roman" w:hAnsi="Times New Roman" w:cs="Times New Roman"/>
-        </w:rPr>
-        <w:t>planet_name</w:t>
-      </w:r>
-      <w:proofErr w:type="spellEnd"/>
-      <w:r>
-        <w:rPr>
-          <w:rFonts w:ascii="Times New Roman" w:hAnsi="Times New Roman" w:cs="Times New Roman"/>
-        </w:rPr>
-        <w:t>&gt; + &lt;</w:t>
-      </w:r>
-      <w:proofErr w:type="spellStart"/>
-      <w:r>
-        <w:rPr>
-          <w:rFonts w:ascii="Times New Roman" w:hAnsi="Times New Roman" w:cs="Times New Roman"/>
-        </w:rPr>
-        <w:t>planet_name</w:t>
-      </w:r>
-      <w:proofErr w:type="spellEnd"/>
-      <w:r>
-        <w:rPr>
-          <w:rFonts w:ascii="Times New Roman" w:hAnsi="Times New Roman" w:cs="Times New Roman"/>
-        </w:rPr>
-        <w:t>&gt;</w:t>
-      </w:r>
-    </w:p>
-    <w:p>
-      <w:pPr>
-        <w:spacing w:line="360" w:lineRule="auto"/>
-        <w:rPr>
-          <w:rFonts w:ascii="Times New Roman" w:hAnsi="Times New Roman" w:cs="Times New Roman"/>
-        </w:rPr>
-      </w:pPr>
-      <w:r>
-        <w:rPr>
-          <w:rFonts w:ascii="Times New Roman" w:hAnsi="Times New Roman" w:cs="Times New Roman"/>
-        </w:rPr>
-        <w:pict w14:anchorId="422D5AB6">
-          <v:rect id="_x0000_i1039" style="width:0;height:1.5pt" o:hralign="center" o:hrstd="t" o:hr="t" fillcolor="#a0a0a0" stroked="f"/>
-        </w:pict>
-      </w:r>
-    </w:p>
-    <w:p>
-      <w:pPr>
-        <w:spacing w:line="360" w:lineRule="auto"/>
-        <w:rPr>
-          <w:rFonts w:ascii="Times New Roman" w:hAnsi="Times New Roman" w:cs="Times New Roman"/>
-          <w:b/>
-          <w:bCs/>
-        </w:rPr>
-      </w:pPr>
-      <w:r>
-        <w:rPr>
-          <w:rFonts w:ascii="Times New Roman" w:hAnsi="Times New Roman" w:cs="Times New Roman"/>
-          <w:b/>
-          <w:bCs/>
-        </w:rPr>
-        <w:t>8. File Format</w:t>
-      </w:r>
-    </w:p>
-    <w:p>
-      <w:pPr>
-        <w:spacing w:line="360" w:lineRule="auto"/>
-        <w:rPr>
-          <w:rFonts w:ascii="Times New Roman" w:hAnsi="Times New Roman" w:cs="Times New Roman"/>
-        </w:rPr>
-      </w:pPr>
-      <w:r>
-        <w:rPr>
-          <w:rFonts w:ascii="Times New Roman" w:hAnsi="Times New Roman" w:cs="Times New Roman"/>
-        </w:rPr>
-        <w:t>The program stores information in text files.</w:t>
-      </w:r>
-    </w:p>
-    <w:p>
-      <w:pPr>
-        <w:spacing w:line="360" w:lineRule="auto"/>
-        <w:rPr>
-          <w:rFonts w:ascii="Times New Roman" w:hAnsi="Times New Roman" w:cs="Times New Roman"/>
-        </w:rPr>
-      </w:pPr>
-      <w:r>
-        <w:rPr>
-          <w:rFonts w:ascii="Times New Roman" w:hAnsi="Times New Roman" w:cs="Times New Roman"/>
-        </w:rPr>
-        <w:t>Example:</w:t>
-      </w:r>
-    </w:p>
-    <w:p>
-      <w:pPr>
-        <w:spacing w:line="360" w:lineRule="auto"/>
-        <w:rPr>
-          <w:rFonts w:ascii="Times New Roman" w:hAnsi="Times New Roman" w:cs="Times New Roman"/>
-        </w:rPr>
-      </w:pPr>
-      <w:proofErr w:type="spellStart"/>
-      <w:r>
-        <w:rPr>
-          <w:rFonts w:ascii="Times New Roman" w:hAnsi="Times New Roman" w:cs="Times New Roman"/>
-        </w:rPr>
-        <w:lastRenderedPageBreak/>
         <w:t>PLANET|Tatooine</w:t>
       </w:r>
       <w:proofErr w:type="spellEnd"/>
@@ -3255,30 +3642,23 @@
           <w:rFonts w:ascii="Times New Roman" w:hAnsi="Times New Roman" w:cs="Times New Roman"/>
         </w:rPr>
       </w:pPr>
-      <w:r>
-        <w:rPr>
-          <w:rFonts w:ascii="Times New Roman" w:hAnsi="Times New Roman" w:cs="Times New Roman"/>
-        </w:rPr>
-        <w:pict w14:anchorId="60FDC837">
-          <v:rect id="_x0000_i1040" style="width:0;height:1.5pt" o:hralign="center" o:hrstd="t" o:hr="t" fillcolor="#a0a0a0" stroked="f"/>
-        </w:pict>
-      </w:r>
-    </w:p>
-    <w:p>
-      <w:pPr>
-        <w:spacing w:line="360" w:lineRule="auto"/>
-        <w:rPr>
-          <w:rFonts w:ascii="Times New Roman" w:hAnsi="Times New Roman" w:cs="Times New Roman"/>
-          <w:b/>
-          <w:bCs/>
-        </w:rPr>
-      </w:pPr>
-      <w:r>
-        <w:rPr>
-          <w:rFonts w:ascii="Times New Roman" w:hAnsi="Times New Roman" w:cs="Times New Roman"/>
-          <w:b/>
-          <w:bCs/>
-        </w:rPr>
+    </w:p>
+    <w:p>
+      <w:pPr>
+        <w:spacing w:line="360" w:lineRule="auto"/>
+        <w:rPr>
+          <w:rFonts w:ascii="Times New Roman" w:hAnsi="Times New Roman" w:cs="Times New Roman"/>
+          <w:b/>
+          <w:bCs/>
+        </w:rPr>
+      </w:pPr>
+      <w:r>
+        <w:rPr>
+          <w:rFonts w:ascii="Times New Roman" w:hAnsi="Times New Roman" w:cs="Times New Roman"/>
+          <w:b/>
+          <w:bCs/>
+        </w:rPr>
+        <w:lastRenderedPageBreak/>
         <w:t>9. Object-Oriented Programming Principles</w:t>
       </w:r>
     </w:p>
@@ -3431,14 +3811,6 @@
           <w:rFonts w:ascii="Times New Roman" w:hAnsi="Times New Roman" w:cs="Times New Roman"/>
         </w:rPr>
       </w:pPr>
-      <w:r>
-        <w:rPr>
-          <w:rFonts w:ascii="Times New Roman" w:hAnsi="Times New Roman" w:cs="Times New Roman"/>
-        </w:rPr>
-        <w:pict w14:anchorId="02F6C67E">
-          <v:rect id="_x0000_i1041" style="width:0;height:1.5pt" o:hralign="center" o:hrstd="t" o:hr="t" fillcolor="#a0a0a0" stroked="f"/>
-        </w:pict>
-      </w:r>
     </w:p>
     <w:p>
       <w:pPr>
@@ -3505,177 +3877,169 @@
         <w:rPr>
           <w:rFonts w:ascii="Times New Roman" w:hAnsi="Times New Roman" w:cs="Times New Roman"/>
         </w:rPr>
+        <w:t>commands without opened file</w:t>
+      </w:r>
+    </w:p>
+    <w:p>
+      <w:pPr>
+        <w:numPr>
+          <w:ilvl w:val="0"/>
+          <w:numId w:val="16"/>
+        </w:numPr>
+        <w:spacing w:line="360" w:lineRule="auto"/>
+        <w:rPr>
+          <w:rFonts w:ascii="Times New Roman" w:hAnsi="Times New Roman" w:cs="Times New Roman"/>
+        </w:rPr>
+      </w:pPr>
+      <w:r>
+        <w:rPr>
+          <w:rFonts w:ascii="Times New Roman" w:hAnsi="Times New Roman" w:cs="Times New Roman"/>
+        </w:rPr>
+        <w:t>invalid multiplier</w:t>
+      </w:r>
+    </w:p>
+    <w:p>
+      <w:pPr>
+        <w:numPr>
+          <w:ilvl w:val="0"/>
+          <w:numId w:val="16"/>
+        </w:numPr>
+        <w:spacing w:line="360" w:lineRule="auto"/>
+        <w:rPr>
+          <w:rFonts w:ascii="Times New Roman" w:hAnsi="Times New Roman" w:cs="Times New Roman"/>
+        </w:rPr>
+      </w:pPr>
+      <w:r>
+        <w:rPr>
+          <w:rFonts w:ascii="Times New Roman" w:hAnsi="Times New Roman" w:cs="Times New Roman"/>
+        </w:rPr>
+        <w:t>duplicate planets</w:t>
+      </w:r>
+    </w:p>
+    <w:p>
+      <w:pPr>
+        <w:numPr>
+          <w:ilvl w:val="0"/>
+          <w:numId w:val="16"/>
+        </w:numPr>
+        <w:spacing w:line="360" w:lineRule="auto"/>
+        <w:rPr>
+          <w:rFonts w:ascii="Times New Roman" w:hAnsi="Times New Roman" w:cs="Times New Roman"/>
+        </w:rPr>
+      </w:pPr>
+      <w:r>
+        <w:rPr>
+          <w:rFonts w:ascii="Times New Roman" w:hAnsi="Times New Roman" w:cs="Times New Roman"/>
+        </w:rPr>
+        <w:t>missing planets</w:t>
+      </w:r>
+    </w:p>
+    <w:p>
+      <w:pPr>
+        <w:numPr>
+          <w:ilvl w:val="0"/>
+          <w:numId w:val="16"/>
+        </w:numPr>
+        <w:spacing w:line="360" w:lineRule="auto"/>
+        <w:rPr>
+          <w:rFonts w:ascii="Times New Roman" w:hAnsi="Times New Roman" w:cs="Times New Roman"/>
+        </w:rPr>
+      </w:pPr>
+      <w:r>
+        <w:rPr>
+          <w:rFonts w:ascii="Times New Roman" w:hAnsi="Times New Roman" w:cs="Times New Roman"/>
+        </w:rPr>
+        <w:t>missing Jedi</w:t>
+      </w:r>
+    </w:p>
+    <w:p>
+      <w:pPr>
+        <w:numPr>
+          <w:ilvl w:val="0"/>
+          <w:numId w:val="16"/>
+        </w:numPr>
+        <w:spacing w:line="360" w:lineRule="auto"/>
+        <w:rPr>
+          <w:rFonts w:ascii="Times New Roman" w:hAnsi="Times New Roman" w:cs="Times New Roman"/>
+        </w:rPr>
+      </w:pPr>
+      <w:r>
+        <w:rPr>
+          <w:rFonts w:ascii="Times New Roman" w:hAnsi="Times New Roman" w:cs="Times New Roman"/>
+        </w:rPr>
+        <w:t>promotion above GRAND_MASTER</w:t>
+      </w:r>
+    </w:p>
+    <w:p>
+      <w:pPr>
+        <w:numPr>
+          <w:ilvl w:val="0"/>
+          <w:numId w:val="16"/>
+        </w:numPr>
+        <w:spacing w:line="360" w:lineRule="auto"/>
+        <w:rPr>
+          <w:rFonts w:ascii="Times New Roman" w:hAnsi="Times New Roman" w:cs="Times New Roman"/>
+        </w:rPr>
+      </w:pPr>
+      <w:r>
+        <w:rPr>
+          <w:rFonts w:ascii="Times New Roman" w:hAnsi="Times New Roman" w:cs="Times New Roman"/>
+        </w:rPr>
+        <w:t>demotion below YOUNGLING</w:t>
+      </w:r>
+    </w:p>
+    <w:p>
+      <w:pPr>
+        <w:spacing w:line="360" w:lineRule="auto"/>
+        <w:rPr>
+          <w:rFonts w:ascii="Times New Roman" w:hAnsi="Times New Roman" w:cs="Times New Roman"/>
+        </w:rPr>
+      </w:pPr>
+      <w:r>
+        <w:rPr>
+          <w:rFonts w:ascii="Times New Roman" w:hAnsi="Times New Roman" w:cs="Times New Roman"/>
+        </w:rPr>
+        <w:t>The program prints suitable error messages when invalid input is detected.</w:t>
+      </w:r>
+    </w:p>
+    <w:p>
+      <w:pPr>
+        <w:spacing w:line="360" w:lineRule="auto"/>
+        <w:rPr>
+          <w:rFonts w:ascii="Times New Roman" w:hAnsi="Times New Roman" w:cs="Times New Roman"/>
+        </w:rPr>
+      </w:pPr>
+    </w:p>
+    <w:p>
+      <w:pPr>
+        <w:spacing w:line="360" w:lineRule="auto"/>
+        <w:rPr>
+          <w:rFonts w:ascii="Times New Roman" w:hAnsi="Times New Roman" w:cs="Times New Roman"/>
+          <w:b/>
+          <w:bCs/>
+        </w:rPr>
+      </w:pPr>
+      <w:r>
+        <w:rPr>
+          <w:rFonts w:ascii="Times New Roman" w:hAnsi="Times New Roman" w:cs="Times New Roman"/>
+          <w:b/>
+          <w:bCs/>
+        </w:rPr>
+        <w:t>11. Example Usage</w:t>
+      </w:r>
+    </w:p>
+    <w:p>
+      <w:pPr>
+        <w:spacing w:line="360" w:lineRule="auto"/>
+        <w:rPr>
+          <w:rFonts w:ascii="Times New Roman" w:hAnsi="Times New Roman" w:cs="Times New Roman"/>
+        </w:rPr>
+      </w:pPr>
+      <w:r>
+        <w:rPr>
+          <w:rFonts w:ascii="Times New Roman" w:hAnsi="Times New Roman" w:cs="Times New Roman"/>
+        </w:rPr>
         <w:lastRenderedPageBreak/>
-        <w:t>commands without opened file</w:t>
-      </w:r>
-    </w:p>
-    <w:p>
-      <w:pPr>
-        <w:numPr>
-          <w:ilvl w:val="0"/>
-          <w:numId w:val="16"/>
-        </w:numPr>
-        <w:spacing w:line="360" w:lineRule="auto"/>
-        <w:rPr>
-          <w:rFonts w:ascii="Times New Roman" w:hAnsi="Times New Roman" w:cs="Times New Roman"/>
-        </w:rPr>
-      </w:pPr>
-      <w:r>
-        <w:rPr>
-          <w:rFonts w:ascii="Times New Roman" w:hAnsi="Times New Roman" w:cs="Times New Roman"/>
-        </w:rPr>
-        <w:t>invalid multiplier</w:t>
-      </w:r>
-    </w:p>
-    <w:p>
-      <w:pPr>
-        <w:numPr>
-          <w:ilvl w:val="0"/>
-          <w:numId w:val="16"/>
-        </w:numPr>
-        <w:spacing w:line="360" w:lineRule="auto"/>
-        <w:rPr>
-          <w:rFonts w:ascii="Times New Roman" w:hAnsi="Times New Roman" w:cs="Times New Roman"/>
-        </w:rPr>
-      </w:pPr>
-      <w:r>
-        <w:rPr>
-          <w:rFonts w:ascii="Times New Roman" w:hAnsi="Times New Roman" w:cs="Times New Roman"/>
-        </w:rPr>
-        <w:t>duplicate planets</w:t>
-      </w:r>
-    </w:p>
-    <w:p>
-      <w:pPr>
-        <w:numPr>
-          <w:ilvl w:val="0"/>
-          <w:numId w:val="16"/>
-        </w:numPr>
-        <w:spacing w:line="360" w:lineRule="auto"/>
-        <w:rPr>
-          <w:rFonts w:ascii="Times New Roman" w:hAnsi="Times New Roman" w:cs="Times New Roman"/>
-        </w:rPr>
-      </w:pPr>
-      <w:r>
-        <w:rPr>
-          <w:rFonts w:ascii="Times New Roman" w:hAnsi="Times New Roman" w:cs="Times New Roman"/>
-        </w:rPr>
-        <w:t>missing planets</w:t>
-      </w:r>
-    </w:p>
-    <w:p>
-      <w:pPr>
-        <w:numPr>
-          <w:ilvl w:val="0"/>
-          <w:numId w:val="16"/>
-        </w:numPr>
-        <w:spacing w:line="360" w:lineRule="auto"/>
-        <w:rPr>
-          <w:rFonts w:ascii="Times New Roman" w:hAnsi="Times New Roman" w:cs="Times New Roman"/>
-        </w:rPr>
-      </w:pPr>
-      <w:r>
-        <w:rPr>
-          <w:rFonts w:ascii="Times New Roman" w:hAnsi="Times New Roman" w:cs="Times New Roman"/>
-        </w:rPr>
-        <w:t>missing Jedi</w:t>
-      </w:r>
-    </w:p>
-    <w:p>
-      <w:pPr>
-        <w:numPr>
-          <w:ilvl w:val="0"/>
-          <w:numId w:val="16"/>
-        </w:numPr>
-        <w:spacing w:line="360" w:lineRule="auto"/>
-        <w:rPr>
-          <w:rFonts w:ascii="Times New Roman" w:hAnsi="Times New Roman" w:cs="Times New Roman"/>
-        </w:rPr>
-      </w:pPr>
-      <w:r>
-        <w:rPr>
-          <w:rFonts w:ascii="Times New Roman" w:hAnsi="Times New Roman" w:cs="Times New Roman"/>
-        </w:rPr>
-        <w:t>promotion above GRAND_MASTER</w:t>
-      </w:r>
-    </w:p>
-    <w:p>
-      <w:pPr>
-        <w:numPr>
-          <w:ilvl w:val="0"/>
-          <w:numId w:val="16"/>
-        </w:numPr>
-        <w:spacing w:line="360" w:lineRule="auto"/>
-        <w:rPr>
-          <w:rFonts w:ascii="Times New Roman" w:hAnsi="Times New Roman" w:cs="Times New Roman"/>
-        </w:rPr>
-      </w:pPr>
-      <w:r>
-        <w:rPr>
-          <w:rFonts w:ascii="Times New Roman" w:hAnsi="Times New Roman" w:cs="Times New Roman"/>
-        </w:rPr>
-        <w:t>demotion below YOUNGLING</w:t>
-      </w:r>
-    </w:p>
-    <w:p>
-      <w:pPr>
-        <w:spacing w:line="360" w:lineRule="auto"/>
-        <w:rPr>
-          <w:rFonts w:ascii="Times New Roman" w:hAnsi="Times New Roman" w:cs="Times New Roman"/>
-        </w:rPr>
-      </w:pPr>
-      <w:r>
-        <w:rPr>
-          <w:rFonts w:ascii="Times New Roman" w:hAnsi="Times New Roman" w:cs="Times New Roman"/>
-        </w:rPr>
-        <w:t>The program prints suitable error messages when invalid input is detected.</w:t>
-      </w:r>
-    </w:p>
-    <w:p>
-      <w:pPr>
-        <w:spacing w:line="360" w:lineRule="auto"/>
-        <w:rPr>
-          <w:rFonts w:ascii="Times New Roman" w:hAnsi="Times New Roman" w:cs="Times New Roman"/>
-        </w:rPr>
-      </w:pPr>
-      <w:r>
-        <w:rPr>
-          <w:rFonts w:ascii="Times New Roman" w:hAnsi="Times New Roman" w:cs="Times New Roman"/>
-        </w:rPr>
-        <w:pict w14:anchorId="50298173">
-          <v:rect id="_x0000_i1042" style="width:0;height:1.5pt" o:hralign="center" o:hrstd="t" o:hr="t" fillcolor="#a0a0a0" stroked="f"/>
-        </w:pict>
-      </w:r>
-    </w:p>
-    <w:p>
-      <w:pPr>
-        <w:spacing w:line="360" w:lineRule="auto"/>
-        <w:rPr>
-          <w:rFonts w:ascii="Times New Roman" w:hAnsi="Times New Roman" w:cs="Times New Roman"/>
-          <w:b/>
-          <w:bCs/>
-        </w:rPr>
-      </w:pPr>
-      <w:r>
-        <w:rPr>
-          <w:rFonts w:ascii="Times New Roman" w:hAnsi="Times New Roman" w:cs="Times New Roman"/>
-          <w:b/>
-          <w:bCs/>
-        </w:rPr>
-        <w:t>11. Example Usage</w:t>
-      </w:r>
-    </w:p>
-    <w:p>
-      <w:pPr>
-        <w:spacing w:line="360" w:lineRule="auto"/>
-        <w:rPr>
-          <w:rFonts w:ascii="Times New Roman" w:hAnsi="Times New Roman" w:cs="Times New Roman"/>
-        </w:rPr>
-      </w:pPr>
-      <w:r>
-        <w:rPr>
-          <w:rFonts w:ascii="Times New Roman" w:hAnsi="Times New Roman" w:cs="Times New Roman"/>
-        </w:rPr>
         <w:t>Example commands:</w:t>
       </w:r>
     </w:p>
@@ -3872,60 +4236,196 @@
           <w:rFonts w:ascii="Times New Roman" w:hAnsi="Times New Roman" w:cs="Times New Roman"/>
         </w:rPr>
       </w:pPr>
-      <w:r>
-        <w:rPr>
-          <w:rFonts w:ascii="Times New Roman" w:hAnsi="Times New Roman" w:cs="Times New Roman"/>
-        </w:rPr>
-        <w:pict w14:anchorId="63580307">
-          <v:rect id="_x0000_i1043" style="width:0;height:1.5pt" o:hralign="center" o:hrstd="t" o:hr="t" fillcolor="#a0a0a0" stroked="f"/>
-        </w:pict>
-      </w:r>
-    </w:p>
-    <w:p>
-      <w:pPr>
-        <w:spacing w:line="360" w:lineRule="auto"/>
-        <w:rPr>
-          <w:rFonts w:ascii="Times New Roman" w:hAnsi="Times New Roman" w:cs="Times New Roman"/>
-          <w:b/>
-          <w:bCs/>
-        </w:rPr>
-      </w:pPr>
-      <w:r>
-        <w:rPr>
-          <w:rFonts w:ascii="Times New Roman" w:hAnsi="Times New Roman" w:cs="Times New Roman"/>
-          <w:b/>
-          <w:bCs/>
+    </w:p>
+    <w:p>
+      <w:pPr>
+        <w:spacing w:line="360" w:lineRule="auto"/>
+        <w:rPr>
+          <w:rFonts w:ascii="Times New Roman" w:hAnsi="Times New Roman" w:cs="Times New Roman"/>
+          <w:b/>
+          <w:bCs/>
+        </w:rPr>
+      </w:pPr>
+      <w:r>
+        <w:rPr>
+          <w:rFonts w:ascii="Times New Roman" w:hAnsi="Times New Roman" w:cs="Times New Roman"/>
+          <w:b/>
+          <w:bCs/>
+        </w:rPr>
+        <w:t>12. Testing</w:t>
+      </w:r>
+    </w:p>
+    <w:p>
+      <w:pPr>
+        <w:spacing w:line="360" w:lineRule="auto"/>
+        <w:rPr>
+          <w:rFonts w:ascii="Times New Roman" w:hAnsi="Times New Roman" w:cs="Times New Roman"/>
+        </w:rPr>
+      </w:pPr>
+      <w:r>
+        <w:rPr>
+          <w:rFonts w:ascii="Times New Roman" w:hAnsi="Times New Roman" w:cs="Times New Roman"/>
+        </w:rPr>
+        <w:t>The application was tested with different commands and scenarios.</w:t>
+      </w:r>
+    </w:p>
+    <w:p>
+      <w:pPr>
+        <w:spacing w:line="360" w:lineRule="auto"/>
+        <w:rPr>
+          <w:rFonts w:ascii="Times New Roman" w:hAnsi="Times New Roman" w:cs="Times New Roman"/>
+        </w:rPr>
+      </w:pPr>
+      <w:r>
+        <w:rPr>
+          <w:rFonts w:ascii="Times New Roman" w:hAnsi="Times New Roman" w:cs="Times New Roman"/>
+        </w:rPr>
+        <w:t>Tested functionality:</w:t>
+      </w:r>
+    </w:p>
+    <w:p>
+      <w:pPr>
+        <w:numPr>
+          <w:ilvl w:val="0"/>
+          <w:numId w:val="17"/>
+        </w:numPr>
+        <w:spacing w:line="360" w:lineRule="auto"/>
+        <w:rPr>
+          <w:rFonts w:ascii="Times New Roman" w:hAnsi="Times New Roman" w:cs="Times New Roman"/>
+        </w:rPr>
+      </w:pPr>
+      <w:r>
+        <w:rPr>
+          <w:rFonts w:ascii="Times New Roman" w:hAnsi="Times New Roman" w:cs="Times New Roman"/>
+        </w:rPr>
+        <w:t>opening and saving files</w:t>
+      </w:r>
+    </w:p>
+    <w:p>
+      <w:pPr>
+        <w:numPr>
+          <w:ilvl w:val="0"/>
+          <w:numId w:val="17"/>
+        </w:numPr>
+        <w:spacing w:line="360" w:lineRule="auto"/>
+        <w:rPr>
+          <w:rFonts w:ascii="Times New Roman" w:hAnsi="Times New Roman" w:cs="Times New Roman"/>
+        </w:rPr>
+      </w:pPr>
+      <w:r>
+        <w:rPr>
+          <w:rFonts w:ascii="Times New Roman" w:hAnsi="Times New Roman" w:cs="Times New Roman"/>
+        </w:rPr>
+        <w:t>creating planets</w:t>
+      </w:r>
+    </w:p>
+    <w:p>
+      <w:pPr>
+        <w:numPr>
+          <w:ilvl w:val="0"/>
+          <w:numId w:val="17"/>
+        </w:numPr>
+        <w:spacing w:line="360" w:lineRule="auto"/>
+        <w:rPr>
+          <w:rFonts w:ascii="Times New Roman" w:hAnsi="Times New Roman" w:cs="Times New Roman"/>
+        </w:rPr>
+      </w:pPr>
+      <w:r>
+        <w:rPr>
+          <w:rFonts w:ascii="Times New Roman" w:hAnsi="Times New Roman" w:cs="Times New Roman"/>
+        </w:rPr>
+        <w:t>creating Jedi</w:t>
+      </w:r>
+    </w:p>
+    <w:p>
+      <w:pPr>
+        <w:numPr>
+          <w:ilvl w:val="0"/>
+          <w:numId w:val="17"/>
+        </w:numPr>
+        <w:spacing w:line="360" w:lineRule="auto"/>
+        <w:rPr>
+          <w:rFonts w:ascii="Times New Roman" w:hAnsi="Times New Roman" w:cs="Times New Roman"/>
+        </w:rPr>
+      </w:pPr>
+      <w:r>
+        <w:rPr>
+          <w:rFonts w:ascii="Times New Roman" w:hAnsi="Times New Roman" w:cs="Times New Roman"/>
+        </w:rPr>
+        <w:t>removing Jedi</w:t>
+      </w:r>
+    </w:p>
+    <w:p>
+      <w:pPr>
+        <w:numPr>
+          <w:ilvl w:val="0"/>
+          <w:numId w:val="17"/>
+        </w:numPr>
+        <w:spacing w:line="360" w:lineRule="auto"/>
+        <w:rPr>
+          <w:rFonts w:ascii="Times New Roman" w:hAnsi="Times New Roman" w:cs="Times New Roman"/>
+        </w:rPr>
+      </w:pPr>
+      <w:r>
+        <w:rPr>
+          <w:rFonts w:ascii="Times New Roman" w:hAnsi="Times New Roman" w:cs="Times New Roman"/>
+        </w:rPr>
+        <w:t>promotion and demotion</w:t>
+      </w:r>
+    </w:p>
+    <w:p>
+      <w:pPr>
+        <w:numPr>
+          <w:ilvl w:val="0"/>
+          <w:numId w:val="17"/>
+        </w:numPr>
+        <w:spacing w:line="360" w:lineRule="auto"/>
+        <w:rPr>
+          <w:rFonts w:ascii="Times New Roman" w:hAnsi="Times New Roman" w:cs="Times New Roman"/>
+        </w:rPr>
+      </w:pPr>
+      <w:r>
+        <w:rPr>
+          <w:rFonts w:ascii="Times New Roman" w:hAnsi="Times New Roman" w:cs="Times New Roman"/>
+        </w:rPr>
+        <w:t>searching for strongest Jedi</w:t>
+      </w:r>
+    </w:p>
+    <w:p>
+      <w:pPr>
+        <w:numPr>
+          <w:ilvl w:val="0"/>
+          <w:numId w:val="17"/>
+        </w:numPr>
+        <w:spacing w:line="360" w:lineRule="auto"/>
+        <w:rPr>
+          <w:rFonts w:ascii="Times New Roman" w:hAnsi="Times New Roman" w:cs="Times New Roman"/>
+        </w:rPr>
+      </w:pPr>
+      <w:r>
+        <w:rPr>
+          <w:rFonts w:ascii="Times New Roman" w:hAnsi="Times New Roman" w:cs="Times New Roman"/>
+        </w:rPr>
+        <w:t>searching for youngest Jedi</w:t>
+      </w:r>
+    </w:p>
+    <w:p>
+      <w:pPr>
+        <w:numPr>
+          <w:ilvl w:val="0"/>
+          <w:numId w:val="17"/>
+        </w:numPr>
+        <w:spacing w:line="360" w:lineRule="auto"/>
+        <w:rPr>
+          <w:rFonts w:ascii="Times New Roman" w:hAnsi="Times New Roman" w:cs="Times New Roman"/>
+        </w:rPr>
+      </w:pPr>
+      <w:r>
+        <w:rPr>
+          <w:rFonts w:ascii="Times New Roman" w:hAnsi="Times New Roman" w:cs="Times New Roman"/>
         </w:rPr>
         <w:lastRenderedPageBreak/>
-        <w:t>12. Testing</w:t>
-      </w:r>
-    </w:p>
-    <w:p>
-      <w:pPr>
-        <w:spacing w:line="360" w:lineRule="auto"/>
-        <w:rPr>
-          <w:rFonts w:ascii="Times New Roman" w:hAnsi="Times New Roman" w:cs="Times New Roman"/>
-        </w:rPr>
-      </w:pPr>
-      <w:r>
-        <w:rPr>
-          <w:rFonts w:ascii="Times New Roman" w:hAnsi="Times New Roman" w:cs="Times New Roman"/>
-        </w:rPr>
-        <w:t>The application was tested with different commands and scenarios.</w:t>
-      </w:r>
-    </w:p>
-    <w:p>
-      <w:pPr>
-        <w:spacing w:line="360" w:lineRule="auto"/>
-        <w:rPr>
-          <w:rFonts w:ascii="Times New Roman" w:hAnsi="Times New Roman" w:cs="Times New Roman"/>
-        </w:rPr>
-      </w:pPr>
-      <w:r>
-        <w:rPr>
-          <w:rFonts w:ascii="Times New Roman" w:hAnsi="Times New Roman" w:cs="Times New Roman"/>
-        </w:rPr>
-        <w:t>Tested functionality:</w:t>
+        <w:t>saber color statistics</w:t>
       </w:r>
     </w:p>
     <w:p>
@@ -3943,150 +4443,6 @@
         <w:rPr>
           <w:rFonts w:ascii="Times New Roman" w:hAnsi="Times New Roman" w:cs="Times New Roman"/>
         </w:rPr>
-        <w:t>opening and saving files</w:t>
-      </w:r>
-    </w:p>
-    <w:p>
-      <w:pPr>
-        <w:numPr>
-          <w:ilvl w:val="0"/>
-          <w:numId w:val="17"/>
-        </w:numPr>
-        <w:spacing w:line="360" w:lineRule="auto"/>
-        <w:rPr>
-          <w:rFonts w:ascii="Times New Roman" w:hAnsi="Times New Roman" w:cs="Times New Roman"/>
-        </w:rPr>
-      </w:pPr>
-      <w:r>
-        <w:rPr>
-          <w:rFonts w:ascii="Times New Roman" w:hAnsi="Times New Roman" w:cs="Times New Roman"/>
-        </w:rPr>
-        <w:t>creating planets</w:t>
-      </w:r>
-    </w:p>
-    <w:p>
-      <w:pPr>
-        <w:numPr>
-          <w:ilvl w:val="0"/>
-          <w:numId w:val="17"/>
-        </w:numPr>
-        <w:spacing w:line="360" w:lineRule="auto"/>
-        <w:rPr>
-          <w:rFonts w:ascii="Times New Roman" w:hAnsi="Times New Roman" w:cs="Times New Roman"/>
-        </w:rPr>
-      </w:pPr>
-      <w:r>
-        <w:rPr>
-          <w:rFonts w:ascii="Times New Roman" w:hAnsi="Times New Roman" w:cs="Times New Roman"/>
-        </w:rPr>
-        <w:t>creating Jedi</w:t>
-      </w:r>
-    </w:p>
-    <w:p>
-      <w:pPr>
-        <w:numPr>
-          <w:ilvl w:val="0"/>
-          <w:numId w:val="17"/>
-        </w:numPr>
-        <w:spacing w:line="360" w:lineRule="auto"/>
-        <w:rPr>
-          <w:rFonts w:ascii="Times New Roman" w:hAnsi="Times New Roman" w:cs="Times New Roman"/>
-        </w:rPr>
-      </w:pPr>
-      <w:r>
-        <w:rPr>
-          <w:rFonts w:ascii="Times New Roman" w:hAnsi="Times New Roman" w:cs="Times New Roman"/>
-        </w:rPr>
-        <w:t>removing Jedi</w:t>
-      </w:r>
-    </w:p>
-    <w:p>
-      <w:pPr>
-        <w:numPr>
-          <w:ilvl w:val="0"/>
-          <w:numId w:val="17"/>
-        </w:numPr>
-        <w:spacing w:line="360" w:lineRule="auto"/>
-        <w:rPr>
-          <w:rFonts w:ascii="Times New Roman" w:hAnsi="Times New Roman" w:cs="Times New Roman"/>
-        </w:rPr>
-      </w:pPr>
-      <w:r>
-        <w:rPr>
-          <w:rFonts w:ascii="Times New Roman" w:hAnsi="Times New Roman" w:cs="Times New Roman"/>
-        </w:rPr>
-        <w:t>promotion and demotion</w:t>
-      </w:r>
-    </w:p>
-    <w:p>
-      <w:pPr>
-        <w:numPr>
-          <w:ilvl w:val="0"/>
-          <w:numId w:val="17"/>
-        </w:numPr>
-        <w:spacing w:line="360" w:lineRule="auto"/>
-        <w:rPr>
-          <w:rFonts w:ascii="Times New Roman" w:hAnsi="Times New Roman" w:cs="Times New Roman"/>
-        </w:rPr>
-      </w:pPr>
-      <w:r>
-        <w:rPr>
-          <w:rFonts w:ascii="Times New Roman" w:hAnsi="Times New Roman" w:cs="Times New Roman"/>
-        </w:rPr>
-        <w:t>searching for strongest Jedi</w:t>
-      </w:r>
-    </w:p>
-    <w:p>
-      <w:pPr>
-        <w:numPr>
-          <w:ilvl w:val="0"/>
-          <w:numId w:val="17"/>
-        </w:numPr>
-        <w:spacing w:line="360" w:lineRule="auto"/>
-        <w:rPr>
-          <w:rFonts w:ascii="Times New Roman" w:hAnsi="Times New Roman" w:cs="Times New Roman"/>
-        </w:rPr>
-      </w:pPr>
-      <w:r>
-        <w:rPr>
-          <w:rFonts w:ascii="Times New Roman" w:hAnsi="Times New Roman" w:cs="Times New Roman"/>
-        </w:rPr>
-        <w:t>searching for youngest Jedi</w:t>
-      </w:r>
-    </w:p>
-    <w:p>
-      <w:pPr>
-        <w:numPr>
-          <w:ilvl w:val="0"/>
-          <w:numId w:val="17"/>
-        </w:numPr>
-        <w:spacing w:line="360" w:lineRule="auto"/>
-        <w:rPr>
-          <w:rFonts w:ascii="Times New Roman" w:hAnsi="Times New Roman" w:cs="Times New Roman"/>
-        </w:rPr>
-      </w:pPr>
-      <w:r>
-        <w:rPr>
-          <w:rFonts w:ascii="Times New Roman" w:hAnsi="Times New Roman" w:cs="Times New Roman"/>
-        </w:rPr>
-        <w:t>saber color statistics</w:t>
-      </w:r>
-    </w:p>
-    <w:p>
-      <w:pPr>
-        <w:numPr>
-          <w:ilvl w:val="0"/>
-          <w:numId w:val="17"/>
-        </w:numPr>
-        <w:spacing w:line="360" w:lineRule="auto"/>
-        <w:rPr>
-          <w:rFonts w:ascii="Times New Roman" w:hAnsi="Times New Roman" w:cs="Times New Roman"/>
-        </w:rPr>
-      </w:pPr>
-      <w:r>
-        <w:rPr>
-          <w:rFonts w:ascii="Times New Roman" w:hAnsi="Times New Roman" w:cs="Times New Roman"/>
-        </w:rPr>
         <w:t>printing information</w:t>
       </w:r>
     </w:p>
@@ -4111,14 +4467,6 @@
           <w:rFonts w:ascii="Times New Roman" w:hAnsi="Times New Roman" w:cs="Times New Roman"/>
         </w:rPr>
       </w:pPr>
-      <w:r>
-        <w:rPr>
-          <w:rFonts w:ascii="Times New Roman" w:hAnsi="Times New Roman" w:cs="Times New Roman"/>
-        </w:rPr>
-        <w:pict w14:anchorId="427903C0">
-          <v:rect id="_x0000_i1044" style="width:0;height:1.5pt" o:hralign="center" o:hrstd="t" o:hr="t" fillcolor="#a0a0a0" stroked="f"/>
-        </w:pict>
-      </w:r>
     </w:p>
     <w:p>
       <w:pPr>
@@ -4246,7 +4594,6 @@
         <w:rPr>
           <w:rFonts w:ascii="Times New Roman" w:hAnsi="Times New Roman" w:cs="Times New Roman"/>
         </w:rPr>
-        <w:lastRenderedPageBreak/>
         <w:t>2. Java SE Documentation</w:t>
       </w:r>
     </w:p>
@@ -7444,7 +7791,6 @@
   <w:style w:type="character" w:default="1" w:styleId="DefaultParagraphFont">
     <w:name w:val="Default Paragraph Font"/>
     <w:uiPriority w:val="1"/>
-    <w:semiHidden/>
     <w:unhideWhenUsed/>
   </w:style>
   <w:style w:type="table" w:default="1" w:styleId="TableNormal">
